--- a/spa/docx/001.content.docx
+++ b/spa/docx/001.content.docx
@@ -19,7 +19,7 @@
         <w:rPr>
           <w:lang w:val="es_ES" w:bidi="es_ES"/>
         </w:rPr>
-        <w:t>Resource: Tyndale Open Study Notes</w:t>
+        <w:t>Resource: Aquifer Open Study Notes (Profiles)</w:t>
       </w:r>
       <w:r>
         <w:rPr>
@@ -112,7 +112,7 @@
         <w:rPr>
           <w:lang w:val="es_ES" w:bidi="es_ES"/>
         </w:rPr>
-        <w:t>Tyndale Open Study Notes</w:t>
+        <w:t>Aquifer Open Study Notes (Profiles)</w:t>
       </w:r>
     </w:p>
     <w:p>

--- a/spa/docx/001.content.docx
+++ b/spa/docx/001.content.docx
@@ -233,90 +233,60 @@
         </w:rPr>
         <w:t xml:space="preserve">Aarón era el hermano mayor de Moisés (ver </w:t>
       </w:r>
-      <w:hyperlink r:id="rId13">
-        <w:r>
-          <w:rPr>
-            <w:lang w:val="es_ES" w:bidi="es_ES"/>
-          </w:rPr>
-          <w:rPr>
-            <w:color w:val="0000EE"/>
-            <w:u w:val="single"/>
-          </w:rPr>
-          <w:t>Éxodo 6.20;</w:t>
-        </w:r>
-      </w:hyperlink>
+      <w:r>
+        <w:rPr>
+          <w:lang w:val="es_ES" w:bidi="es_ES"/>
+        </w:rPr>
+        <w:t>Éxodo 6.20;</w:t>
+      </w:r>
       <w:r>
         <w:rPr>
           <w:lang w:val="es_ES" w:bidi="es_ES"/>
         </w:rPr>
         <w:t xml:space="preserve"> </w:t>
       </w:r>
-      <w:hyperlink r:id="rId14">
-        <w:r>
-          <w:rPr>
-            <w:lang w:val="es_ES" w:bidi="es_ES"/>
-          </w:rPr>
-          <w:rPr>
-            <w:color w:val="0000EE"/>
-            <w:u w:val="single"/>
-          </w:rPr>
-          <w:t>7.7</w:t>
-        </w:r>
-      </w:hyperlink>
+      <w:r>
+        <w:rPr>
+          <w:lang w:val="es_ES" w:bidi="es_ES"/>
+        </w:rPr>
+        <w:t>7.7</w:t>
+      </w:r>
       <w:r>
         <w:rPr>
           <w:lang w:val="es_ES" w:bidi="es_ES"/>
         </w:rPr>
         <w:t>). Desempeñó un papel crucial en el establecimiento de Israel y sus instituciones, especialmente el sacerdocio. Aparece por primera vez después del llamado de Moisés en la zarza ardiente (</w:t>
       </w:r>
-      <w:hyperlink r:id="rId15">
-        <w:r>
-          <w:rPr>
-            <w:lang w:val="es_ES" w:bidi="es_ES"/>
-          </w:rPr>
-          <w:rPr>
-            <w:color w:val="0000EE"/>
-            <w:u w:val="single"/>
-          </w:rPr>
-          <w:t>Éxodo 3.1- 4.17</w:t>
-        </w:r>
-      </w:hyperlink>
+      <w:r>
+        <w:rPr>
+          <w:lang w:val="es_ES" w:bidi="es_ES"/>
+        </w:rPr>
+        <w:t>Éxodo 3.1- 4.17</w:t>
+      </w:r>
       <w:r>
         <w:rPr>
           <w:lang w:val="es_ES" w:bidi="es_ES"/>
         </w:rPr>
         <w:t>). Moisés dudó en aceptar su misión de Dios, alegando que no podía liderar a los israelitas fuera de Egipto debido a sus dificultades para hablar (</w:t>
       </w:r>
-      <w:hyperlink r:id="rId16">
-        <w:r>
-          <w:rPr>
-            <w:lang w:val="es_ES" w:bidi="es_ES"/>
-          </w:rPr>
-          <w:rPr>
-            <w:color w:val="0000EE"/>
-            <w:u w:val="single"/>
-          </w:rPr>
-          <w:t>Éxodo 4.10</w:t>
-        </w:r>
-      </w:hyperlink>
+      <w:r>
+        <w:rPr>
+          <w:lang w:val="es_ES" w:bidi="es_ES"/>
+        </w:rPr>
+        <w:t>Éxodo 4.10</w:t>
+      </w:r>
       <w:r>
         <w:rPr>
           <w:lang w:val="es_ES" w:bidi="es_ES"/>
         </w:rPr>
         <w:t>). A pesar de las garantías de Dios, Moisés siguió resistiéndose hasta que Dios designó a Aarón para hablar en su lugar. Desde entonces, Aarón frecuentemente estuvo al lado de Moisés, hablando con los líderes israelitas y exigiendo que el Faraón permitiera que los israelitas salieran de Egipto (</w:t>
       </w:r>
-      <w:hyperlink r:id="rId17">
-        <w:r>
-          <w:rPr>
-            <w:lang w:val="es_ES" w:bidi="es_ES"/>
-          </w:rPr>
-          <w:rPr>
-            <w:color w:val="0000EE"/>
-            <w:u w:val="single"/>
-          </w:rPr>
-          <w:t>Éxodo 5.1–5</w:t>
-        </w:r>
-      </w:hyperlink>
+      <w:r>
+        <w:rPr>
+          <w:lang w:val="es_ES" w:bidi="es_ES"/>
+        </w:rPr>
+        <w:t>Éxodo 5.1–5</w:t>
+      </w:r>
       <w:r>
         <w:rPr>
           <w:lang w:val="es_ES" w:bidi="es_ES"/>
@@ -337,72 +307,48 @@
         </w:rPr>
         <w:t>Durante el tiempo de los israelitas en el desierto, Dios eligió a Aarón y a sus hijos para ser sacerdotes (</w:t>
       </w:r>
-      <w:hyperlink r:id="rId18">
-        <w:r>
-          <w:rPr>
-            <w:lang w:val="es_ES" w:bidi="es_ES"/>
-          </w:rPr>
-          <w:rPr>
-            <w:color w:val="0000EE"/>
-            <w:u w:val="single"/>
-          </w:rPr>
-          <w:t>Éxodo 28.1–5;</w:t>
-        </w:r>
-      </w:hyperlink>
+      <w:r>
+        <w:rPr>
+          <w:lang w:val="es_ES" w:bidi="es_ES"/>
+        </w:rPr>
+        <w:t>Éxodo 28.1–5;</w:t>
+      </w:r>
       <w:r>
         <w:rPr>
           <w:lang w:val="es_ES" w:bidi="es_ES"/>
         </w:rPr>
         <w:t xml:space="preserve"> </w:t>
       </w:r>
-      <w:hyperlink r:id="rId19">
-        <w:r>
-          <w:rPr>
-            <w:lang w:val="es_ES" w:bidi="es_ES"/>
-          </w:rPr>
-          <w:rPr>
-            <w:color w:val="0000EE"/>
-            <w:u w:val="single"/>
-          </w:rPr>
-          <w:t>29.1–46;</w:t>
-        </w:r>
-      </w:hyperlink>
+      <w:r>
+        <w:rPr>
+          <w:lang w:val="es_ES" w:bidi="es_ES"/>
+        </w:rPr>
+        <w:t>29.1–46;</w:t>
+      </w:r>
       <w:r>
         <w:rPr>
           <w:lang w:val="es_ES" w:bidi="es_ES"/>
         </w:rPr>
         <w:t xml:space="preserve"> </w:t>
       </w:r>
-      <w:hyperlink r:id="rId20">
-        <w:r>
-          <w:rPr>
-            <w:lang w:val="es_ES" w:bidi="es_ES"/>
-          </w:rPr>
-          <w:rPr>
-            <w:color w:val="0000EE"/>
-            <w:u w:val="single"/>
-          </w:rPr>
-          <w:t>Levítico 8.1–36</w:t>
-        </w:r>
-      </w:hyperlink>
+      <w:r>
+        <w:rPr>
+          <w:lang w:val="es_ES" w:bidi="es_ES"/>
+        </w:rPr>
+        <w:t>Levítico 8.1–36</w:t>
+      </w:r>
       <w:r>
         <w:rPr>
           <w:lang w:val="es_ES" w:bidi="es_ES"/>
         </w:rPr>
         <w:t>). Aarón se convirtió en el primer sumo sacerdote de Israel. Su papel era crucial en el Día de la Expiación, ya que era el único día en que el sumo sacerdote entraba en el Lugar Santísimo para purificarlo de los pecados de Israel (</w:t>
       </w:r>
-      <w:hyperlink r:id="rId21">
-        <w:r>
-          <w:rPr>
-            <w:lang w:val="es_ES" w:bidi="es_ES"/>
-          </w:rPr>
-          <w:rPr>
-            <w:color w:val="0000EE"/>
-            <w:u w:val="single"/>
-          </w:rPr>
-          <w:t>Levítico 16</w:t>
-        </w:r>
-      </w:hyperlink>
+      <w:r>
+        <w:rPr>
+          <w:lang w:val="es_ES" w:bidi="es_ES"/>
+        </w:rPr>
+        <w:t>Levítico 16</w:t>
+      </w:r>
       <w:r>
         <w:rPr>
           <w:lang w:val="es_ES" w:bidi="es_ES"/>
@@ -423,18 +369,12 @@
         </w:rPr>
         <w:t>Aarón no era un líder perfecto. Mientras Moisés estaba en el Monte Sinaí recibiendo la ley de Dios, Aarón ayudó al pueblo a fabricar un ídolo (</w:t>
       </w:r>
-      <w:hyperlink r:id="rId22">
-        <w:r>
-          <w:rPr>
-            <w:lang w:val="es_ES" w:bidi="es_ES"/>
-          </w:rPr>
-          <w:rPr>
-            <w:color w:val="0000EE"/>
-            <w:u w:val="single"/>
-          </w:rPr>
-          <w:t>Éxodo 32</w:t>
-        </w:r>
-      </w:hyperlink>
+      <w:r>
+        <w:rPr>
+          <w:lang w:val="es_ES" w:bidi="es_ES"/>
+        </w:rPr>
+        <w:t>Éxodo 32</w:t>
+      </w:r>
       <w:r>
         <w:rPr>
           <w:lang w:val="es_ES" w:bidi="es_ES"/>
@@ -455,72 +395,48 @@
         </w:rPr>
         <w:t>Aarón y su hermana, María, en una ocasión cuestionaron erróneamente la autoridad de Moisés. Esto resultó en que María sufriera temporalmente de lepra (</w:t>
       </w:r>
-      <w:hyperlink r:id="rId23">
-        <w:r>
-          <w:rPr>
-            <w:lang w:val="es_ES" w:bidi="es_ES"/>
-          </w:rPr>
-          <w:rPr>
-            <w:color w:val="0000EE"/>
-            <w:u w:val="single"/>
-          </w:rPr>
-          <w:t>Números 12</w:t>
-        </w:r>
-      </w:hyperlink>
+      <w:r>
+        <w:rPr>
+          <w:lang w:val="es_ES" w:bidi="es_ES"/>
+        </w:rPr>
+        <w:t>Números 12</w:t>
+      </w:r>
       <w:r>
         <w:rPr>
           <w:lang w:val="es_ES" w:bidi="es_ES"/>
         </w:rPr>
         <w:t>). Más tarde, cuando otros levitas cuestionaron la autoridad de Aarón, Dios confirmó el papel de Aarón haciendo que su vara floreciera con flores de almendro (</w:t>
       </w:r>
-      <w:hyperlink r:id="rId24">
-        <w:r>
-          <w:rPr>
-            <w:lang w:val="es_ES" w:bidi="es_ES"/>
-          </w:rPr>
-          <w:rPr>
-            <w:color w:val="0000EE"/>
-            <w:u w:val="single"/>
-          </w:rPr>
-          <w:t>Números 17</w:t>
-        </w:r>
-      </w:hyperlink>
+      <w:r>
+        <w:rPr>
+          <w:lang w:val="es_ES" w:bidi="es_ES"/>
+        </w:rPr>
+        <w:t>Números 17</w:t>
+      </w:r>
       <w:r>
         <w:rPr>
           <w:lang w:val="es_ES" w:bidi="es_ES"/>
         </w:rPr>
         <w:t>). Sin embargo, debido a que Moisés y Aarón cuestionaron la autoridad de Dios (</w:t>
       </w:r>
-      <w:hyperlink r:id="rId25">
-        <w:r>
-          <w:rPr>
-            <w:lang w:val="es_ES" w:bidi="es_ES"/>
-          </w:rPr>
-          <w:rPr>
-            <w:color w:val="0000EE"/>
-            <w:u w:val="single"/>
-          </w:rPr>
-          <w:t>Números 20.1–13</w:t>
-        </w:r>
-      </w:hyperlink>
+      <w:r>
+        <w:rPr>
+          <w:lang w:val="es_ES" w:bidi="es_ES"/>
+        </w:rPr>
+        <w:t>Números 20.1–13</w:t>
+      </w:r>
       <w:r>
         <w:rPr>
           <w:lang w:val="es_ES" w:bidi="es_ES"/>
         </w:rPr>
         <w:t>), ambos murieron en el desierto y no entraron en la Tierra Prometida (</w:t>
       </w:r>
-      <w:hyperlink r:id="rId26">
-        <w:r>
-          <w:rPr>
-            <w:lang w:val="es_ES" w:bidi="es_ES"/>
-          </w:rPr>
-          <w:rPr>
-            <w:color w:val="0000EE"/>
-            <w:u w:val="single"/>
-          </w:rPr>
-          <w:t>Números 20.22–29</w:t>
-        </w:r>
-      </w:hyperlink>
+      <w:r>
+        <w:rPr>
+          <w:lang w:val="es_ES" w:bidi="es_ES"/>
+        </w:rPr>
+        <w:t>Números 20.22–29</w:t>
+      </w:r>
       <w:r>
         <w:rPr>
           <w:lang w:val="es_ES" w:bidi="es_ES"/>
@@ -541,18 +457,12 @@
         </w:rPr>
         <w:t xml:space="preserve">Jesús es ahora el Gran Sumo Sacerdote, con mayor autoridad y poder que Aarón (ver </w:t>
       </w:r>
-      <w:hyperlink r:id="rId27">
-        <w:r>
-          <w:rPr>
-            <w:lang w:val="es_ES" w:bidi="es_ES"/>
-          </w:rPr>
-          <w:rPr>
-            <w:color w:val="0000EE"/>
-            <w:u w:val="single"/>
-          </w:rPr>
-          <w:t>Hebreos 7–10</w:t>
-        </w:r>
-      </w:hyperlink>
+      <w:r>
+        <w:rPr>
+          <w:lang w:val="es_ES" w:bidi="es_ES"/>
+        </w:rPr>
+        <w:t>Hebreos 7–10</w:t>
+      </w:r>
       <w:r>
         <w:rPr>
           <w:lang w:val="es_ES" w:bidi="es_ES"/>
@@ -582,174 +492,114 @@
           <w:lang w:val="es_ES" w:bidi="es_ES"/>
         </w:rPr>
       </w:r>
-      <w:hyperlink r:id="rId28">
-        <w:r>
-          <w:rPr>
-            <w:lang w:val="es_ES" w:bidi="es_ES"/>
-          </w:rPr>
-          <w:rPr>
-            <w:color w:val="0000EE"/>
-            <w:u w:val="single"/>
-          </w:rPr>
-          <w:t>Éxodo 4.14–17,</w:t>
-        </w:r>
-      </w:hyperlink>
+      <w:r>
+        <w:rPr>
+          <w:lang w:val="es_ES" w:bidi="es_ES"/>
+        </w:rPr>
+        <w:t>Éxodo 4.14–17,</w:t>
+      </w:r>
       <w:r>
         <w:rPr>
           <w:lang w:val="es_ES" w:bidi="es_ES"/>
         </w:rPr>
         <w:t xml:space="preserve"> </w:t>
       </w:r>
-      <w:hyperlink r:id="rId29">
-        <w:r>
-          <w:rPr>
-            <w:lang w:val="es_ES" w:bidi="es_ES"/>
-          </w:rPr>
-          <w:rPr>
-            <w:color w:val="0000EE"/>
-            <w:u w:val="single"/>
-          </w:rPr>
-          <w:t xml:space="preserve">27–31; </w:t>
-        </w:r>
-      </w:hyperlink>
-      <w:hyperlink r:id="rId30">
-        <w:r>
-          <w:rPr>
-            <w:lang w:val="es_ES" w:bidi="es_ES"/>
-          </w:rPr>
-          <w:rPr>
-            <w:color w:val="0000EE"/>
-            <w:u w:val="single"/>
-          </w:rPr>
-          <w:t>6.20–27;</w:t>
-        </w:r>
-      </w:hyperlink>
+      <w:r>
+        <w:rPr>
+          <w:lang w:val="es_ES" w:bidi="es_ES"/>
+        </w:rPr>
+        <w:t xml:space="preserve">27–31; </w:t>
+      </w:r>
+      <w:r>
+        <w:rPr>
+          <w:lang w:val="es_ES" w:bidi="es_ES"/>
+        </w:rPr>
+        <w:t>6.20–27;</w:t>
+      </w:r>
       <w:r>
         <w:rPr>
           <w:lang w:val="es_ES" w:bidi="es_ES"/>
         </w:rPr>
         <w:t xml:space="preserve"> </w:t>
       </w:r>
-      <w:hyperlink r:id="rId31">
-        <w:r>
-          <w:rPr>
-            <w:lang w:val="es_ES" w:bidi="es_ES"/>
-          </w:rPr>
-          <w:rPr>
-            <w:color w:val="0000EE"/>
-            <w:u w:val="single"/>
-          </w:rPr>
-          <w:t>7.1–2;</w:t>
-        </w:r>
-      </w:hyperlink>
+      <w:r>
+        <w:rPr>
+          <w:lang w:val="es_ES" w:bidi="es_ES"/>
+        </w:rPr>
+        <w:t>7.1–2;</w:t>
+      </w:r>
       <w:r>
         <w:rPr>
           <w:lang w:val="es_ES" w:bidi="es_ES"/>
         </w:rPr>
         <w:t xml:space="preserve"> </w:t>
       </w:r>
-      <w:hyperlink r:id="rId18">
-        <w:r>
-          <w:rPr>
-            <w:lang w:val="es_ES" w:bidi="es_ES"/>
-          </w:rPr>
-          <w:rPr>
-            <w:color w:val="0000EE"/>
-            <w:u w:val="single"/>
-          </w:rPr>
-          <w:t>28.1–5;</w:t>
-        </w:r>
-      </w:hyperlink>
+      <w:r>
+        <w:rPr>
+          <w:lang w:val="es_ES" w:bidi="es_ES"/>
+        </w:rPr>
+        <w:t>28.1–5;</w:t>
+      </w:r>
       <w:r>
         <w:rPr>
           <w:lang w:val="es_ES" w:bidi="es_ES"/>
         </w:rPr>
         <w:t xml:space="preserve"> </w:t>
       </w:r>
-      <w:hyperlink r:id="rId32">
-        <w:r>
-          <w:rPr>
-            <w:lang w:val="es_ES" w:bidi="es_ES"/>
-          </w:rPr>
-          <w:rPr>
-            <w:color w:val="0000EE"/>
-            <w:u w:val="single"/>
-          </w:rPr>
-          <w:t>32.1–25;</w:t>
-        </w:r>
-      </w:hyperlink>
+      <w:r>
+        <w:rPr>
+          <w:lang w:val="es_ES" w:bidi="es_ES"/>
+        </w:rPr>
+        <w:t>32.1–25;</w:t>
+      </w:r>
       <w:r>
         <w:rPr>
           <w:lang w:val="es_ES" w:bidi="es_ES"/>
         </w:rPr>
         <w:t xml:space="preserve"> </w:t>
       </w:r>
-      <w:hyperlink r:id="rId33">
-        <w:r>
-          <w:rPr>
-            <w:lang w:val="es_ES" w:bidi="es_ES"/>
-          </w:rPr>
-          <w:rPr>
-            <w:color w:val="0000EE"/>
-            <w:u w:val="single"/>
-          </w:rPr>
-          <w:t>Números 12.1–12;</w:t>
-        </w:r>
-      </w:hyperlink>
+      <w:r>
+        <w:rPr>
+          <w:lang w:val="es_ES" w:bidi="es_ES"/>
+        </w:rPr>
+        <w:t>Números 12.1–12;</w:t>
+      </w:r>
       <w:r>
         <w:rPr>
           <w:lang w:val="es_ES" w:bidi="es_ES"/>
         </w:rPr>
         <w:t xml:space="preserve"> </w:t>
       </w:r>
-      <w:hyperlink r:id="rId25">
-        <w:r>
-          <w:rPr>
-            <w:lang w:val="es_ES" w:bidi="es_ES"/>
-          </w:rPr>
-          <w:rPr>
-            <w:color w:val="0000EE"/>
-            <w:u w:val="single"/>
-          </w:rPr>
-          <w:t>20.1–13,</w:t>
-        </w:r>
-      </w:hyperlink>
+      <w:r>
+        <w:rPr>
+          <w:lang w:val="es_ES" w:bidi="es_ES"/>
+        </w:rPr>
+        <w:t>20.1–13,</w:t>
+      </w:r>
       <w:r>
         <w:rPr>
           <w:lang w:val="es_ES" w:bidi="es_ES"/>
         </w:rPr>
         <w:t xml:space="preserve"> </w:t>
       </w:r>
-      <w:hyperlink r:id="rId26">
-        <w:r>
-          <w:rPr>
-            <w:lang w:val="es_ES" w:bidi="es_ES"/>
-          </w:rPr>
-          <w:rPr>
-            <w:color w:val="0000EE"/>
-            <w:u w:val="single"/>
-          </w:rPr>
-          <w:t>22–29;</w:t>
-        </w:r>
-      </w:hyperlink>
+      <w:r>
+        <w:rPr>
+          <w:lang w:val="es_ES" w:bidi="es_ES"/>
+        </w:rPr>
+        <w:t>22–29;</w:t>
+      </w:r>
       <w:r>
         <w:rPr>
           <w:lang w:val="es_ES" w:bidi="es_ES"/>
         </w:rPr>
         <w:t xml:space="preserve"> </w:t>
       </w:r>
-      <w:hyperlink r:id="rId34">
-        <w:r>
-          <w:rPr>
-            <w:lang w:val="es_ES" w:bidi="es_ES"/>
-          </w:rPr>
-          <w:rPr>
-            <w:color w:val="0000EE"/>
-            <w:u w:val="single"/>
-          </w:rPr>
-          <w:t>Hechos 7.39–41.</w:t>
-        </w:r>
-      </w:hyperlink>
+      <w:r>
+        <w:rPr>
+          <w:lang w:val="es_ES" w:bidi="es_ES"/>
+        </w:rPr>
+        <w:t>Hechos 7.39–41.</w:t>
+      </w:r>
       <w:r>
         <w:rPr>
           <w:lang w:val="es_ES" w:bidi="es_ES"/>
@@ -812,54 +662,36 @@
         </w:rPr>
         <w:t>Abiathar fue uno de los primeros en la administración de Saúl en apoyar a David. Su apoyo fue sólido. Representaba la línea sacerdotal de Elí y trajo el santo ephod con el Urim y Thummim (</w:t>
       </w:r>
-      <w:hyperlink r:id="rId35">
-        <w:r>
-          <w:rPr>
-            <w:lang w:val="es_ES" w:bidi="es_ES"/>
-          </w:rPr>
-          <w:rPr>
-            <w:color w:val="0000EE"/>
-            <w:u w:val="single"/>
-          </w:rPr>
-          <w:t>Éxodo 28.29–30</w:t>
-        </w:r>
-      </w:hyperlink>
+      <w:r>
+        <w:rPr>
+          <w:lang w:val="es_ES" w:bidi="es_ES"/>
+        </w:rPr>
+        <w:t>Éxodo 28.29–30</w:t>
+      </w:r>
       <w:r>
         <w:rPr>
           <w:lang w:val="es_ES" w:bidi="es_ES"/>
         </w:rPr>
         <w:t>). (El ephod era una vestimenta sagrada usada por el sumo sacerdote, y el Urim y Thummim se utilizaban para buscar la guía de Dios). Esto le permitió buscar la orientación divina para David durante las crisis (</w:t>
       </w:r>
-      <w:hyperlink r:id="rId36">
-        <w:r>
-          <w:rPr>
-            <w:lang w:val="es_ES" w:bidi="es_ES"/>
-          </w:rPr>
-          <w:rPr>
-            <w:color w:val="0000EE"/>
-            <w:u w:val="single"/>
-          </w:rPr>
-          <w:t>1 Samuel 23.1–12;</w:t>
-        </w:r>
-      </w:hyperlink>
+      <w:r>
+        <w:rPr>
+          <w:lang w:val="es_ES" w:bidi="es_ES"/>
+        </w:rPr>
+        <w:t>1 Samuel 23.1–12;</w:t>
+      </w:r>
       <w:r>
         <w:rPr>
           <w:lang w:val="es_ES" w:bidi="es_ES"/>
         </w:rPr>
         <w:t xml:space="preserve"> </w:t>
       </w:r>
-      <w:hyperlink r:id="rId37">
-        <w:r>
-          <w:rPr>
-            <w:lang w:val="es_ES" w:bidi="es_ES"/>
-          </w:rPr>
-          <w:rPr>
-            <w:color w:val="0000EE"/>
-            <w:u w:val="single"/>
-          </w:rPr>
-          <w:t>30.7–8</w:t>
-        </w:r>
-      </w:hyperlink>
+      <w:r>
+        <w:rPr>
+          <w:lang w:val="es_ES" w:bidi="es_ES"/>
+        </w:rPr>
+        <w:t>30.7–8</w:t>
+      </w:r>
       <w:r>
         <w:rPr>
           <w:lang w:val="es_ES" w:bidi="es_ES"/>
@@ -880,90 +712,60 @@
         </w:rPr>
         <w:t>Después de que David se convirtió en rey, Abiathar sirvió como sacerdote junto a Sadoc, quien no pertenecía a la línea de Elí (</w:t>
       </w:r>
-      <w:hyperlink r:id="rId38">
-        <w:r>
-          <w:rPr>
-            <w:lang w:val="es_ES" w:bidi="es_ES"/>
-          </w:rPr>
-          <w:rPr>
-            <w:color w:val="0000EE"/>
-            <w:u w:val="single"/>
-          </w:rPr>
-          <w:t>1 Crónicas 6.8;</w:t>
-        </w:r>
-      </w:hyperlink>
+      <w:r>
+        <w:rPr>
+          <w:lang w:val="es_ES" w:bidi="es_ES"/>
+        </w:rPr>
+        <w:t>1 Crónicas 6.8;</w:t>
+      </w:r>
       <w:r>
         <w:rPr>
           <w:lang w:val="es_ES" w:bidi="es_ES"/>
         </w:rPr>
         <w:t xml:space="preserve"> </w:t>
       </w:r>
-      <w:hyperlink r:id="rId39">
-        <w:r>
-          <w:rPr>
-            <w:lang w:val="es_ES" w:bidi="es_ES"/>
-          </w:rPr>
-          <w:rPr>
-            <w:color w:val="0000EE"/>
-            <w:u w:val="single"/>
-          </w:rPr>
-          <w:t>18.16;</w:t>
-        </w:r>
-      </w:hyperlink>
+      <w:r>
+        <w:rPr>
+          <w:lang w:val="es_ES" w:bidi="es_ES"/>
+        </w:rPr>
+        <w:t>18.16;</w:t>
+      </w:r>
       <w:r>
         <w:rPr>
           <w:lang w:val="es_ES" w:bidi="es_ES"/>
         </w:rPr>
         <w:t xml:space="preserve"> </w:t>
       </w:r>
-      <w:hyperlink r:id="rId40">
-        <w:r>
-          <w:rPr>
-            <w:lang w:val="es_ES" w:bidi="es_ES"/>
-          </w:rPr>
-          <w:rPr>
-            <w:color w:val="0000EE"/>
-            <w:u w:val="single"/>
-          </w:rPr>
-          <w:t>24.3</w:t>
-        </w:r>
-      </w:hyperlink>
+      <w:r>
+        <w:rPr>
+          <w:lang w:val="es_ES" w:bidi="es_ES"/>
+        </w:rPr>
+        <w:t>24.3</w:t>
+      </w:r>
       <w:r>
         <w:rPr>
           <w:lang w:val="es_ES" w:bidi="es_ES"/>
         </w:rPr>
         <w:t>). Ambos sirvieron bien a David. Durante la rebelión de Absalom, informaron a David sobre los eventos en la capital (</w:t>
       </w:r>
-      <w:hyperlink r:id="rId41">
-        <w:r>
-          <w:rPr>
-            <w:lang w:val="es_ES" w:bidi="es_ES"/>
-          </w:rPr>
-          <w:rPr>
-            <w:color w:val="0000EE"/>
-            <w:u w:val="single"/>
-          </w:rPr>
-          <w:t>2 Samuel 15.27–37;</w:t>
-        </w:r>
-      </w:hyperlink>
+      <w:r>
+        <w:rPr>
+          <w:lang w:val="es_ES" w:bidi="es_ES"/>
+        </w:rPr>
+        <w:t>2 Samuel 15.27–37;</w:t>
+      </w:r>
       <w:r>
         <w:rPr>
           <w:lang w:val="es_ES" w:bidi="es_ES"/>
         </w:rPr>
         <w:t xml:space="preserve"> </w:t>
       </w:r>
-      <w:hyperlink r:id="rId42">
-        <w:r>
-          <w:rPr>
-            <w:lang w:val="es_ES" w:bidi="es_ES"/>
-          </w:rPr>
-          <w:rPr>
-            <w:color w:val="0000EE"/>
-            <w:u w:val="single"/>
-          </w:rPr>
-          <w:t>17.15–16</w:t>
-        </w:r>
-      </w:hyperlink>
+      <w:r>
+        <w:rPr>
+          <w:lang w:val="es_ES" w:bidi="es_ES"/>
+        </w:rPr>
+        <w:t>17.15–16</w:t>
+      </w:r>
       <w:r>
         <w:rPr>
           <w:lang w:val="es_ES" w:bidi="es_ES"/>
@@ -984,72 +786,48 @@
         </w:rPr>
         <w:t>Durante la vejez de David, Abiathar apoyó equivocadamente el intento de Adonía de convertirse en rey en lugar de su padre. Sadoc, por su parte, se mantuvo leal a David y respaldó a Salomón (</w:t>
       </w:r>
-      <w:hyperlink r:id="rId43">
-        <w:r>
-          <w:rPr>
-            <w:lang w:val="es_ES" w:bidi="es_ES"/>
-          </w:rPr>
-          <w:rPr>
-            <w:color w:val="0000EE"/>
-            <w:u w:val="single"/>
-          </w:rPr>
-          <w:t>1 Reyes 1.5–8</w:t>
-        </w:r>
-      </w:hyperlink>
+      <w:r>
+        <w:rPr>
+          <w:lang w:val="es_ES" w:bidi="es_ES"/>
+        </w:rPr>
+        <w:t>1 Reyes 1.5–8</w:t>
+      </w:r>
       <w:r>
         <w:rPr>
           <w:lang w:val="es_ES" w:bidi="es_ES"/>
         </w:rPr>
         <w:t>). Como consecuencia, cuando Salomón ascendió al trono, despojó a Abiathar de su autoridad sacerdotal y lo envió a su propiedad en Anathoth, un pueblo situado a unas cuatro millas al noreste de Jerusalem (</w:t>
       </w:r>
-      <w:hyperlink r:id="rId44">
-        <w:r>
-          <w:rPr>
-            <w:lang w:val="es_ES" w:bidi="es_ES"/>
-          </w:rPr>
-          <w:rPr>
-            <w:color w:val="0000EE"/>
-            <w:u w:val="single"/>
-          </w:rPr>
-          <w:t>1 Reyes 2.26–27</w:t>
-        </w:r>
-      </w:hyperlink>
+      <w:r>
+        <w:rPr>
+          <w:lang w:val="es_ES" w:bidi="es_ES"/>
+        </w:rPr>
+        <w:t>1 Reyes 2.26–27</w:t>
+      </w:r>
       <w:r>
         <w:rPr>
           <w:lang w:val="es_ES" w:bidi="es_ES"/>
         </w:rPr>
         <w:t>). Sadoc fue nombrado sumo sacerdote, y sus descendientes heredaron ese cargo en lugar de los de Abiathar. Esto cumplió la profecía que el Señor había dado en Silo sobre los descendientes de Eli (</w:t>
       </w:r>
-      <w:hyperlink r:id="rId45">
-        <w:r>
-          <w:rPr>
-            <w:lang w:val="es_ES" w:bidi="es_ES"/>
-          </w:rPr>
-          <w:rPr>
-            <w:color w:val="0000EE"/>
-            <w:u w:val="single"/>
-          </w:rPr>
-          <w:t>1 Reyes 2.27;</w:t>
-        </w:r>
-      </w:hyperlink>
+      <w:r>
+        <w:rPr>
+          <w:lang w:val="es_ES" w:bidi="es_ES"/>
+        </w:rPr>
+        <w:t>1 Reyes 2.27;</w:t>
+      </w:r>
       <w:r>
         <w:rPr>
           <w:lang w:val="es_ES" w:bidi="es_ES"/>
         </w:rPr>
         <w:t xml:space="preserve"> ver </w:t>
       </w:r>
-      <w:hyperlink r:id="rId46">
-        <w:r>
-          <w:rPr>
-            <w:lang w:val="es_ES" w:bidi="es_ES"/>
-          </w:rPr>
-          <w:rPr>
-            <w:color w:val="0000EE"/>
-            <w:u w:val="single"/>
-          </w:rPr>
-          <w:t>1 Samuel 2.27–36</w:t>
-        </w:r>
-      </w:hyperlink>
+      <w:r>
+        <w:rPr>
+          <w:lang w:val="es_ES" w:bidi="es_ES"/>
+        </w:rPr>
+        <w:t>1 Samuel 2.27–36</w:t>
+      </w:r>
       <w:r>
         <w:rPr>
           <w:lang w:val="es_ES" w:bidi="es_ES"/>
@@ -1079,144 +857,96 @@
           <w:lang w:val="es_ES" w:bidi="es_ES"/>
         </w:rPr>
       </w:r>
-      <w:hyperlink r:id="rId47">
-        <w:r>
-          <w:rPr>
-            <w:lang w:val="es_ES" w:bidi="es_ES"/>
-          </w:rPr>
-          <w:rPr>
-            <w:color w:val="0000EE"/>
-            <w:u w:val="single"/>
-          </w:rPr>
-          <w:t>1 Samuel 22.20–23;</w:t>
-        </w:r>
-      </w:hyperlink>
+      <w:r>
+        <w:rPr>
+          <w:lang w:val="es_ES" w:bidi="es_ES"/>
+        </w:rPr>
+        <w:t>1 Samuel 22.20–23;</w:t>
+      </w:r>
       <w:r>
         <w:rPr>
           <w:lang w:val="es_ES" w:bidi="es_ES"/>
         </w:rPr>
         <w:t xml:space="preserve"> </w:t>
       </w:r>
-      <w:hyperlink r:id="rId48">
-        <w:r>
-          <w:rPr>
-            <w:lang w:val="es_ES" w:bidi="es_ES"/>
-          </w:rPr>
-          <w:rPr>
-            <w:color w:val="0000EE"/>
-            <w:u w:val="single"/>
-          </w:rPr>
-          <w:t>23.6</w:t>
-        </w:r>
-      </w:hyperlink>
+      <w:r>
+        <w:rPr>
+          <w:lang w:val="es_ES" w:bidi="es_ES"/>
+        </w:rPr>
+        <w:t>23.6</w:t>
+      </w:r>
       <w:r>
         <w:rPr>
           <w:lang w:val="es_ES" w:bidi="es_ES"/>
         </w:rPr>
         <w:t xml:space="preserve">, </w:t>
       </w:r>
-      <w:hyperlink r:id="rId49">
-        <w:r>
-          <w:rPr>
-            <w:lang w:val="es_ES" w:bidi="es_ES"/>
-          </w:rPr>
-          <w:rPr>
-            <w:color w:val="0000EE"/>
-            <w:u w:val="single"/>
-          </w:rPr>
-          <w:t>9;</w:t>
-        </w:r>
-      </w:hyperlink>
+      <w:r>
+        <w:rPr>
+          <w:lang w:val="es_ES" w:bidi="es_ES"/>
+        </w:rPr>
+        <w:t>9;</w:t>
+      </w:r>
       <w:r>
         <w:rPr>
           <w:lang w:val="es_ES" w:bidi="es_ES"/>
         </w:rPr>
         <w:t xml:space="preserve"> </w:t>
       </w:r>
-      <w:hyperlink r:id="rId50">
-        <w:r>
-          <w:rPr>
-            <w:lang w:val="es_ES" w:bidi="es_ES"/>
-          </w:rPr>
-          <w:rPr>
-            <w:color w:val="0000EE"/>
-            <w:u w:val="single"/>
-          </w:rPr>
-          <w:t>30.7;</w:t>
-        </w:r>
-      </w:hyperlink>
+      <w:r>
+        <w:rPr>
+          <w:lang w:val="es_ES" w:bidi="es_ES"/>
+        </w:rPr>
+        <w:t>30.7;</w:t>
+      </w:r>
       <w:r>
         <w:rPr>
           <w:lang w:val="es_ES" w:bidi="es_ES"/>
         </w:rPr>
         <w:t xml:space="preserve"> </w:t>
       </w:r>
-      <w:hyperlink r:id="rId41">
-        <w:r>
-          <w:rPr>
-            <w:lang w:val="es_ES" w:bidi="es_ES"/>
-          </w:rPr>
-          <w:rPr>
-            <w:color w:val="0000EE"/>
-            <w:u w:val="single"/>
-          </w:rPr>
-          <w:t>2 Samuel 15.27–37;</w:t>
-        </w:r>
-      </w:hyperlink>
+      <w:r>
+        <w:rPr>
+          <w:lang w:val="es_ES" w:bidi="es_ES"/>
+        </w:rPr>
+        <w:t>2 Samuel 15.27–37;</w:t>
+      </w:r>
       <w:r>
         <w:rPr>
           <w:lang w:val="es_ES" w:bidi="es_ES"/>
         </w:rPr>
         <w:t xml:space="preserve"> </w:t>
       </w:r>
-      <w:hyperlink r:id="rId51">
-        <w:r>
-          <w:rPr>
-            <w:lang w:val="es_ES" w:bidi="es_ES"/>
-          </w:rPr>
-          <w:rPr>
-            <w:color w:val="0000EE"/>
-            <w:u w:val="single"/>
-          </w:rPr>
-          <w:t>17.15;</w:t>
-        </w:r>
-      </w:hyperlink>
+      <w:r>
+        <w:rPr>
+          <w:lang w:val="es_ES" w:bidi="es_ES"/>
+        </w:rPr>
+        <w:t>17.15;</w:t>
+      </w:r>
       <w:r>
         <w:rPr>
           <w:lang w:val="es_ES" w:bidi="es_ES"/>
         </w:rPr>
         <w:t xml:space="preserve"> </w:t>
       </w:r>
-      <w:hyperlink r:id="rId52">
-        <w:r>
-          <w:rPr>
-            <w:lang w:val="es_ES" w:bidi="es_ES"/>
-          </w:rPr>
-          <w:rPr>
-            <w:color w:val="0000EE"/>
-            <w:u w:val="single"/>
-          </w:rPr>
-          <w:t>1 Reyes 1.1–2.35;</w:t>
-        </w:r>
-      </w:hyperlink>
+      <w:r>
+        <w:rPr>
+          <w:lang w:val="es_ES" w:bidi="es_ES"/>
+        </w:rPr>
+        <w:t>1 Reyes 1.1–2.35;</w:t>
+      </w:r>
       <w:r>
         <w:rPr>
           <w:lang w:val="es_ES" w:bidi="es_ES"/>
         </w:rPr>
         <w:t xml:space="preserve"> </w:t>
       </w:r>
-      <w:hyperlink r:id="rId53">
-        <w:r>
-          <w:rPr>
-            <w:lang w:val="es_ES" w:bidi="es_ES"/>
-          </w:rPr>
-          <w:rPr>
-            <w:color w:val="0000EE"/>
-            <w:u w:val="single"/>
-          </w:rPr>
-          <w:t>1 Crónicas 15.11.</w:t>
-        </w:r>
-      </w:hyperlink>
+      <w:r>
+        <w:rPr>
+          <w:lang w:val="es_ES" w:bidi="es_ES"/>
+        </w:rPr>
+        <w:t>1 Crónicas 15.11.</w:t>
+      </w:r>
       <w:r>
         <w:rPr>
           <w:lang w:val="es_ES" w:bidi="es_ES"/>
@@ -1265,18 +995,12 @@
         </w:rPr>
         <w:t>Abisai era un guerrero fuerte y exitoso, además de ser un líder en el ejército de David. Era sobrino de David, hijo de la hermana de David, Sarvia, y hermano de Joab y Asael (</w:t>
       </w:r>
-      <w:hyperlink r:id="rId54">
-        <w:r>
-          <w:rPr>
-            <w:lang w:val="es_ES" w:bidi="es_ES"/>
-          </w:rPr>
-          <w:rPr>
-            <w:color w:val="0000EE"/>
-            <w:u w:val="single"/>
-          </w:rPr>
-          <w:t>1 Crónicas 2.13–16</w:t>
-        </w:r>
-      </w:hyperlink>
+      <w:r>
+        <w:rPr>
+          <w:lang w:val="es_ES" w:bidi="es_ES"/>
+        </w:rPr>
+        <w:t>1 Crónicas 2.13–16</w:t>
+      </w:r>
       <w:r>
         <w:rPr>
           <w:lang w:val="es_ES" w:bidi="es_ES"/>
@@ -1297,72 +1021,48 @@
         </w:rPr>
         <w:t>Abisai fue muy leal a David y a menudo sugería usar la violencia contra los enemigos de David. Dios permitió que David y Abisai entraran en el campamento de guerra de Saúl mientras las tropas dormían. Abisai quería matar a Saúl, pero David lo detuvo. Más tarde, durante la revuelta de Absalom, David tuvo que abandonar Jerusalem. Semei, un miembro de la familia de Saúl, maldijo al rey, y Abisai quiso matar a Semei (</w:t>
       </w:r>
-      <w:hyperlink r:id="rId55">
-        <w:r>
-          <w:rPr>
-            <w:lang w:val="es_ES" w:bidi="es_ES"/>
-          </w:rPr>
-          <w:rPr>
-            <w:color w:val="0000EE"/>
-            <w:u w:val="single"/>
-          </w:rPr>
-          <w:t>2 Samuel 16.5–9</w:t>
-        </w:r>
-      </w:hyperlink>
+      <w:r>
+        <w:rPr>
+          <w:lang w:val="es_ES" w:bidi="es_ES"/>
+        </w:rPr>
+        <w:t>2 Samuel 16.5–9</w:t>
+      </w:r>
       <w:r>
         <w:rPr>
           <w:lang w:val="es_ES" w:bidi="es_ES"/>
         </w:rPr>
         <w:t>). David rechazó esta idea dos veces (</w:t>
       </w:r>
-      <w:hyperlink r:id="rId56">
-        <w:r>
-          <w:rPr>
-            <w:lang w:val="es_ES" w:bidi="es_ES"/>
-          </w:rPr>
-          <w:rPr>
-            <w:color w:val="0000EE"/>
-            <w:u w:val="single"/>
-          </w:rPr>
-          <w:t>2 Samuel 16.10–13;</w:t>
-        </w:r>
-      </w:hyperlink>
+      <w:r>
+        <w:rPr>
+          <w:lang w:val="es_ES" w:bidi="es_ES"/>
+        </w:rPr>
+        <w:t>2 Samuel 16.10–13;</w:t>
+      </w:r>
       <w:r>
         <w:rPr>
           <w:lang w:val="es_ES" w:bidi="es_ES"/>
         </w:rPr>
         <w:t xml:space="preserve"> </w:t>
       </w:r>
-      <w:hyperlink r:id="rId57">
-        <w:r>
-          <w:rPr>
-            <w:lang w:val="es_ES" w:bidi="es_ES"/>
-          </w:rPr>
-          <w:rPr>
-            <w:color w:val="0000EE"/>
-            <w:u w:val="single"/>
-          </w:rPr>
-          <w:t>19.18–23</w:t>
-        </w:r>
-      </w:hyperlink>
+      <w:r>
+        <w:rPr>
+          <w:lang w:val="es_ES" w:bidi="es_ES"/>
+        </w:rPr>
+        <w:t>19.18–23</w:t>
+      </w:r>
       <w:r>
         <w:rPr>
           <w:lang w:val="es_ES" w:bidi="es_ES"/>
         </w:rPr>
         <w:t>). El deseo de venganza de Abisai y sus hermanos también se manifestó antes: después de que el general de Saúl, Abner, matara al hermano de Abisai, Asael, en defensa propia, Joab y Abisai mataron a Abner en venganza (</w:t>
       </w:r>
-      <w:hyperlink r:id="rId58">
-        <w:r>
-          <w:rPr>
-            <w:lang w:val="es_ES" w:bidi="es_ES"/>
-          </w:rPr>
-          <w:rPr>
-            <w:color w:val="0000EE"/>
-            <w:u w:val="single"/>
-          </w:rPr>
-          <w:t>2 Samuel 3.22–30</w:t>
-        </w:r>
-      </w:hyperlink>
+      <w:r>
+        <w:rPr>
+          <w:lang w:val="es_ES" w:bidi="es_ES"/>
+        </w:rPr>
+        <w:t>2 Samuel 3.22–30</w:t>
+      </w:r>
       <w:r>
         <w:rPr>
           <w:lang w:val="es_ES" w:bidi="es_ES"/>
@@ -1383,90 +1083,60 @@
         </w:rPr>
         <w:t>Abisai era valiente y hábil. En una ocasión, mató a trescientos soldados en una batalla. Debido a esto, se convirtió en el líder de los Treinta, un grupo de guerreros altamente capacitados, clasificándose justo por debajo de los Tres (</w:t>
       </w:r>
-      <w:hyperlink r:id="rId59">
-        <w:r>
-          <w:rPr>
-            <w:lang w:val="es_ES" w:bidi="es_ES"/>
-          </w:rPr>
-          <w:rPr>
-            <w:color w:val="0000EE"/>
-            <w:u w:val="single"/>
-          </w:rPr>
-          <w:t>1 Crónicas 11.20–21</w:t>
-        </w:r>
-      </w:hyperlink>
+      <w:r>
+        <w:rPr>
+          <w:lang w:val="es_ES" w:bidi="es_ES"/>
+        </w:rPr>
+        <w:t>1 Crónicas 11.20–21</w:t>
+      </w:r>
       <w:r>
         <w:rPr>
           <w:lang w:val="es_ES" w:bidi="es_ES"/>
         </w:rPr>
         <w:t>). Abisai también logró una gran victoria sobre los edomitas (</w:t>
       </w:r>
-      <w:hyperlink r:id="rId60">
-        <w:r>
-          <w:rPr>
-            <w:lang w:val="es_ES" w:bidi="es_ES"/>
-          </w:rPr>
-          <w:rPr>
-            <w:color w:val="0000EE"/>
-            <w:u w:val="single"/>
-          </w:rPr>
-          <w:t>1 Crónicas 18.12–13</w:t>
-        </w:r>
-      </w:hyperlink>
+      <w:r>
+        <w:rPr>
+          <w:lang w:val="es_ES" w:bidi="es_ES"/>
+        </w:rPr>
+        <w:t>1 Crónicas 18.12–13</w:t>
+      </w:r>
       <w:r>
         <w:rPr>
           <w:lang w:val="es_ES" w:bidi="es_ES"/>
         </w:rPr>
         <w:t>). En una batalla contra los filisteos, Abisai salvó la vida de David al matar al gigante Isbi-benob (</w:t>
       </w:r>
-      <w:hyperlink r:id="rId61">
-        <w:r>
-          <w:rPr>
-            <w:lang w:val="es_ES" w:bidi="es_ES"/>
-          </w:rPr>
-          <w:rPr>
-            <w:color w:val="0000EE"/>
-            <w:u w:val="single"/>
-          </w:rPr>
-          <w:t>2 Samuel 21.15–17</w:t>
-        </w:r>
-      </w:hyperlink>
+      <w:r>
+        <w:rPr>
+          <w:lang w:val="es_ES" w:bidi="es_ES"/>
+        </w:rPr>
+        <w:t>2 Samuel 21.15–17</w:t>
+      </w:r>
       <w:r>
         <w:rPr>
           <w:lang w:val="es_ES" w:bidi="es_ES"/>
         </w:rPr>
         <w:t>). Abisai también lideró el ejército, y cuando se dividió por razones estratégicas, él dirigió un grupo mientras su hermano Joab dirigía el otro (</w:t>
       </w:r>
-      <w:hyperlink r:id="rId62">
-        <w:r>
-          <w:rPr>
-            <w:lang w:val="es_ES" w:bidi="es_ES"/>
-          </w:rPr>
-          <w:rPr>
-            <w:color w:val="0000EE"/>
-            <w:u w:val="single"/>
-          </w:rPr>
-          <w:t>2 Samuel 10.1–19;</w:t>
-        </w:r>
-      </w:hyperlink>
+      <w:r>
+        <w:rPr>
+          <w:lang w:val="es_ES" w:bidi="es_ES"/>
+        </w:rPr>
+        <w:t>2 Samuel 10.1–19;</w:t>
+      </w:r>
       <w:r>
         <w:rPr>
           <w:lang w:val="es_ES" w:bidi="es_ES"/>
         </w:rPr>
         <w:t xml:space="preserve"> </w:t>
       </w:r>
-      <w:hyperlink r:id="rId63">
-        <w:r>
-          <w:rPr>
-            <w:lang w:val="es_ES" w:bidi="es_ES"/>
-          </w:rPr>
-          <w:rPr>
-            <w:color w:val="0000EE"/>
-            <w:u w:val="single"/>
-          </w:rPr>
-          <w:t>18.1–18</w:t>
-        </w:r>
-      </w:hyperlink>
+      <w:r>
+        <w:rPr>
+          <w:lang w:val="es_ES" w:bidi="es_ES"/>
+        </w:rPr>
+        <w:t>18.1–18</w:t>
+      </w:r>
       <w:r>
         <w:rPr>
           <w:lang w:val="es_ES" w:bidi="es_ES"/>
@@ -1510,258 +1180,168 @@
           <w:lang w:val="es_ES" w:bidi="es_ES"/>
         </w:rPr>
       </w:r>
-      <w:hyperlink r:id="rId64">
-        <w:r>
-          <w:rPr>
-            <w:lang w:val="es_ES" w:bidi="es_ES"/>
-          </w:rPr>
-          <w:rPr>
-            <w:color w:val="0000EE"/>
-            <w:u w:val="single"/>
-          </w:rPr>
-          <w:t>1 Samuel 26.6–12;</w:t>
-        </w:r>
-      </w:hyperlink>
+      <w:r>
+        <w:rPr>
+          <w:lang w:val="es_ES" w:bidi="es_ES"/>
+        </w:rPr>
+        <w:t>1 Samuel 26.6–12;</w:t>
+      </w:r>
       <w:r>
         <w:rPr>
           <w:lang w:val="es_ES" w:bidi="es_ES"/>
         </w:rPr>
         <w:t xml:space="preserve"> </w:t>
       </w:r>
-      <w:hyperlink r:id="rId65">
-        <w:r>
-          <w:rPr>
-            <w:lang w:val="es_ES" w:bidi="es_ES"/>
-          </w:rPr>
-          <w:rPr>
-            <w:color w:val="0000EE"/>
-            <w:u w:val="single"/>
-          </w:rPr>
-          <w:t xml:space="preserve">2 Samuel 2.18; </w:t>
-        </w:r>
-      </w:hyperlink>
-      <w:hyperlink r:id="rId66">
-        <w:r>
-          <w:rPr>
-            <w:lang w:val="es_ES" w:bidi="es_ES"/>
-          </w:rPr>
-          <w:rPr>
-            <w:color w:val="0000EE"/>
-            <w:u w:val="single"/>
-          </w:rPr>
-          <w:t>3.30,</w:t>
-        </w:r>
-      </w:hyperlink>
+      <w:r>
+        <w:rPr>
+          <w:lang w:val="es_ES" w:bidi="es_ES"/>
+        </w:rPr>
+        <w:t xml:space="preserve">2 Samuel 2.18; </w:t>
+      </w:r>
+      <w:r>
+        <w:rPr>
+          <w:lang w:val="es_ES" w:bidi="es_ES"/>
+        </w:rPr>
+        <w:t>3.30,</w:t>
+      </w:r>
       <w:r>
         <w:rPr>
           <w:lang w:val="es_ES" w:bidi="es_ES"/>
         </w:rPr>
         <w:t xml:space="preserve"> </w:t>
       </w:r>
-      <w:hyperlink r:id="rId67">
-        <w:r>
-          <w:rPr>
-            <w:lang w:val="es_ES" w:bidi="es_ES"/>
-          </w:rPr>
-          <w:rPr>
-            <w:color w:val="0000EE"/>
-            <w:u w:val="single"/>
-          </w:rPr>
-          <w:t>39;</w:t>
-        </w:r>
-      </w:hyperlink>
+      <w:r>
+        <w:rPr>
+          <w:lang w:val="es_ES" w:bidi="es_ES"/>
+        </w:rPr>
+        <w:t>39;</w:t>
+      </w:r>
       <w:r>
         <w:rPr>
           <w:lang w:val="es_ES" w:bidi="es_ES"/>
         </w:rPr>
         <w:t xml:space="preserve"> </w:t>
       </w:r>
-      <w:hyperlink r:id="rId68">
-        <w:r>
-          <w:rPr>
-            <w:lang w:val="es_ES" w:bidi="es_ES"/>
-          </w:rPr>
-          <w:rPr>
-            <w:color w:val="0000EE"/>
-            <w:u w:val="single"/>
-          </w:rPr>
-          <w:t>10.10–14;</w:t>
-        </w:r>
-      </w:hyperlink>
+      <w:r>
+        <w:rPr>
+          <w:lang w:val="es_ES" w:bidi="es_ES"/>
+        </w:rPr>
+        <w:t>10.10–14;</w:t>
+      </w:r>
       <w:r>
         <w:rPr>
           <w:lang w:val="es_ES" w:bidi="es_ES"/>
         </w:rPr>
         <w:t xml:space="preserve"> </w:t>
       </w:r>
-      <w:hyperlink r:id="rId69">
-        <w:r>
-          <w:rPr>
-            <w:lang w:val="es_ES" w:bidi="es_ES"/>
-          </w:rPr>
-          <w:rPr>
-            <w:color w:val="0000EE"/>
-            <w:u w:val="single"/>
-          </w:rPr>
-          <w:t>16.9–12;</w:t>
-        </w:r>
-      </w:hyperlink>
+      <w:r>
+        <w:rPr>
+          <w:lang w:val="es_ES" w:bidi="es_ES"/>
+        </w:rPr>
+        <w:t>16.9–12;</w:t>
+      </w:r>
       <w:r>
         <w:rPr>
           <w:lang w:val="es_ES" w:bidi="es_ES"/>
         </w:rPr>
         <w:t xml:space="preserve"> </w:t>
       </w:r>
-      <w:hyperlink r:id="rId70">
-        <w:r>
-          <w:rPr>
-            <w:lang w:val="es_ES" w:bidi="es_ES"/>
-          </w:rPr>
-          <w:rPr>
-            <w:color w:val="0000EE"/>
-            <w:u w:val="single"/>
-          </w:rPr>
-          <w:t>18.1–8;</w:t>
-        </w:r>
-      </w:hyperlink>
+      <w:r>
+        <w:rPr>
+          <w:lang w:val="es_ES" w:bidi="es_ES"/>
+        </w:rPr>
+        <w:t>18.1–8;</w:t>
+      </w:r>
       <w:r>
         <w:rPr>
           <w:lang w:val="es_ES" w:bidi="es_ES"/>
         </w:rPr>
         <w:t xml:space="preserve"> </w:t>
       </w:r>
-      <w:hyperlink r:id="rId71">
-        <w:r>
-          <w:rPr>
-            <w:lang w:val="es_ES" w:bidi="es_ES"/>
-          </w:rPr>
-          <w:rPr>
-            <w:color w:val="0000EE"/>
-            <w:u w:val="single"/>
-          </w:rPr>
-          <w:t>19.21–23;</w:t>
-        </w:r>
-      </w:hyperlink>
+      <w:r>
+        <w:rPr>
+          <w:lang w:val="es_ES" w:bidi="es_ES"/>
+        </w:rPr>
+        <w:t>19.21–23;</w:t>
+      </w:r>
       <w:r>
         <w:rPr>
           <w:lang w:val="es_ES" w:bidi="es_ES"/>
         </w:rPr>
         <w:t xml:space="preserve"> </w:t>
       </w:r>
-      <w:hyperlink r:id="rId72">
-        <w:r>
-          <w:rPr>
-            <w:lang w:val="es_ES" w:bidi="es_ES"/>
-          </w:rPr>
-          <w:rPr>
-            <w:color w:val="0000EE"/>
-            <w:u w:val="single"/>
-          </w:rPr>
-          <w:t>20.6–10;</w:t>
-        </w:r>
-      </w:hyperlink>
+      <w:r>
+        <w:rPr>
+          <w:lang w:val="es_ES" w:bidi="es_ES"/>
+        </w:rPr>
+        <w:t>20.6–10;</w:t>
+      </w:r>
       <w:r>
         <w:rPr>
           <w:lang w:val="es_ES" w:bidi="es_ES"/>
         </w:rPr>
         <w:t xml:space="preserve"> </w:t>
       </w:r>
-      <w:hyperlink r:id="rId73">
-        <w:r>
-          <w:rPr>
-            <w:lang w:val="es_ES" w:bidi="es_ES"/>
-          </w:rPr>
-          <w:rPr>
-            <w:color w:val="0000EE"/>
-            <w:u w:val="single"/>
-          </w:rPr>
-          <w:t>21.17;</w:t>
-        </w:r>
-      </w:hyperlink>
+      <w:r>
+        <w:rPr>
+          <w:lang w:val="es_ES" w:bidi="es_ES"/>
+        </w:rPr>
+        <w:t>21.17;</w:t>
+      </w:r>
       <w:r>
         <w:rPr>
           <w:lang w:val="es_ES" w:bidi="es_ES"/>
         </w:rPr>
         <w:t xml:space="preserve"> </w:t>
       </w:r>
-      <w:hyperlink r:id="rId74">
-        <w:r>
-          <w:rPr>
-            <w:lang w:val="es_ES" w:bidi="es_ES"/>
-          </w:rPr>
-          <w:rPr>
-            <w:color w:val="0000EE"/>
-            <w:u w:val="single"/>
-          </w:rPr>
-          <w:t>23.18–19;</w:t>
-        </w:r>
-      </w:hyperlink>
+      <w:r>
+        <w:rPr>
+          <w:lang w:val="es_ES" w:bidi="es_ES"/>
+        </w:rPr>
+        <w:t>23.18–19;</w:t>
+      </w:r>
       <w:r>
         <w:rPr>
           <w:lang w:val="es_ES" w:bidi="es_ES"/>
         </w:rPr>
         <w:t xml:space="preserve"> </w:t>
       </w:r>
-      <w:hyperlink r:id="rId75">
-        <w:r>
-          <w:rPr>
-            <w:lang w:val="es_ES" w:bidi="es_ES"/>
-          </w:rPr>
-          <w:rPr>
-            <w:color w:val="0000EE"/>
-            <w:u w:val="single"/>
-          </w:rPr>
-          <w:t>1 Crónicas 2.16;</w:t>
-        </w:r>
-      </w:hyperlink>
+      <w:r>
+        <w:rPr>
+          <w:lang w:val="es_ES" w:bidi="es_ES"/>
+        </w:rPr>
+        <w:t>1 Crónicas 2.16;</w:t>
+      </w:r>
       <w:r>
         <w:rPr>
           <w:lang w:val="es_ES" w:bidi="es_ES"/>
         </w:rPr>
         <w:t xml:space="preserve"> </w:t>
       </w:r>
-      <w:hyperlink r:id="rId59">
-        <w:r>
-          <w:rPr>
-            <w:lang w:val="es_ES" w:bidi="es_ES"/>
-          </w:rPr>
-          <w:rPr>
-            <w:color w:val="0000EE"/>
-            <w:u w:val="single"/>
-          </w:rPr>
-          <w:t xml:space="preserve">11.20–21; </w:t>
-        </w:r>
-      </w:hyperlink>
-      <w:hyperlink r:id="rId60">
-        <w:r>
-          <w:rPr>
-            <w:lang w:val="es_ES" w:bidi="es_ES"/>
-          </w:rPr>
-          <w:rPr>
-            <w:color w:val="0000EE"/>
-            <w:u w:val="single"/>
-          </w:rPr>
-          <w:t>18.12–13;</w:t>
-        </w:r>
-      </w:hyperlink>
+      <w:r>
+        <w:rPr>
+          <w:lang w:val="es_ES" w:bidi="es_ES"/>
+        </w:rPr>
+        <w:t xml:space="preserve">11.20–21; </w:t>
+      </w:r>
+      <w:r>
+        <w:rPr>
+          <w:lang w:val="es_ES" w:bidi="es_ES"/>
+        </w:rPr>
+        <w:t>18.12–13;</w:t>
+      </w:r>
       <w:r>
         <w:rPr>
           <w:lang w:val="es_ES" w:bidi="es_ES"/>
         </w:rPr>
         <w:t xml:space="preserve"> </w:t>
       </w:r>
-      <w:hyperlink r:id="rId76">
-        <w:r>
-          <w:rPr>
-            <w:lang w:val="es_ES" w:bidi="es_ES"/>
-          </w:rPr>
-          <w:rPr>
-            <w:color w:val="0000EE"/>
-            <w:u w:val="single"/>
-          </w:rPr>
-          <w:t>19.11–15.</w:t>
-        </w:r>
-      </w:hyperlink>
+      <w:r>
+        <w:rPr>
+          <w:lang w:val="es_ES" w:bidi="es_ES"/>
+        </w:rPr>
+        <w:t>19.11–15.</w:t>
+      </w:r>
       <w:r>
         <w:rPr>
           <w:lang w:val="es_ES" w:bidi="es_ES"/>
@@ -1810,54 +1390,36 @@
         </w:rPr>
         <w:t>Abner, hijo de Ner, era primo del rey Saúl y su general (</w:t>
       </w:r>
-      <w:hyperlink r:id="rId77">
-        <w:r>
-          <w:rPr>
-            <w:lang w:val="es_ES" w:bidi="es_ES"/>
-          </w:rPr>
-          <w:rPr>
-            <w:color w:val="0000EE"/>
-            <w:u w:val="single"/>
-          </w:rPr>
-          <w:t>1 Samuel 14.49–52</w:t>
-        </w:r>
-      </w:hyperlink>
+      <w:r>
+        <w:rPr>
+          <w:lang w:val="es_ES" w:bidi="es_ES"/>
+        </w:rPr>
+        <w:t>1 Samuel 14.49–52</w:t>
+      </w:r>
       <w:r>
         <w:rPr>
           <w:lang w:val="es_ES" w:bidi="es_ES"/>
         </w:rPr>
         <w:t>). Bajo el mando de Abner, los ejércitos de Saúl lograron victorias clave contra los filisteos (</w:t>
       </w:r>
-      <w:hyperlink r:id="rId78">
-        <w:r>
-          <w:rPr>
-            <w:lang w:val="es_ES" w:bidi="es_ES"/>
-          </w:rPr>
-          <w:rPr>
-            <w:color w:val="0000EE"/>
-            <w:u w:val="single"/>
-          </w:rPr>
-          <w:t>1 Samuel 17.1–58</w:t>
-        </w:r>
-      </w:hyperlink>
+      <w:r>
+        <w:rPr>
+          <w:lang w:val="es_ES" w:bidi="es_ES"/>
+        </w:rPr>
+        <w:t>1 Samuel 17.1–58</w:t>
+      </w:r>
       <w:r>
         <w:rPr>
           <w:lang w:val="es_ES" w:bidi="es_ES"/>
         </w:rPr>
         <w:t>). Abner también compartió la mesa del rey con David y Jonathán (</w:t>
       </w:r>
-      <w:hyperlink r:id="rId79">
-        <w:r>
-          <w:rPr>
-            <w:lang w:val="es_ES" w:bidi="es_ES"/>
-          </w:rPr>
-          <w:rPr>
-            <w:color w:val="0000EE"/>
-            <w:u w:val="single"/>
-          </w:rPr>
-          <w:t>1 Samuel 20.24–25</w:t>
-        </w:r>
-      </w:hyperlink>
+      <w:r>
+        <w:rPr>
+          <w:lang w:val="es_ES" w:bidi="es_ES"/>
+        </w:rPr>
+        <w:t>1 Samuel 20.24–25</w:t>
+      </w:r>
       <w:r>
         <w:rPr>
           <w:lang w:val="es_ES" w:bidi="es_ES"/>
@@ -1878,18 +1440,12 @@
         </w:rPr>
         <w:t>David avergonzó a Abner en una ocasión (</w:t>
       </w:r>
-      <w:hyperlink r:id="rId80">
-        <w:r>
-          <w:rPr>
-            <w:lang w:val="es_ES" w:bidi="es_ES"/>
-          </w:rPr>
-          <w:rPr>
-            <w:color w:val="0000EE"/>
-            <w:u w:val="single"/>
-          </w:rPr>
-          <w:t>1 Samuel 26.1–25</w:t>
-        </w:r>
-      </w:hyperlink>
+      <w:r>
+        <w:rPr>
+          <w:lang w:val="es_ES" w:bidi="es_ES"/>
+        </w:rPr>
+        <w:t>1 Samuel 26.1–25</w:t>
+      </w:r>
       <w:r>
         <w:rPr>
           <w:lang w:val="es_ES" w:bidi="es_ES"/>
@@ -1910,36 +1466,24 @@
         </w:rPr>
         <w:t>Después de la muerte de Saúl y Jonathán, Abner apoyó al hijo de Saúl, Is-boseth (</w:t>
       </w:r>
-      <w:hyperlink r:id="rId81">
-        <w:r>
-          <w:rPr>
-            <w:lang w:val="es_ES" w:bidi="es_ES"/>
-          </w:rPr>
-          <w:rPr>
-            <w:color w:val="0000EE"/>
-            <w:u w:val="single"/>
-          </w:rPr>
-          <w:t>2 Samuel 2.8–12</w:t>
-        </w:r>
-      </w:hyperlink>
+      <w:r>
+        <w:rPr>
+          <w:lang w:val="es_ES" w:bidi="es_ES"/>
+        </w:rPr>
+        <w:t>2 Samuel 2.8–12</w:t>
+      </w:r>
       <w:r>
         <w:rPr>
           <w:lang w:val="es_ES" w:bidi="es_ES"/>
         </w:rPr>
         <w:t>), mientras que la tribu de Judá proclamó a David como rey. Durante este período, Abner sostenía el poder real en el norte. Cuando Is-boseth acusó a Abner de tener relaciones con una de las concubinas de Saúl, Abner transfirió el control del reino del norte a David. Is-boseth fue asesinado posteriormente (</w:t>
       </w:r>
-      <w:hyperlink r:id="rId82">
-        <w:r>
-          <w:rPr>
-            <w:lang w:val="es_ES" w:bidi="es_ES"/>
-          </w:rPr>
-          <w:rPr>
-            <w:color w:val="0000EE"/>
-            <w:u w:val="single"/>
-          </w:rPr>
-          <w:t>2 Samuel 4.1–12</w:t>
-        </w:r>
-      </w:hyperlink>
+      <w:r>
+        <w:rPr>
+          <w:lang w:val="es_ES" w:bidi="es_ES"/>
+        </w:rPr>
+        <w:t>2 Samuel 4.1–12</w:t>
+      </w:r>
       <w:r>
         <w:rPr>
           <w:lang w:val="es_ES" w:bidi="es_ES"/>
@@ -1960,90 +1504,60 @@
         </w:rPr>
         <w:t>Durante la batalla entre Is-boseth y David, Abner se vio obligado a matar al hermano de Joab, Asael, en defensa propia. No deseaba hacerlo y le había advertido que se retirara (</w:t>
       </w:r>
-      <w:hyperlink r:id="rId83">
-        <w:r>
-          <w:rPr>
-            <w:lang w:val="es_ES" w:bidi="es_ES"/>
-          </w:rPr>
-          <w:rPr>
-            <w:color w:val="0000EE"/>
-            <w:u w:val="single"/>
-          </w:rPr>
-          <w:t>2 Samuel 2.18–32</w:t>
-        </w:r>
-      </w:hyperlink>
+      <w:r>
+        <w:rPr>
+          <w:lang w:val="es_ES" w:bidi="es_ES"/>
+        </w:rPr>
+        <w:t>2 Samuel 2.18–32</w:t>
+      </w:r>
       <w:r>
         <w:rPr>
           <w:lang w:val="es_ES" w:bidi="es_ES"/>
         </w:rPr>
         <w:t>). Más tarde, Joab asesinó a Abner en un acto premeditado de venganza (</w:t>
       </w:r>
-      <w:hyperlink r:id="rId58">
-        <w:r>
-          <w:rPr>
-            <w:lang w:val="es_ES" w:bidi="es_ES"/>
-          </w:rPr>
-          <w:rPr>
-            <w:color w:val="0000EE"/>
-            <w:u w:val="single"/>
-          </w:rPr>
-          <w:t>2 Samuel 3.22–30</w:t>
-        </w:r>
-      </w:hyperlink>
+      <w:r>
+        <w:rPr>
+          <w:lang w:val="es_ES" w:bidi="es_ES"/>
+        </w:rPr>
+        <w:t>2 Samuel 3.22–30</w:t>
+      </w:r>
       <w:r>
         <w:rPr>
           <w:lang w:val="es_ES" w:bidi="es_ES"/>
         </w:rPr>
         <w:t xml:space="preserve">), algo que David no pudo evitar (ver </w:t>
       </w:r>
-      <w:hyperlink r:id="rId84">
-        <w:r>
-          <w:rPr>
-            <w:lang w:val="es_ES" w:bidi="es_ES"/>
-          </w:rPr>
-          <w:rPr>
-            <w:color w:val="0000EE"/>
-            <w:u w:val="single"/>
-          </w:rPr>
-          <w:t>2 Samuel 3.38–39</w:t>
-        </w:r>
-      </w:hyperlink>
+      <w:r>
+        <w:rPr>
+          <w:lang w:val="es_ES" w:bidi="es_ES"/>
+        </w:rPr>
+        <w:t>2 Samuel 3.38–39</w:t>
+      </w:r>
       <w:r>
         <w:rPr>
           <w:lang w:val="es_ES" w:bidi="es_ES"/>
         </w:rPr>
         <w:t>). David honró a Abner con una elegía (un discurso de alabanza que conmemora su vida y logros), luto público y un funeral de estado (</w:t>
       </w:r>
-      <w:hyperlink r:id="rId85">
-        <w:r>
-          <w:rPr>
-            <w:lang w:val="es_ES" w:bidi="es_ES"/>
-          </w:rPr>
-          <w:rPr>
-            <w:color w:val="0000EE"/>
-            <w:u w:val="single"/>
-          </w:rPr>
-          <w:t>2 Samuel 3.31–37</w:t>
-        </w:r>
-      </w:hyperlink>
+      <w:r>
+        <w:rPr>
+          <w:lang w:val="es_ES" w:bidi="es_ES"/>
+        </w:rPr>
+        <w:t>2 Samuel 3.31–37</w:t>
+      </w:r>
       <w:r>
         <w:rPr>
           <w:lang w:val="es_ES" w:bidi="es_ES"/>
         </w:rPr>
         <w:t>). Posteriormente, David recordó estos eventos y se aseguró de que Joab fuera castigado por el asesinato (</w:t>
       </w:r>
-      <w:hyperlink r:id="rId86">
-        <w:r>
-          <w:rPr>
-            <w:lang w:val="es_ES" w:bidi="es_ES"/>
-          </w:rPr>
-          <w:rPr>
-            <w:color w:val="0000EE"/>
-            <w:u w:val="single"/>
-          </w:rPr>
-          <w:t>1 Reyes 2.5–6</w:t>
-        </w:r>
-      </w:hyperlink>
+      <w:r>
+        <w:rPr>
+          <w:lang w:val="es_ES" w:bidi="es_ES"/>
+        </w:rPr>
+        <w:t>1 Reyes 2.5–6</w:t>
+      </w:r>
       <w:r>
         <w:rPr>
           <w:lang w:val="es_ES" w:bidi="es_ES"/>
@@ -2073,126 +1587,84 @@
           <w:lang w:val="es_ES" w:bidi="es_ES"/>
         </w:rPr>
       </w:r>
-      <w:hyperlink r:id="rId77">
-        <w:r>
-          <w:rPr>
-            <w:lang w:val="es_ES" w:bidi="es_ES"/>
-          </w:rPr>
-          <w:rPr>
-            <w:color w:val="0000EE"/>
-            <w:u w:val="single"/>
-          </w:rPr>
-          <w:t>1 Samuel 14.49–52</w:t>
-        </w:r>
-      </w:hyperlink>
+      <w:r>
+        <w:rPr>
+          <w:lang w:val="es_ES" w:bidi="es_ES"/>
+        </w:rPr>
+        <w:t>1 Samuel 14.49–52</w:t>
+      </w:r>
       <w:r>
         <w:rPr>
           <w:lang w:val="es_ES" w:bidi="es_ES"/>
         </w:rPr>
         <w:t xml:space="preserve">; </w:t>
       </w:r>
-      <w:hyperlink r:id="rId87">
-        <w:r>
-          <w:rPr>
-            <w:lang w:val="es_ES" w:bidi="es_ES"/>
-          </w:rPr>
-          <w:rPr>
-            <w:color w:val="0000EE"/>
-            <w:u w:val="single"/>
-          </w:rPr>
-          <w:t>17.55–58</w:t>
-        </w:r>
-      </w:hyperlink>
+      <w:r>
+        <w:rPr>
+          <w:lang w:val="es_ES" w:bidi="es_ES"/>
+        </w:rPr>
+        <w:t>17.55–58</w:t>
+      </w:r>
       <w:r>
         <w:rPr>
           <w:lang w:val="es_ES" w:bidi="es_ES"/>
         </w:rPr>
         <w:t xml:space="preserve">; </w:t>
       </w:r>
-      <w:hyperlink r:id="rId88">
-        <w:r>
-          <w:rPr>
-            <w:lang w:val="es_ES" w:bidi="es_ES"/>
-          </w:rPr>
-          <w:rPr>
-            <w:color w:val="0000EE"/>
-            <w:u w:val="single"/>
-          </w:rPr>
-          <w:t>26.5–16</w:t>
-        </w:r>
-      </w:hyperlink>
+      <w:r>
+        <w:rPr>
+          <w:lang w:val="es_ES" w:bidi="es_ES"/>
+        </w:rPr>
+        <w:t>26.5–16</w:t>
+      </w:r>
       <w:r>
         <w:rPr>
           <w:lang w:val="es_ES" w:bidi="es_ES"/>
         </w:rPr>
         <w:t xml:space="preserve">; </w:t>
       </w:r>
-      <w:hyperlink r:id="rId89">
-        <w:r>
-          <w:rPr>
-            <w:lang w:val="es_ES" w:bidi="es_ES"/>
-          </w:rPr>
-          <w:rPr>
-            <w:color w:val="0000EE"/>
-            <w:u w:val="single"/>
-          </w:rPr>
-          <w:t>2 Samuel 2.8–29</w:t>
-        </w:r>
-      </w:hyperlink>
+      <w:r>
+        <w:rPr>
+          <w:lang w:val="es_ES" w:bidi="es_ES"/>
+        </w:rPr>
+        <w:t>2 Samuel 2.8–29</w:t>
+      </w:r>
       <w:r>
         <w:rPr>
           <w:lang w:val="es_ES" w:bidi="es_ES"/>
         </w:rPr>
         <w:t xml:space="preserve">; </w:t>
       </w:r>
-      <w:hyperlink r:id="rId90">
-        <w:r>
-          <w:rPr>
-            <w:lang w:val="es_ES" w:bidi="es_ES"/>
-          </w:rPr>
-          <w:rPr>
-            <w:color w:val="0000EE"/>
-            <w:u w:val="single"/>
-          </w:rPr>
-          <w:t>3.6–39</w:t>
-        </w:r>
-      </w:hyperlink>
+      <w:r>
+        <w:rPr>
+          <w:lang w:val="es_ES" w:bidi="es_ES"/>
+        </w:rPr>
+        <w:t>3.6–39</w:t>
+      </w:r>
       <w:r>
         <w:rPr>
           <w:lang w:val="es_ES" w:bidi="es_ES"/>
         </w:rPr>
         <w:t xml:space="preserve">; </w:t>
       </w:r>
-      <w:hyperlink r:id="rId91">
-        <w:r>
-          <w:rPr>
-            <w:lang w:val="es_ES" w:bidi="es_ES"/>
-          </w:rPr>
-          <w:rPr>
-            <w:color w:val="0000EE"/>
-            <w:u w:val="single"/>
-          </w:rPr>
-          <w:t>1 Reyes 2.5</w:t>
-        </w:r>
-      </w:hyperlink>
+      <w:r>
+        <w:rPr>
+          <w:lang w:val="es_ES" w:bidi="es_ES"/>
+        </w:rPr>
+        <w:t>1 Reyes 2.5</w:t>
+      </w:r>
       <w:r>
         <w:rPr>
           <w:lang w:val="es_ES" w:bidi="es_ES"/>
         </w:rPr>
         <w:t xml:space="preserve">, </w:t>
       </w:r>
-      <w:hyperlink r:id="rId92">
-        <w:r>
-          <w:rPr>
-            <w:lang w:val="es_ES" w:bidi="es_ES"/>
-          </w:rPr>
-          <w:rPr>
-            <w:color w:val="0000EE"/>
-            <w:u w:val="single"/>
-          </w:rPr>
-          <w:t>32.</w:t>
-        </w:r>
-      </w:hyperlink>
+      <w:r>
+        <w:rPr>
+          <w:lang w:val="es_ES" w:bidi="es_ES"/>
+        </w:rPr>
+        <w:t>32.</w:t>
+      </w:r>
       <w:r>
         <w:rPr>
           <w:lang w:val="es_ES" w:bidi="es_ES"/>
@@ -2241,36 +1713,24 @@
         </w:rPr>
         <w:t>“Por la fe, Abraham, cuando fue llamado a ir a un lugar que más tarde recibiría como herencia, obedeció y fue, sin saber a dónde iba... Por la fe, Abraham, cuando fue probado, ofreció a Isaac en el altar” (</w:t>
       </w:r>
-      <w:hyperlink r:id="rId93">
-        <w:r>
-          <w:rPr>
-            <w:lang w:val="es_ES" w:bidi="es_ES"/>
-          </w:rPr>
-          <w:rPr>
-            <w:color w:val="0000EE"/>
-            <w:u w:val="single"/>
-          </w:rPr>
-          <w:t>Hebreos 11.8</w:t>
-        </w:r>
-      </w:hyperlink>
+      <w:r>
+        <w:rPr>
+          <w:lang w:val="es_ES" w:bidi="es_ES"/>
+        </w:rPr>
+        <w:t>Hebreos 11.8</w:t>
+      </w:r>
       <w:r>
         <w:rPr>
           <w:lang w:val="es_ES" w:bidi="es_ES"/>
         </w:rPr>
         <w:t xml:space="preserve">, </w:t>
       </w:r>
-      <w:hyperlink r:id="rId94">
-        <w:r>
-          <w:rPr>
-            <w:lang w:val="es_ES" w:bidi="es_ES"/>
-          </w:rPr>
-          <w:rPr>
-            <w:color w:val="0000EE"/>
-            <w:u w:val="single"/>
-          </w:rPr>
-          <w:t>17</w:t>
-        </w:r>
-      </w:hyperlink>
+      <w:r>
+        <w:rPr>
+          <w:lang w:val="es_ES" w:bidi="es_ES"/>
+        </w:rPr>
+        <w:t>17</w:t>
+      </w:r>
       <w:r>
         <w:rPr>
           <w:lang w:val="es_ES" w:bidi="es_ES"/>
@@ -2291,18 +1751,12 @@
         </w:rPr>
         <w:t xml:space="preserve">Dios llamó a Abram desde la ciudad de Ur para guiar al pueblo de Dios. Los vínculos familiares de Abram se encuentran en </w:t>
       </w:r>
-      <w:hyperlink r:id="rId95">
-        <w:r>
-          <w:rPr>
-            <w:lang w:val="es_ES" w:bidi="es_ES"/>
-          </w:rPr>
-          <w:rPr>
-            <w:color w:val="0000EE"/>
-            <w:u w:val="single"/>
-          </w:rPr>
-          <w:t>Génesis 11.26–32</w:t>
-        </w:r>
-      </w:hyperlink>
+      <w:r>
+        <w:rPr>
+          <w:lang w:val="es_ES" w:bidi="es_ES"/>
+        </w:rPr>
+        <w:t>Génesis 11.26–32</w:t>
+      </w:r>
       <w:r>
         <w:rPr>
           <w:lang w:val="es_ES" w:bidi="es_ES"/>
@@ -2387,90 +1841,60 @@
         </w:rPr>
         <w:t>Thare dejó Ur con Abram, la esposa de Abram, Sarai, y Lot, cuyo padre, Harán, había fallecido. En su camino a Canaán, Thare se estableció en la ciudad de Harán (</w:t>
       </w:r>
-      <w:hyperlink r:id="rId96">
-        <w:r>
-          <w:rPr>
-            <w:lang w:val="es_ES" w:bidi="es_ES"/>
-          </w:rPr>
-          <w:rPr>
-            <w:color w:val="0000EE"/>
-            <w:u w:val="single"/>
-          </w:rPr>
-          <w:t>Génesis 11.31</w:t>
-        </w:r>
-      </w:hyperlink>
+      <w:r>
+        <w:rPr>
+          <w:lang w:val="es_ES" w:bidi="es_ES"/>
+        </w:rPr>
+        <w:t>Génesis 11.31</w:t>
+      </w:r>
       <w:r>
         <w:rPr>
           <w:lang w:val="es_ES" w:bidi="es_ES"/>
         </w:rPr>
         <w:t>). Dios llamó a Abram a una nueva tierra mientras aún estaba en Ur (</w:t>
       </w:r>
-      <w:hyperlink r:id="rId97">
-        <w:r>
-          <w:rPr>
-            <w:lang w:val="es_ES" w:bidi="es_ES"/>
-          </w:rPr>
-          <w:rPr>
-            <w:color w:val="0000EE"/>
-            <w:u w:val="single"/>
-          </w:rPr>
-          <w:t>Hechos 7.2–4</w:t>
-        </w:r>
-      </w:hyperlink>
+      <w:r>
+        <w:rPr>
+          <w:lang w:val="es_ES" w:bidi="es_ES"/>
+        </w:rPr>
+        <w:t>Hechos 7.2–4</w:t>
+      </w:r>
       <w:r>
         <w:rPr>
           <w:lang w:val="es_ES" w:bidi="es_ES"/>
         </w:rPr>
         <w:t>). Dios le dijo a Abram: “Deja tu país, tu parentela y la casa de tu padre, y ve a la tierra que te mostraré” (</w:t>
       </w:r>
-      <w:hyperlink r:id="rId98">
-        <w:r>
-          <w:rPr>
-            <w:lang w:val="es_ES" w:bidi="es_ES"/>
-          </w:rPr>
-          <w:rPr>
-            <w:color w:val="0000EE"/>
-            <w:u w:val="single"/>
-          </w:rPr>
-          <w:t>Génesis 12.1</w:t>
-        </w:r>
-      </w:hyperlink>
+      <w:r>
+        <w:rPr>
+          <w:lang w:val="es_ES" w:bidi="es_ES"/>
+        </w:rPr>
+        <w:t>Génesis 12.1</w:t>
+      </w:r>
       <w:r>
         <w:rPr>
           <w:lang w:val="es_ES" w:bidi="es_ES"/>
         </w:rPr>
         <w:t>). Dios bendijo a Abram haciendo un pacto (acuerdo especial) con él, que incluía promesas de gran bendición, numerosos descendientes y una nueva tierra (</w:t>
       </w:r>
-      <w:hyperlink r:id="rId99">
-        <w:r>
-          <w:rPr>
-            <w:lang w:val="es_ES" w:bidi="es_ES"/>
-          </w:rPr>
-          <w:rPr>
-            <w:color w:val="0000EE"/>
-            <w:u w:val="single"/>
-          </w:rPr>
-          <w:t>Génesis 12.1–3</w:t>
-        </w:r>
-      </w:hyperlink>
+      <w:r>
+        <w:rPr>
+          <w:lang w:val="es_ES" w:bidi="es_ES"/>
+        </w:rPr>
+        <w:t>Génesis 12.1–3</w:t>
+      </w:r>
       <w:r>
         <w:rPr>
           <w:lang w:val="es_ES" w:bidi="es_ES"/>
         </w:rPr>
         <w:t xml:space="preserve">). Estas promesas más tarde salvaron a Israel de la destrucción cuando a menudo no cumplían su pacto con Dios (ver </w:t>
       </w:r>
-      <w:hyperlink r:id="rId100">
-        <w:r>
-          <w:rPr>
-            <w:lang w:val="es_ES" w:bidi="es_ES"/>
-          </w:rPr>
-          <w:rPr>
-            <w:color w:val="0000EE"/>
-            <w:u w:val="single"/>
-          </w:rPr>
-          <w:t>Levítico 26.40–45</w:t>
-        </w:r>
-      </w:hyperlink>
+      <w:r>
+        <w:rPr>
+          <w:lang w:val="es_ES" w:bidi="es_ES"/>
+        </w:rPr>
+        <w:t>Levítico 26.40–45</w:t>
+      </w:r>
       <w:r>
         <w:rPr>
           <w:lang w:val="es_ES" w:bidi="es_ES"/>
@@ -2503,36 +1927,24 @@
         </w:rPr>
         <w:t>, una ciudad cananea entre el Monte Gerizim y el Monte Ebal. Dios se le apareció a Abram cerca de la encina de Moreh, que probablemente era un lugar de culto cananeo. Abram construyó altares allí y cerca de Bethel (</w:t>
       </w:r>
-      <w:hyperlink r:id="rId101">
-        <w:r>
-          <w:rPr>
-            <w:lang w:val="es_ES" w:bidi="es_ES"/>
-          </w:rPr>
-          <w:rPr>
-            <w:color w:val="0000EE"/>
-            <w:u w:val="single"/>
-          </w:rPr>
-          <w:t>Génesis 12.6–8</w:t>
-        </w:r>
-      </w:hyperlink>
+      <w:r>
+        <w:rPr>
+          <w:lang w:val="es_ES" w:bidi="es_ES"/>
+        </w:rPr>
+        <w:t>Génesis 12.6–8</w:t>
+      </w:r>
       <w:r>
         <w:rPr>
           <w:lang w:val="es_ES" w:bidi="es_ES"/>
         </w:rPr>
         <w:t>). Proclamó al único Dios verdadero en estos lugares de culto falso. Más tarde, Abram se trasladó a Hebrón junto a las encinas de Mamre y construyó otro altar para adorar a Dios (</w:t>
       </w:r>
-      <w:hyperlink r:id="rId102">
-        <w:r>
-          <w:rPr>
-            <w:lang w:val="es_ES" w:bidi="es_ES"/>
-          </w:rPr>
-          <w:rPr>
-            <w:color w:val="0000EE"/>
-            <w:u w:val="single"/>
-          </w:rPr>
-          <w:t>Génesis 13.18</w:t>
-        </w:r>
-      </w:hyperlink>
+      <w:r>
+        <w:rPr>
+          <w:lang w:val="es_ES" w:bidi="es_ES"/>
+        </w:rPr>
+        <w:t>Génesis 13.18</w:t>
+      </w:r>
       <w:r>
         <w:rPr>
           <w:lang w:val="es_ES" w:bidi="es_ES"/>
@@ -2553,54 +1965,36 @@
         </w:rPr>
         <w:t>Cuando Dios promete bendiciones a Abram nuevamente en una visión (</w:t>
       </w:r>
-      <w:hyperlink r:id="rId103">
-        <w:r>
-          <w:rPr>
-            <w:lang w:val="es_ES" w:bidi="es_ES"/>
-          </w:rPr>
-          <w:rPr>
-            <w:color w:val="0000EE"/>
-            <w:u w:val="single"/>
-          </w:rPr>
-          <w:t>Génesis 15.1</w:t>
-        </w:r>
-      </w:hyperlink>
+      <w:r>
+        <w:rPr>
+          <w:lang w:val="es_ES" w:bidi="es_ES"/>
+        </w:rPr>
+        <w:t>Génesis 15.1</w:t>
+      </w:r>
       <w:r>
         <w:rPr>
           <w:lang w:val="es_ES" w:bidi="es_ES"/>
         </w:rPr>
         <w:t>), Abram menciona que todavía no tiene hijos porque Sarai no puede tenerlos (</w:t>
       </w:r>
-      <w:hyperlink r:id="rId104">
-        <w:r>
-          <w:rPr>
-            <w:lang w:val="es_ES" w:bidi="es_ES"/>
-          </w:rPr>
-          <w:rPr>
-            <w:color w:val="0000EE"/>
-            <w:u w:val="single"/>
-          </w:rPr>
-          <w:t>Génesis 11.30</w:t>
-        </w:r>
-      </w:hyperlink>
+      <w:r>
+        <w:rPr>
+          <w:lang w:val="es_ES" w:bidi="es_ES"/>
+        </w:rPr>
+        <w:t>Génesis 11.30</w:t>
+      </w:r>
       <w:r>
         <w:rPr>
           <w:lang w:val="es_ES" w:bidi="es_ES"/>
         </w:rPr>
         <w:t>). Eliezer de Damasco es su heredero (</w:t>
       </w:r>
-      <w:hyperlink r:id="rId105">
-        <w:r>
-          <w:rPr>
-            <w:lang w:val="es_ES" w:bidi="es_ES"/>
-          </w:rPr>
-          <w:rPr>
-            <w:color w:val="0000EE"/>
-            <w:u w:val="single"/>
-          </w:rPr>
-          <w:t>Génesis 15.2</w:t>
-        </w:r>
-      </w:hyperlink>
+      <w:r>
+        <w:rPr>
+          <w:lang w:val="es_ES" w:bidi="es_ES"/>
+        </w:rPr>
+        <w:t>Génesis 15.2</w:t>
+      </w:r>
       <w:r>
         <w:rPr>
           <w:lang w:val="es_ES" w:bidi="es_ES"/>
@@ -2620,18 +2014,12 @@
         </w:rPr>
         <w:t xml:space="preserve"> encontrados en la antigua ciudad mesopotámica de Nuzi, explican esta situación. Según la costumbre horeo, una pareja rica sin hijos podía adoptar un heredero, a menudo un esclavo, que se encargaría de su entierro y duelo. Sin embargo, si después de adoptar al esclavo-heredero nacía un hijo biológico, este último lo reemplazaría. Parece que Abram adoptó a Eliezer de esta manera, pero Dios promete que el propio hijo de Abram sería su heredero (</w:t>
       </w:r>
-      <w:hyperlink r:id="rId106">
-        <w:r>
-          <w:rPr>
-            <w:lang w:val="es_ES" w:bidi="es_ES"/>
-          </w:rPr>
-          <w:rPr>
-            <w:color w:val="0000EE"/>
-            <w:u w:val="single"/>
-          </w:rPr>
-          <w:t>Génesis 15.4</w:t>
-        </w:r>
-      </w:hyperlink>
+      <w:r>
+        <w:rPr>
+          <w:lang w:val="es_ES" w:bidi="es_ES"/>
+        </w:rPr>
+        <w:t>Génesis 15.4</w:t>
+      </w:r>
       <w:r>
         <w:rPr>
           <w:lang w:val="es_ES" w:bidi="es_ES"/>
@@ -2652,90 +2040,60 @@
         </w:rPr>
         <w:t>La vida de Abram estuvo marcada por su fe en el Señor, quien lo consideró justo debido a su creencia (</w:t>
       </w:r>
-      <w:hyperlink r:id="rId107">
-        <w:r>
-          <w:rPr>
-            <w:lang w:val="es_ES" w:bidi="es_ES"/>
-          </w:rPr>
-          <w:rPr>
-            <w:color w:val="0000EE"/>
-            <w:u w:val="single"/>
-          </w:rPr>
-          <w:t>Génesis 15.6</w:t>
-        </w:r>
-      </w:hyperlink>
+      <w:r>
+        <w:rPr>
+          <w:lang w:val="es_ES" w:bidi="es_ES"/>
+        </w:rPr>
+        <w:t>Génesis 15.6</w:t>
+      </w:r>
       <w:r>
         <w:rPr>
           <w:lang w:val="es_ES" w:bidi="es_ES"/>
         </w:rPr>
         <w:t xml:space="preserve">; ver </w:t>
       </w:r>
-      <w:hyperlink r:id="rId108">
-        <w:r>
-          <w:rPr>
-            <w:lang w:val="es_ES" w:bidi="es_ES"/>
-          </w:rPr>
-          <w:rPr>
-            <w:color w:val="0000EE"/>
-            <w:u w:val="single"/>
-          </w:rPr>
-          <w:t>Romanos 4.3</w:t>
-        </w:r>
-      </w:hyperlink>
+      <w:r>
+        <w:rPr>
+          <w:lang w:val="es_ES" w:bidi="es_ES"/>
+        </w:rPr>
+        <w:t>Romanos 4.3</w:t>
+      </w:r>
       <w:r>
         <w:rPr>
           <w:lang w:val="es_ES" w:bidi="es_ES"/>
         </w:rPr>
         <w:t xml:space="preserve">; </w:t>
       </w:r>
-      <w:hyperlink r:id="rId109">
-        <w:r>
-          <w:rPr>
-            <w:lang w:val="es_ES" w:bidi="es_ES"/>
-          </w:rPr>
-          <w:rPr>
-            <w:color w:val="0000EE"/>
-            <w:u w:val="single"/>
-          </w:rPr>
-          <w:t>Gálatas 3.6</w:t>
-        </w:r>
-      </w:hyperlink>
+      <w:r>
+        <w:rPr>
+          <w:lang w:val="es_ES" w:bidi="es_ES"/>
+        </w:rPr>
+        <w:t>Gálatas 3.6</w:t>
+      </w:r>
       <w:r>
         <w:rPr>
           <w:lang w:val="es_ES" w:bidi="es_ES"/>
         </w:rPr>
         <w:t xml:space="preserve">; </w:t>
       </w:r>
-      <w:hyperlink r:id="rId110">
-        <w:r>
-          <w:rPr>
-            <w:lang w:val="es_ES" w:bidi="es_ES"/>
-          </w:rPr>
-          <w:rPr>
-            <w:color w:val="0000EE"/>
-            <w:u w:val="single"/>
-          </w:rPr>
-          <w:t>Santiago 2.23</w:t>
-        </w:r>
-      </w:hyperlink>
+      <w:r>
+        <w:rPr>
+          <w:lang w:val="es_ES" w:bidi="es_ES"/>
+        </w:rPr>
+        <w:t>Santiago 2.23</w:t>
+      </w:r>
       <w:r>
         <w:rPr>
           <w:lang w:val="es_ES" w:bidi="es_ES"/>
         </w:rPr>
         <w:t>). Abram no fue declarado justo por estar libre de pecado. En ocasiones, falló en hacer lo correcto: mintió dos veces sobre Sarai por miedo e intentó tener un hijo con Agar en lugar de esperar a Dios (</w:t>
       </w:r>
-      <w:hyperlink r:id="rId111">
-        <w:r>
-          <w:rPr>
-            <w:lang w:val="es_ES" w:bidi="es_ES"/>
-          </w:rPr>
-          <w:rPr>
-            <w:color w:val="0000EE"/>
-            <w:u w:val="single"/>
-          </w:rPr>
-          <w:t>Génesis 16.1–5</w:t>
-        </w:r>
-      </w:hyperlink>
+      <w:r>
+        <w:rPr>
+          <w:lang w:val="es_ES" w:bidi="es_ES"/>
+        </w:rPr>
+        <w:t>Génesis 16.1–5</w:t>
+      </w:r>
       <w:r>
         <w:rPr>
           <w:lang w:val="es_ES" w:bidi="es_ES"/>
@@ -2756,144 +2114,96 @@
         </w:rPr>
         <w:t>Abram tenía ochenta y seis años cuando Ismael nació de Agar, la sierva de Sarai. Cuando Abram tenía noventa y nueve años, el Señor se le apareció y confirmó Su promesa de un hijo y bendiciones (</w:t>
       </w:r>
-      <w:hyperlink r:id="rId112">
-        <w:r>
-          <w:rPr>
-            <w:lang w:val="es_ES" w:bidi="es_ES"/>
-          </w:rPr>
-          <w:rPr>
-            <w:color w:val="0000EE"/>
-            <w:u w:val="single"/>
-          </w:rPr>
-          <w:t>Génesis 17</w:t>
-        </w:r>
-      </w:hyperlink>
+      <w:r>
+        <w:rPr>
+          <w:lang w:val="es_ES" w:bidi="es_ES"/>
+        </w:rPr>
+        <w:t>Génesis 17</w:t>
+      </w:r>
       <w:r>
         <w:rPr>
           <w:lang w:val="es_ES" w:bidi="es_ES"/>
         </w:rPr>
         <w:t>). Añadió la circuncisión como señal de este pacto (</w:t>
       </w:r>
-      <w:hyperlink r:id="rId113">
-        <w:r>
-          <w:rPr>
-            <w:lang w:val="es_ES" w:bidi="es_ES"/>
-          </w:rPr>
-          <w:rPr>
-            <w:color w:val="0000EE"/>
-            <w:u w:val="single"/>
-          </w:rPr>
-          <w:t>Génesis 17.9–14</w:t>
-        </w:r>
-      </w:hyperlink>
+      <w:r>
+        <w:rPr>
+          <w:lang w:val="es_ES" w:bidi="es_ES"/>
+        </w:rPr>
+        <w:t>Génesis 17.9–14</w:t>
+      </w:r>
       <w:r>
         <w:rPr>
           <w:lang w:val="es_ES" w:bidi="es_ES"/>
         </w:rPr>
         <w:t>). Dios también cambió el nombre de Abram a Abraham y el de Sarai a Sara (</w:t>
       </w:r>
-      <w:hyperlink r:id="rId114">
-        <w:r>
-          <w:rPr>
-            <w:lang w:val="es_ES" w:bidi="es_ES"/>
-          </w:rPr>
-          <w:rPr>
-            <w:color w:val="0000EE"/>
-            <w:u w:val="single"/>
-          </w:rPr>
-          <w:t>Génesis 17.5</w:t>
-        </w:r>
-      </w:hyperlink>
+      <w:r>
+        <w:rPr>
+          <w:lang w:val="es_ES" w:bidi="es_ES"/>
+        </w:rPr>
+        <w:t>Génesis 17.5</w:t>
+      </w:r>
       <w:r>
         <w:rPr>
           <w:lang w:val="es_ES" w:bidi="es_ES"/>
         </w:rPr>
         <w:t xml:space="preserve">, </w:t>
       </w:r>
-      <w:hyperlink r:id="rId115">
-        <w:r>
-          <w:rPr>
-            <w:lang w:val="es_ES" w:bidi="es_ES"/>
-          </w:rPr>
-          <w:rPr>
-            <w:color w:val="0000EE"/>
-            <w:u w:val="single"/>
-          </w:rPr>
-          <w:t>15</w:t>
-        </w:r>
-      </w:hyperlink>
+      <w:r>
+        <w:rPr>
+          <w:lang w:val="es_ES" w:bidi="es_ES"/>
+        </w:rPr>
+        <w:t>15</w:t>
+      </w:r>
       <w:r>
         <w:rPr>
           <w:lang w:val="es_ES" w:bidi="es_ES"/>
         </w:rPr>
         <w:t>). Abraham se rió ante la promesa de otro hijo (</w:t>
       </w:r>
-      <w:hyperlink r:id="rId116">
-        <w:r>
-          <w:rPr>
-            <w:lang w:val="es_ES" w:bidi="es_ES"/>
-          </w:rPr>
-          <w:rPr>
-            <w:color w:val="0000EE"/>
-            <w:u w:val="single"/>
-          </w:rPr>
-          <w:t>Génesis 17.17</w:t>
-        </w:r>
-      </w:hyperlink>
+      <w:r>
+        <w:rPr>
+          <w:lang w:val="es_ES" w:bidi="es_ES"/>
+        </w:rPr>
+        <w:t>Génesis 17.17</w:t>
+      </w:r>
       <w:r>
         <w:rPr>
           <w:lang w:val="es_ES" w:bidi="es_ES"/>
         </w:rPr>
         <w:t>). Poco después, el Señor se le apareció nuevamente a Abraham (</w:t>
       </w:r>
-      <w:hyperlink r:id="rId117">
-        <w:r>
-          <w:rPr>
-            <w:lang w:val="es_ES" w:bidi="es_ES"/>
-          </w:rPr>
-          <w:rPr>
-            <w:color w:val="0000EE"/>
-            <w:u w:val="single"/>
-          </w:rPr>
-          <w:t>Génesis 18.1–15</w:t>
-        </w:r>
-      </w:hyperlink>
+      <w:r>
+        <w:rPr>
+          <w:lang w:val="es_ES" w:bidi="es_ES"/>
+        </w:rPr>
+        <w:t>Génesis 18.1–15</w:t>
+      </w:r>
       <w:r>
         <w:rPr>
           <w:lang w:val="es_ES" w:bidi="es_ES"/>
         </w:rPr>
         <w:t>) y repitió la promesa de un hijo. Esta vez, Sara se rió con incredulidad (</w:t>
       </w:r>
-      <w:hyperlink r:id="rId118">
-        <w:r>
-          <w:rPr>
-            <w:lang w:val="es_ES" w:bidi="es_ES"/>
-          </w:rPr>
-          <w:rPr>
-            <w:color w:val="0000EE"/>
-            <w:u w:val="single"/>
-          </w:rPr>
-          <w:t>Génesis 18.10–15</w:t>
-        </w:r>
-      </w:hyperlink>
+      <w:r>
+        <w:rPr>
+          <w:lang w:val="es_ES" w:bidi="es_ES"/>
+        </w:rPr>
+        <w:t>Génesis 18.10–15</w:t>
+      </w:r>
       <w:r>
         <w:rPr>
           <w:lang w:val="es_ES" w:bidi="es_ES"/>
         </w:rPr>
         <w:t>). Abraham tenía cien años y Sara noventa cuando el Señor cumplió Su promesa (</w:t>
       </w:r>
-      <w:hyperlink r:id="rId119">
-        <w:r>
-          <w:rPr>
-            <w:lang w:val="es_ES" w:bidi="es_ES"/>
-          </w:rPr>
-          <w:rPr>
-            <w:color w:val="0000EE"/>
-            <w:u w:val="single"/>
-          </w:rPr>
-          <w:t>Génesis 21.1</w:t>
-        </w:r>
-      </w:hyperlink>
+      <w:r>
+        <w:rPr>
+          <w:lang w:val="es_ES" w:bidi="es_ES"/>
+        </w:rPr>
+        <w:t>Génesis 21.1</w:t>
+      </w:r>
       <w:r>
         <w:rPr>
           <w:lang w:val="es_ES" w:bidi="es_ES"/>
@@ -2914,54 +2224,36 @@
         </w:rPr>
         <w:t>La prueba definitiva de la fe de Abraham ocurrió cuando Dios le pidió que sacrificara a Isaac (</w:t>
       </w:r>
-      <w:hyperlink r:id="rId120">
-        <w:r>
-          <w:rPr>
-            <w:lang w:val="es_ES" w:bidi="es_ES"/>
-          </w:rPr>
-          <w:rPr>
-            <w:color w:val="0000EE"/>
-            <w:u w:val="single"/>
-          </w:rPr>
-          <w:t>Génesis 22.1–19</w:t>
-        </w:r>
-      </w:hyperlink>
+      <w:r>
+        <w:rPr>
+          <w:lang w:val="es_ES" w:bidi="es_ES"/>
+        </w:rPr>
+        <w:t>Génesis 22.1–19</w:t>
+      </w:r>
       <w:r>
         <w:rPr>
           <w:lang w:val="es_ES" w:bidi="es_ES"/>
         </w:rPr>
         <w:t xml:space="preserve">). Abraham obedeció, confiando en que Dios cumpliría Sus planes (ver </w:t>
       </w:r>
-      <w:hyperlink r:id="rId121">
-        <w:r>
-          <w:rPr>
-            <w:lang w:val="es_ES" w:bidi="es_ES"/>
-          </w:rPr>
-          <w:rPr>
-            <w:color w:val="0000EE"/>
-            <w:u w:val="single"/>
-          </w:rPr>
-          <w:t>Hebreos 11.17–19</w:t>
-        </w:r>
-      </w:hyperlink>
+      <w:r>
+        <w:rPr>
+          <w:lang w:val="es_ES" w:bidi="es_ES"/>
+        </w:rPr>
+        <w:t>Hebreos 11.17–19</w:t>
+      </w:r>
       <w:r>
         <w:rPr>
           <w:lang w:val="es_ES" w:bidi="es_ES"/>
         </w:rPr>
         <w:t>). Justo cuando Abraham estaba a punto de usar el cuchillo, un ángel lo detuvo y le proporcionó un carnero para sacrificar en lugar de Isaac. La fe de Abraham fue puesta a prueba (</w:t>
       </w:r>
-      <w:hyperlink r:id="rId122">
-        <w:r>
-          <w:rPr>
-            <w:lang w:val="es_ES" w:bidi="es_ES"/>
-          </w:rPr>
-          <w:rPr>
-            <w:color w:val="0000EE"/>
-            <w:u w:val="single"/>
-          </w:rPr>
-          <w:t>Génesis 22.10–13</w:t>
-        </w:r>
-      </w:hyperlink>
+      <w:r>
+        <w:rPr>
+          <w:lang w:val="es_ES" w:bidi="es_ES"/>
+        </w:rPr>
+        <w:t>Génesis 22.10–13</w:t>
+      </w:r>
       <w:r>
         <w:rPr>
           <w:lang w:val="es_ES" w:bidi="es_ES"/>
@@ -2982,54 +2274,36 @@
         </w:rPr>
         <w:t>Los cristianos interpretan el sacrificio de Isaac como un símbolo de que Dios ofreció a su único Hijo, Jesucristo, como sacrificio por los pecados del mundo. Dios cumplió su promesa a Abraham a través de Jesucristo, quien ofrece salvación a todos los que tienen fe (</w:t>
       </w:r>
-      <w:hyperlink r:id="rId123">
-        <w:r>
-          <w:rPr>
-            <w:lang w:val="es_ES" w:bidi="es_ES"/>
-          </w:rPr>
-          <w:rPr>
-            <w:color w:val="0000EE"/>
-            <w:u w:val="single"/>
-          </w:rPr>
-          <w:t>Romanos 4.16–17</w:t>
-        </w:r>
-      </w:hyperlink>
+      <w:r>
+        <w:rPr>
+          <w:lang w:val="es_ES" w:bidi="es_ES"/>
+        </w:rPr>
+        <w:t>Romanos 4.16–17</w:t>
+      </w:r>
       <w:r>
         <w:rPr>
           <w:lang w:val="es_ES" w:bidi="es_ES"/>
         </w:rPr>
         <w:t>), convirtiendo a los creyentes en descendientes espirituales de Abraham (</w:t>
       </w:r>
-      <w:hyperlink r:id="rId124">
-        <w:r>
-          <w:rPr>
-            <w:lang w:val="es_ES" w:bidi="es_ES"/>
-          </w:rPr>
-          <w:rPr>
-            <w:color w:val="0000EE"/>
-            <w:u w:val="single"/>
-          </w:rPr>
-          <w:t>Gálatas 3.29</w:t>
-        </w:r>
-      </w:hyperlink>
+      <w:r>
+        <w:rPr>
+          <w:lang w:val="es_ES" w:bidi="es_ES"/>
+        </w:rPr>
+        <w:t>Gálatas 3.29</w:t>
+      </w:r>
       <w:r>
         <w:rPr>
           <w:lang w:val="es_ES" w:bidi="es_ES"/>
         </w:rPr>
         <w:t xml:space="preserve">). La vida de Abraham demuestra que Dios es fiel y digno de confianza y obediencia. El significado completo de la promesa de Dios se realizó cuando el evangelio (las buenas nuevas sobre Jesús) fue compartido con todas las naciones, y personas de todas las familias de la tierra respondieron con fe (ver </w:t>
       </w:r>
-      <w:hyperlink r:id="rId125">
-        <w:r>
-          <w:rPr>
-            <w:lang w:val="es_ES" w:bidi="es_ES"/>
-          </w:rPr>
-          <w:rPr>
-            <w:color w:val="0000EE"/>
-            <w:u w:val="single"/>
-          </w:rPr>
-          <w:t>Gálatas 3.6–9</w:t>
-        </w:r>
-      </w:hyperlink>
+      <w:r>
+        <w:rPr>
+          <w:lang w:val="es_ES" w:bidi="es_ES"/>
+        </w:rPr>
+        <w:t>Gálatas 3.6–9</w:t>
+      </w:r>
       <w:r>
         <w:rPr>
           <w:lang w:val="es_ES" w:bidi="es_ES"/>
@@ -3050,72 +2324,48 @@
         </w:rPr>
         <w:t>Abraham fue llamado amigo de Dios (</w:t>
       </w:r>
-      <w:hyperlink r:id="rId126">
-        <w:r>
-          <w:rPr>
-            <w:lang w:val="es_ES" w:bidi="es_ES"/>
-          </w:rPr>
-          <w:rPr>
-            <w:color w:val="0000EE"/>
-            <w:u w:val="single"/>
-          </w:rPr>
-          <w:t>2 Crónicas 20.7</w:t>
-        </w:r>
-      </w:hyperlink>
+      <w:r>
+        <w:rPr>
+          <w:lang w:val="es_ES" w:bidi="es_ES"/>
+        </w:rPr>
+        <w:t>2 Crónicas 20.7</w:t>
+      </w:r>
       <w:r>
         <w:rPr>
           <w:lang w:val="es_ES" w:bidi="es_ES"/>
         </w:rPr>
         <w:t xml:space="preserve">; </w:t>
       </w:r>
-      <w:hyperlink r:id="rId110">
-        <w:r>
-          <w:rPr>
-            <w:lang w:val="es_ES" w:bidi="es_ES"/>
-          </w:rPr>
-          <w:rPr>
-            <w:color w:val="0000EE"/>
-            <w:u w:val="single"/>
-          </w:rPr>
-          <w:t>Santiago 2.23</w:t>
-        </w:r>
-      </w:hyperlink>
+      <w:r>
+        <w:rPr>
+          <w:lang w:val="es_ES" w:bidi="es_ES"/>
+        </w:rPr>
+        <w:t>Santiago 2.23</w:t>
+      </w:r>
       <w:r>
         <w:rPr>
           <w:lang w:val="es_ES" w:bidi="es_ES"/>
         </w:rPr>
         <w:t>). Todos los que viven por fe deberían esforzarse por vivir como él, confiando en la guía y el apoyo de Dios cada día. Abraham es uno de los muchos grandes "testigos" de una vida de fe (</w:t>
       </w:r>
-      <w:hyperlink r:id="rId127">
-        <w:r>
-          <w:rPr>
-            <w:lang w:val="es_ES" w:bidi="es_ES"/>
-          </w:rPr>
-          <w:rPr>
-            <w:color w:val="0000EE"/>
-            <w:u w:val="single"/>
-          </w:rPr>
-          <w:t>Hebreos 12.1</w:t>
-        </w:r>
-      </w:hyperlink>
+      <w:r>
+        <w:rPr>
+          <w:lang w:val="es_ES" w:bidi="es_ES"/>
+        </w:rPr>
+        <w:t>Hebreos 12.1</w:t>
+      </w:r>
       <w:r>
         <w:rPr>
           <w:lang w:val="es_ES" w:bidi="es_ES"/>
         </w:rPr>
         <w:t xml:space="preserve">; ver </w:t>
       </w:r>
-      <w:hyperlink r:id="rId128">
-        <w:r>
-          <w:rPr>
-            <w:lang w:val="es_ES" w:bidi="es_ES"/>
-          </w:rPr>
-          <w:rPr>
-            <w:color w:val="0000EE"/>
-            <w:u w:val="single"/>
-          </w:rPr>
-          <w:t>Hebreos 11</w:t>
-        </w:r>
-      </w:hyperlink>
+      <w:r>
+        <w:rPr>
+          <w:lang w:val="es_ES" w:bidi="es_ES"/>
+        </w:rPr>
+        <w:t>Hebreos 11</w:t>
+      </w:r>
       <w:r>
         <w:rPr>
           <w:lang w:val="es_ES" w:bidi="es_ES"/>
@@ -3145,486 +2395,324 @@
           <w:lang w:val="es_ES" w:bidi="es_ES"/>
         </w:rPr>
       </w:r>
-      <w:hyperlink r:id="rId129">
-        <w:r>
-          <w:rPr>
-            <w:lang w:val="es_ES" w:bidi="es_ES"/>
-          </w:rPr>
-          <w:rPr>
-            <w:color w:val="0000EE"/>
-            <w:u w:val="single"/>
-          </w:rPr>
-          <w:t>Génesis 11.26–25.11</w:t>
-        </w:r>
-      </w:hyperlink>
+      <w:r>
+        <w:rPr>
+          <w:lang w:val="es_ES" w:bidi="es_ES"/>
+        </w:rPr>
+        <w:t>Génesis 11.26–25.11</w:t>
+      </w:r>
       <w:r>
         <w:rPr>
           <w:lang w:val="es_ES" w:bidi="es_ES"/>
         </w:rPr>
         <w:t xml:space="preserve">; </w:t>
       </w:r>
-      <w:hyperlink r:id="rId130">
-        <w:r>
-          <w:rPr>
-            <w:lang w:val="es_ES" w:bidi="es_ES"/>
-          </w:rPr>
-          <w:rPr>
-            <w:color w:val="0000EE"/>
-            <w:u w:val="single"/>
-          </w:rPr>
-          <w:t>26.2–5</w:t>
-        </w:r>
-      </w:hyperlink>
+      <w:r>
+        <w:rPr>
+          <w:lang w:val="es_ES" w:bidi="es_ES"/>
+        </w:rPr>
+        <w:t>26.2–5</w:t>
+      </w:r>
       <w:r>
         <w:rPr>
           <w:lang w:val="es_ES" w:bidi="es_ES"/>
         </w:rPr>
         <w:t xml:space="preserve">; </w:t>
       </w:r>
-      <w:hyperlink r:id="rId131">
-        <w:r>
-          <w:rPr>
-            <w:lang w:val="es_ES" w:bidi="es_ES"/>
-          </w:rPr>
-          <w:rPr>
-            <w:color w:val="0000EE"/>
-            <w:u w:val="single"/>
-          </w:rPr>
-          <w:t>Éxodo 3.15–16</w:t>
-        </w:r>
-      </w:hyperlink>
+      <w:r>
+        <w:rPr>
+          <w:lang w:val="es_ES" w:bidi="es_ES"/>
+        </w:rPr>
+        <w:t>Éxodo 3.15–16</w:t>
+      </w:r>
       <w:r>
         <w:rPr>
           <w:lang w:val="es_ES" w:bidi="es_ES"/>
         </w:rPr>
         <w:t xml:space="preserve">; </w:t>
       </w:r>
-      <w:hyperlink r:id="rId132">
-        <w:r>
-          <w:rPr>
-            <w:lang w:val="es_ES" w:bidi="es_ES"/>
-          </w:rPr>
-          <w:rPr>
-            <w:color w:val="0000EE"/>
-            <w:u w:val="single"/>
-          </w:rPr>
-          <w:t>6.3</w:t>
-        </w:r>
-      </w:hyperlink>
+      <w:r>
+        <w:rPr>
+          <w:lang w:val="es_ES" w:bidi="es_ES"/>
+        </w:rPr>
+        <w:t>6.3</w:t>
+      </w:r>
       <w:r>
         <w:rPr>
           <w:lang w:val="es_ES" w:bidi="es_ES"/>
         </w:rPr>
         <w:t xml:space="preserve">; </w:t>
       </w:r>
-      <w:hyperlink r:id="rId133">
-        <w:r>
-          <w:rPr>
-            <w:lang w:val="es_ES" w:bidi="es_ES"/>
-          </w:rPr>
-          <w:rPr>
-            <w:color w:val="0000EE"/>
-            <w:u w:val="single"/>
-          </w:rPr>
-          <w:t>32.13</w:t>
-        </w:r>
-      </w:hyperlink>
+      <w:r>
+        <w:rPr>
+          <w:lang w:val="es_ES" w:bidi="es_ES"/>
+        </w:rPr>
+        <w:t>32.13</w:t>
+      </w:r>
       <w:r>
         <w:rPr>
           <w:lang w:val="es_ES" w:bidi="es_ES"/>
         </w:rPr>
         <w:t xml:space="preserve">; </w:t>
       </w:r>
-      <w:hyperlink r:id="rId134">
-        <w:r>
-          <w:rPr>
-            <w:lang w:val="es_ES" w:bidi="es_ES"/>
-          </w:rPr>
-          <w:rPr>
-            <w:color w:val="0000EE"/>
-            <w:u w:val="single"/>
-          </w:rPr>
-          <w:t>Josué 24.2–3</w:t>
-        </w:r>
-      </w:hyperlink>
+      <w:r>
+        <w:rPr>
+          <w:lang w:val="es_ES" w:bidi="es_ES"/>
+        </w:rPr>
+        <w:t>Josué 24.2–3</w:t>
+      </w:r>
       <w:r>
         <w:rPr>
           <w:lang w:val="es_ES" w:bidi="es_ES"/>
         </w:rPr>
         <w:t xml:space="preserve">; </w:t>
       </w:r>
-      <w:hyperlink r:id="rId135">
-        <w:r>
-          <w:rPr>
-            <w:lang w:val="es_ES" w:bidi="es_ES"/>
-          </w:rPr>
-          <w:rPr>
-            <w:color w:val="0000EE"/>
-            <w:u w:val="single"/>
-          </w:rPr>
-          <w:t>1 Crónicas 1.27–34</w:t>
-        </w:r>
-      </w:hyperlink>
+      <w:r>
+        <w:rPr>
+          <w:lang w:val="es_ES" w:bidi="es_ES"/>
+        </w:rPr>
+        <w:t>1 Crónicas 1.27–34</w:t>
+      </w:r>
       <w:r>
         <w:rPr>
           <w:lang w:val="es_ES" w:bidi="es_ES"/>
         </w:rPr>
         <w:t xml:space="preserve">; </w:t>
       </w:r>
-      <w:hyperlink r:id="rId126">
-        <w:r>
-          <w:rPr>
-            <w:lang w:val="es_ES" w:bidi="es_ES"/>
-          </w:rPr>
-          <w:rPr>
-            <w:color w:val="0000EE"/>
-            <w:u w:val="single"/>
-          </w:rPr>
-          <w:t>2 Crónicas 20.7</w:t>
-        </w:r>
-      </w:hyperlink>
+      <w:r>
+        <w:rPr>
+          <w:lang w:val="es_ES" w:bidi="es_ES"/>
+        </w:rPr>
+        <w:t>2 Crónicas 20.7</w:t>
+      </w:r>
       <w:r>
         <w:rPr>
           <w:lang w:val="es_ES" w:bidi="es_ES"/>
         </w:rPr>
         <w:t xml:space="preserve">; </w:t>
       </w:r>
-      <w:hyperlink r:id="rId136">
-        <w:r>
-          <w:rPr>
-            <w:lang w:val="es_ES" w:bidi="es_ES"/>
-          </w:rPr>
-          <w:rPr>
-            <w:color w:val="0000EE"/>
-            <w:u w:val="single"/>
-          </w:rPr>
-          <w:t>Isaías 29.22</w:t>
-        </w:r>
-      </w:hyperlink>
+      <w:r>
+        <w:rPr>
+          <w:lang w:val="es_ES" w:bidi="es_ES"/>
+        </w:rPr>
+        <w:t>Isaías 29.22</w:t>
+      </w:r>
       <w:r>
         <w:rPr>
           <w:lang w:val="es_ES" w:bidi="es_ES"/>
         </w:rPr>
         <w:t xml:space="preserve">; </w:t>
       </w:r>
-      <w:hyperlink r:id="rId137">
-        <w:r>
-          <w:rPr>
-            <w:lang w:val="es_ES" w:bidi="es_ES"/>
-          </w:rPr>
-          <w:rPr>
-            <w:color w:val="0000EE"/>
-            <w:u w:val="single"/>
-          </w:rPr>
-          <w:t>41.8</w:t>
-        </w:r>
-      </w:hyperlink>
+      <w:r>
+        <w:rPr>
+          <w:lang w:val="es_ES" w:bidi="es_ES"/>
+        </w:rPr>
+        <w:t>41.8</w:t>
+      </w:r>
       <w:r>
         <w:rPr>
           <w:lang w:val="es_ES" w:bidi="es_ES"/>
         </w:rPr>
         <w:t xml:space="preserve">; </w:t>
       </w:r>
-      <w:hyperlink r:id="rId138">
-        <w:r>
-          <w:rPr>
-            <w:lang w:val="es_ES" w:bidi="es_ES"/>
-          </w:rPr>
-          <w:rPr>
-            <w:color w:val="0000EE"/>
-            <w:u w:val="single"/>
-          </w:rPr>
-          <w:t>51.1–2</w:t>
-        </w:r>
-      </w:hyperlink>
+      <w:r>
+        <w:rPr>
+          <w:lang w:val="es_ES" w:bidi="es_ES"/>
+        </w:rPr>
+        <w:t>51.1–2</w:t>
+      </w:r>
       <w:r>
         <w:rPr>
           <w:lang w:val="es_ES" w:bidi="es_ES"/>
         </w:rPr>
         <w:t xml:space="preserve">; </w:t>
       </w:r>
-      <w:hyperlink r:id="rId139">
-        <w:r>
-          <w:rPr>
-            <w:lang w:val="es_ES" w:bidi="es_ES"/>
-          </w:rPr>
-          <w:rPr>
-            <w:color w:val="0000EE"/>
-            <w:u w:val="single"/>
-          </w:rPr>
-          <w:t>Ezequiel 33.24</w:t>
-        </w:r>
-      </w:hyperlink>
+      <w:r>
+        <w:rPr>
+          <w:lang w:val="es_ES" w:bidi="es_ES"/>
+        </w:rPr>
+        <w:t>Ezequiel 33.24</w:t>
+      </w:r>
       <w:r>
         <w:rPr>
           <w:lang w:val="es_ES" w:bidi="es_ES"/>
         </w:rPr>
         <w:t xml:space="preserve">; </w:t>
       </w:r>
-      <w:hyperlink r:id="rId140">
-        <w:r>
-          <w:rPr>
-            <w:lang w:val="es_ES" w:bidi="es_ES"/>
-          </w:rPr>
-          <w:rPr>
-            <w:color w:val="0000EE"/>
-            <w:u w:val="single"/>
-          </w:rPr>
-          <w:t>Mateo 1.1–2</w:t>
-        </w:r>
-      </w:hyperlink>
+      <w:r>
+        <w:rPr>
+          <w:lang w:val="es_ES" w:bidi="es_ES"/>
+        </w:rPr>
+        <w:t>Mateo 1.1–2</w:t>
+      </w:r>
       <w:r>
         <w:rPr>
           <w:lang w:val="es_ES" w:bidi="es_ES"/>
         </w:rPr>
         <w:t xml:space="preserve">; </w:t>
       </w:r>
-      <w:hyperlink r:id="rId141">
-        <w:r>
-          <w:rPr>
-            <w:lang w:val="es_ES" w:bidi="es_ES"/>
-          </w:rPr>
-          <w:rPr>
-            <w:color w:val="0000EE"/>
-            <w:u w:val="single"/>
-          </w:rPr>
-          <w:t>3.9</w:t>
-        </w:r>
-      </w:hyperlink>
+      <w:r>
+        <w:rPr>
+          <w:lang w:val="es_ES" w:bidi="es_ES"/>
+        </w:rPr>
+        <w:t>3.9</w:t>
+      </w:r>
       <w:r>
         <w:rPr>
           <w:lang w:val="es_ES" w:bidi="es_ES"/>
         </w:rPr>
         <w:t xml:space="preserve">; </w:t>
       </w:r>
-      <w:hyperlink r:id="rId142">
-        <w:r>
-          <w:rPr>
-            <w:lang w:val="es_ES" w:bidi="es_ES"/>
-          </w:rPr>
-          <w:rPr>
-            <w:color w:val="0000EE"/>
-            <w:u w:val="single"/>
-          </w:rPr>
-          <w:t>8.11</w:t>
-        </w:r>
-      </w:hyperlink>
+      <w:r>
+        <w:rPr>
+          <w:lang w:val="es_ES" w:bidi="es_ES"/>
+        </w:rPr>
+        <w:t>8.11</w:t>
+      </w:r>
       <w:r>
         <w:rPr>
           <w:lang w:val="es_ES" w:bidi="es_ES"/>
         </w:rPr>
         <w:t xml:space="preserve">; </w:t>
       </w:r>
-      <w:hyperlink r:id="rId143">
-        <w:r>
-          <w:rPr>
-            <w:lang w:val="es_ES" w:bidi="es_ES"/>
-          </w:rPr>
-          <w:rPr>
-            <w:color w:val="0000EE"/>
-            <w:u w:val="single"/>
-          </w:rPr>
-          <w:t>22.31–33</w:t>
-        </w:r>
-      </w:hyperlink>
+      <w:r>
+        <w:rPr>
+          <w:lang w:val="es_ES" w:bidi="es_ES"/>
+        </w:rPr>
+        <w:t>22.31–33</w:t>
+      </w:r>
       <w:r>
         <w:rPr>
           <w:lang w:val="es_ES" w:bidi="es_ES"/>
         </w:rPr>
         <w:t xml:space="preserve">; </w:t>
       </w:r>
-      <w:hyperlink r:id="rId144">
-        <w:r>
-          <w:rPr>
-            <w:lang w:val="es_ES" w:bidi="es_ES"/>
-          </w:rPr>
-          <w:rPr>
-            <w:color w:val="0000EE"/>
-            <w:u w:val="single"/>
-          </w:rPr>
-          <w:t>Lucas 16.19–31</w:t>
-        </w:r>
-      </w:hyperlink>
+      <w:r>
+        <w:rPr>
+          <w:lang w:val="es_ES" w:bidi="es_ES"/>
+        </w:rPr>
+        <w:t>Lucas 16.19–31</w:t>
+      </w:r>
       <w:r>
         <w:rPr>
           <w:lang w:val="es_ES" w:bidi="es_ES"/>
         </w:rPr>
         <w:t xml:space="preserve">; </w:t>
       </w:r>
-      <w:hyperlink r:id="rId145">
-        <w:r>
-          <w:rPr>
-            <w:lang w:val="es_ES" w:bidi="es_ES"/>
-          </w:rPr>
-          <w:rPr>
-            <w:color w:val="0000EE"/>
-            <w:u w:val="single"/>
-          </w:rPr>
-          <w:t>Juan 8.31–58</w:t>
-        </w:r>
-      </w:hyperlink>
+      <w:r>
+        <w:rPr>
+          <w:lang w:val="es_ES" w:bidi="es_ES"/>
+        </w:rPr>
+        <w:t>Juan 8.31–58</w:t>
+      </w:r>
       <w:r>
         <w:rPr>
           <w:lang w:val="es_ES" w:bidi="es_ES"/>
         </w:rPr>
         <w:t xml:space="preserve">; </w:t>
       </w:r>
-      <w:hyperlink r:id="rId146">
-        <w:r>
-          <w:rPr>
-            <w:lang w:val="es_ES" w:bidi="es_ES"/>
-          </w:rPr>
-          <w:rPr>
-            <w:color w:val="0000EE"/>
-            <w:u w:val="single"/>
-          </w:rPr>
-          <w:t>Hechos 7.2–8</w:t>
-        </w:r>
-      </w:hyperlink>
+      <w:r>
+        <w:rPr>
+          <w:lang w:val="es_ES" w:bidi="es_ES"/>
+        </w:rPr>
+        <w:t>Hechos 7.2–8</w:t>
+      </w:r>
       <w:r>
         <w:rPr>
           <w:lang w:val="es_ES" w:bidi="es_ES"/>
         </w:rPr>
         <w:t xml:space="preserve">; </w:t>
       </w:r>
-      <w:hyperlink r:id="rId147">
-        <w:r>
-          <w:rPr>
-            <w:lang w:val="es_ES" w:bidi="es_ES"/>
-          </w:rPr>
-          <w:rPr>
-            <w:color w:val="0000EE"/>
-            <w:u w:val="single"/>
-          </w:rPr>
-          <w:t>Romanos 4.1–23</w:t>
-        </w:r>
-      </w:hyperlink>
+      <w:r>
+        <w:rPr>
+          <w:lang w:val="es_ES" w:bidi="es_ES"/>
+        </w:rPr>
+        <w:t>Romanos 4.1–23</w:t>
+      </w:r>
       <w:r>
         <w:rPr>
           <w:lang w:val="es_ES" w:bidi="es_ES"/>
         </w:rPr>
         <w:t xml:space="preserve">; </w:t>
       </w:r>
-      <w:hyperlink r:id="rId148">
-        <w:r>
-          <w:rPr>
-            <w:lang w:val="es_ES" w:bidi="es_ES"/>
-          </w:rPr>
-          <w:rPr>
-            <w:color w:val="0000EE"/>
-            <w:u w:val="single"/>
-          </w:rPr>
-          <w:t>9.5–9</w:t>
-        </w:r>
-      </w:hyperlink>
+      <w:r>
+        <w:rPr>
+          <w:lang w:val="es_ES" w:bidi="es_ES"/>
+        </w:rPr>
+        <w:t>9.5–9</w:t>
+      </w:r>
       <w:r>
         <w:rPr>
           <w:lang w:val="es_ES" w:bidi="es_ES"/>
         </w:rPr>
         <w:t xml:space="preserve">; </w:t>
       </w:r>
-      <w:hyperlink r:id="rId149">
-        <w:r>
-          <w:rPr>
-            <w:lang w:val="es_ES" w:bidi="es_ES"/>
-          </w:rPr>
-          <w:rPr>
-            <w:color w:val="0000EE"/>
-            <w:u w:val="single"/>
-          </w:rPr>
-          <w:t>11.16–17</w:t>
-        </w:r>
-      </w:hyperlink>
+      <w:r>
+        <w:rPr>
+          <w:lang w:val="es_ES" w:bidi="es_ES"/>
+        </w:rPr>
+        <w:t>11.16–17</w:t>
+      </w:r>
       <w:r>
         <w:rPr>
           <w:lang w:val="es_ES" w:bidi="es_ES"/>
         </w:rPr>
         <w:t xml:space="preserve">; </w:t>
       </w:r>
-      <w:hyperlink r:id="rId150">
-        <w:r>
-          <w:rPr>
-            <w:lang w:val="es_ES" w:bidi="es_ES"/>
-          </w:rPr>
-          <w:rPr>
-            <w:color w:val="0000EE"/>
-            <w:u w:val="single"/>
-          </w:rPr>
-          <w:t>Gálatas 3.6–29</w:t>
-        </w:r>
-      </w:hyperlink>
+      <w:r>
+        <w:rPr>
+          <w:lang w:val="es_ES" w:bidi="es_ES"/>
+        </w:rPr>
+        <w:t>Gálatas 3.6–29</w:t>
+      </w:r>
       <w:r>
         <w:rPr>
           <w:lang w:val="es_ES" w:bidi="es_ES"/>
         </w:rPr>
         <w:t xml:space="preserve">; </w:t>
       </w:r>
-      <w:hyperlink r:id="rId151">
-        <w:r>
-          <w:rPr>
-            <w:lang w:val="es_ES" w:bidi="es_ES"/>
-          </w:rPr>
-          <w:rPr>
-            <w:color w:val="0000EE"/>
-            <w:u w:val="single"/>
-          </w:rPr>
-          <w:t>Hebreos 6.13–15</w:t>
-        </w:r>
-      </w:hyperlink>
+      <w:r>
+        <w:rPr>
+          <w:lang w:val="es_ES" w:bidi="es_ES"/>
+        </w:rPr>
+        <w:t>Hebreos 6.13–15</w:t>
+      </w:r>
       <w:r>
         <w:rPr>
           <w:lang w:val="es_ES" w:bidi="es_ES"/>
         </w:rPr>
         <w:t xml:space="preserve">; </w:t>
       </w:r>
-      <w:hyperlink r:id="rId152">
-        <w:r>
-          <w:rPr>
-            <w:lang w:val="es_ES" w:bidi="es_ES"/>
-          </w:rPr>
-          <w:rPr>
-            <w:color w:val="0000EE"/>
-            <w:u w:val="single"/>
-          </w:rPr>
-          <w:t>11.8–12,</w:t>
-        </w:r>
-      </w:hyperlink>
+      <w:r>
+        <w:rPr>
+          <w:lang w:val="es_ES" w:bidi="es_ES"/>
+        </w:rPr>
+        <w:t>11.8–12,</w:t>
+      </w:r>
       <w:r>
         <w:rPr>
           <w:lang w:val="es_ES" w:bidi="es_ES"/>
         </w:rPr>
         <w:t xml:space="preserve"> </w:t>
       </w:r>
-      <w:hyperlink r:id="rId121">
-        <w:r>
-          <w:rPr>
-            <w:lang w:val="es_ES" w:bidi="es_ES"/>
-          </w:rPr>
-          <w:rPr>
-            <w:color w:val="0000EE"/>
-            <w:u w:val="single"/>
-          </w:rPr>
-          <w:t>17–19</w:t>
-        </w:r>
-      </w:hyperlink>
+      <w:r>
+        <w:rPr>
+          <w:lang w:val="es_ES" w:bidi="es_ES"/>
+        </w:rPr>
+        <w:t>17–19</w:t>
+      </w:r>
       <w:r>
         <w:rPr>
           <w:lang w:val="es_ES" w:bidi="es_ES"/>
         </w:rPr>
         <w:t xml:space="preserve">; </w:t>
       </w:r>
-      <w:hyperlink r:id="rId153">
-        <w:r>
-          <w:rPr>
-            <w:lang w:val="es_ES" w:bidi="es_ES"/>
-          </w:rPr>
-          <w:rPr>
-            <w:color w:val="0000EE"/>
-            <w:u w:val="single"/>
-          </w:rPr>
-          <w:t>Santiago 2.21–23.</w:t>
-        </w:r>
-      </w:hyperlink>
+      <w:r>
+        <w:rPr>
+          <w:lang w:val="es_ES" w:bidi="es_ES"/>
+        </w:rPr>
+        <w:t>Santiago 2.21–23.</w:t>
+      </w:r>
       <w:r>
         <w:rPr>
           <w:lang w:val="es_ES" w:bidi="es_ES"/>
@@ -3673,90 +2761,60 @@
         </w:rPr>
         <w:t>Absalom era el hijo del Rey David. La Biblia describe a Absalom como "hermoso y muy alabado" (</w:t>
       </w:r>
-      <w:hyperlink r:id="rId154">
-        <w:r>
-          <w:rPr>
-            <w:lang w:val="es_ES" w:bidi="es_ES"/>
-          </w:rPr>
-          <w:rPr>
-            <w:color w:val="0000EE"/>
-            <w:u w:val="single"/>
-          </w:rPr>
-          <w:t>2 Samuel 14.25–26</w:t>
-        </w:r>
-      </w:hyperlink>
+      <w:r>
+        <w:rPr>
+          <w:lang w:val="es_ES" w:bidi="es_ES"/>
+        </w:rPr>
+        <w:t>2 Samuel 14.25–26</w:t>
+      </w:r>
       <w:r>
         <w:rPr>
           <w:lang w:val="es_ES" w:bidi="es_ES"/>
         </w:rPr>
         <w:t>). Cuando su hermana Thamar fue violada y abandonada por su medio hermano Amnón, Absalom la cuidó y protegió (</w:t>
       </w:r>
-      <w:hyperlink r:id="rId155">
-        <w:r>
-          <w:rPr>
-            <w:lang w:val="es_ES" w:bidi="es_ES"/>
-          </w:rPr>
-          <w:rPr>
-            <w:color w:val="0000EE"/>
-            <w:u w:val="single"/>
-          </w:rPr>
-          <w:t>2 Samuel 13.1–20</w:t>
-        </w:r>
-      </w:hyperlink>
+      <w:r>
+        <w:rPr>
+          <w:lang w:val="es_ES" w:bidi="es_ES"/>
+        </w:rPr>
+        <w:t>2 Samuel 13.1–20</w:t>
+      </w:r>
       <w:r>
         <w:rPr>
           <w:lang w:val="es_ES" w:bidi="es_ES"/>
         </w:rPr>
         <w:t>). Se podría haber esperado que David castigara a Amnón, pero David no hizo nada (</w:t>
       </w:r>
-      <w:hyperlink r:id="rId156">
-        <w:r>
-          <w:rPr>
-            <w:lang w:val="es_ES" w:bidi="es_ES"/>
-          </w:rPr>
-          <w:rPr>
-            <w:color w:val="0000EE"/>
-            <w:u w:val="single"/>
-          </w:rPr>
-          <w:t>2 Samuel 13.21</w:t>
-        </w:r>
-      </w:hyperlink>
+      <w:r>
+        <w:rPr>
+          <w:lang w:val="es_ES" w:bidi="es_ES"/>
+        </w:rPr>
+        <w:t>2 Samuel 13.21</w:t>
+      </w:r>
       <w:r>
         <w:rPr>
           <w:lang w:val="es_ES" w:bidi="es_ES"/>
         </w:rPr>
         <w:t>). Durante dos años, la ira y el odio de Absalom crecieron (</w:t>
       </w:r>
-      <w:hyperlink r:id="rId157">
-        <w:r>
-          <w:rPr>
-            <w:lang w:val="es_ES" w:bidi="es_ES"/>
-          </w:rPr>
-          <w:rPr>
-            <w:color w:val="0000EE"/>
-            <w:u w:val="single"/>
-          </w:rPr>
-          <w:t>2 Samuel 13.22</w:t>
-        </w:r>
-      </w:hyperlink>
+      <w:r>
+        <w:rPr>
+          <w:lang w:val="es_ES" w:bidi="es_ES"/>
+        </w:rPr>
+        <w:t>2 Samuel 13.22</w:t>
+      </w:r>
       <w:r>
         <w:rPr>
           <w:lang w:val="es_ES" w:bidi="es_ES"/>
         </w:rPr>
         <w:t>). Finalmente, asesinó a Amnón y huyó a la casa de su abuelo, el Rey Talmai de Gessur (</w:t>
       </w:r>
-      <w:hyperlink r:id="rId158">
-        <w:r>
-          <w:rPr>
-            <w:lang w:val="es_ES" w:bidi="es_ES"/>
-          </w:rPr>
-          <w:rPr>
-            <w:color w:val="0000EE"/>
-            <w:u w:val="single"/>
-          </w:rPr>
-          <w:t>2 Samuel 13.23–39</w:t>
-        </w:r>
-      </w:hyperlink>
+      <w:r>
+        <w:rPr>
+          <w:lang w:val="es_ES" w:bidi="es_ES"/>
+        </w:rPr>
+        <w:t>2 Samuel 13.23–39</w:t>
+      </w:r>
       <w:r>
         <w:rPr>
           <w:lang w:val="es_ES" w:bidi="es_ES"/>
@@ -3777,18 +2835,12 @@
         </w:rPr>
         <w:t>Después de tres años, Joab persuadió a David para que trajera de vuelta a Absalom. Sin embargo, David no lo castigó ni se reconcilió con él. Absalom vivió en Jerusalem durante dos años con privilegios, pero se sintió aislado. Luego insistió en ver al rey. Se encontraron y parecieron reconciliarse (</w:t>
       </w:r>
-      <w:hyperlink r:id="rId159">
-        <w:r>
-          <w:rPr>
-            <w:lang w:val="es_ES" w:bidi="es_ES"/>
-          </w:rPr>
-          <w:rPr>
-            <w:color w:val="0000EE"/>
-            <w:u w:val="single"/>
-          </w:rPr>
-          <w:t>2 Samuel 14.28–33</w:t>
-        </w:r>
-      </w:hyperlink>
+      <w:r>
+        <w:rPr>
+          <w:lang w:val="es_ES" w:bidi="es_ES"/>
+        </w:rPr>
+        <w:t>2 Samuel 14.28–33</w:t>
+      </w:r>
       <w:r>
         <w:rPr>
           <w:lang w:val="es_ES" w:bidi="es_ES"/>
@@ -3809,54 +2861,36 @@
         </w:rPr>
         <w:t>Para Absalom, esta reunión podría haber sido un paso hacia el trono. Posteriormente, inició una campaña para debilitar la confianza del pueblo en David (</w:t>
       </w:r>
-      <w:hyperlink r:id="rId160">
-        <w:r>
-          <w:rPr>
-            <w:lang w:val="es_ES" w:bidi="es_ES"/>
-          </w:rPr>
-          <w:rPr>
-            <w:color w:val="0000EE"/>
-            <w:u w:val="single"/>
-          </w:rPr>
-          <w:t>2 Samuel 15.1–6</w:t>
-        </w:r>
-      </w:hyperlink>
+      <w:r>
+        <w:rPr>
+          <w:lang w:val="es_ES" w:bidi="es_ES"/>
+        </w:rPr>
+        <w:t>2 Samuel 15.1–6</w:t>
+      </w:r>
       <w:r>
         <w:rPr>
           <w:lang w:val="es_ES" w:bidi="es_ES"/>
         </w:rPr>
         <w:t>). Finalmente, las artimañas de Absalom tuvieron éxito. Comenzó una rebelión y reunió seguidores en Hebrón de todo Israel. Cuando David se enteró de lo que Absalom estaba haciendo, solo pudo huir de Jerusalem (</w:t>
       </w:r>
-      <w:hyperlink r:id="rId161">
-        <w:r>
-          <w:rPr>
-            <w:lang w:val="es_ES" w:bidi="es_ES"/>
-          </w:rPr>
-          <w:rPr>
-            <w:color w:val="0000EE"/>
-            <w:u w:val="single"/>
-          </w:rPr>
-          <w:t>2 Samuel 15.13–37</w:t>
-        </w:r>
-      </w:hyperlink>
+      <w:r>
+        <w:rPr>
+          <w:lang w:val="es_ES" w:bidi="es_ES"/>
+        </w:rPr>
+        <w:t>2 Samuel 15.13–37</w:t>
+      </w:r>
       <w:r>
         <w:rPr>
           <w:lang w:val="es_ES" w:bidi="es_ES"/>
         </w:rPr>
         <w:t xml:space="preserve">; ver </w:t>
       </w:r>
-      <w:hyperlink r:id="rId162">
-        <w:r>
-          <w:rPr>
-            <w:lang w:val="es_ES" w:bidi="es_ES"/>
-          </w:rPr>
-          <w:rPr>
-            <w:color w:val="0000EE"/>
-            <w:u w:val="single"/>
-          </w:rPr>
-          <w:t>Salmo 3</w:t>
-        </w:r>
-      </w:hyperlink>
+      <w:r>
+        <w:rPr>
+          <w:lang w:val="es_ES" w:bidi="es_ES"/>
+        </w:rPr>
+        <w:t>Salmo 3</w:t>
+      </w:r>
       <w:r>
         <w:rPr>
           <w:lang w:val="es_ES" w:bidi="es_ES"/>
@@ -3891,18 +2925,12 @@
         </w:rPr>
         <w:t>Cuando Absalom llevó a sus fuerzas a través del Río Jordán para luchar en el Bosque de Ephraim, David y sus tropas leales estaban bien descansadas y lideradas por los capaces Joab, Abisai e Ittai de Gath. Los hombres de David superaron a las fuerzas más numerosas de Absalom y las derrotaron. Absalom huyó en una mula, pero su largo cabello se enredó en un árbol. Joab y sus hombres encontraron a Absalom colgando indefenso y lo mataron, a pesar de la orden de David de mostrarle misericordia (</w:t>
       </w:r>
-      <w:hyperlink r:id="rId63">
-        <w:r>
-          <w:rPr>
-            <w:lang w:val="es_ES" w:bidi="es_ES"/>
-          </w:rPr>
-          <w:rPr>
-            <w:color w:val="0000EE"/>
-            <w:u w:val="single"/>
-          </w:rPr>
-          <w:t>2 Samuel 18.1–18</w:t>
-        </w:r>
-      </w:hyperlink>
+      <w:r>
+        <w:rPr>
+          <w:lang w:val="es_ES" w:bidi="es_ES"/>
+        </w:rPr>
+        <w:t>2 Samuel 18.1–18</w:t>
+      </w:r>
       <w:r>
         <w:rPr>
           <w:lang w:val="es_ES" w:bidi="es_ES"/>
@@ -3923,54 +2951,36 @@
         </w:rPr>
         <w:t>La muerte de Absalom conmocionó a David, y su dolor casi alejó a aquellos que arriesgaron sus vidas para detener la rebelión de Absalom contra el reino (</w:t>
       </w:r>
-      <w:hyperlink r:id="rId163">
-        <w:r>
-          <w:rPr>
-            <w:lang w:val="es_ES" w:bidi="es_ES"/>
-          </w:rPr>
-          <w:rPr>
-            <w:color w:val="0000EE"/>
-            <w:u w:val="single"/>
-          </w:rPr>
-          <w:t>2 Samuel 18.33–19.8</w:t>
-        </w:r>
-      </w:hyperlink>
+      <w:r>
+        <w:rPr>
+          <w:lang w:val="es_ES" w:bidi="es_ES"/>
+        </w:rPr>
+        <w:t>2 Samuel 18.33–19.8</w:t>
+      </w:r>
       <w:r>
         <w:rPr>
           <w:lang w:val="es_ES" w:bidi="es_ES"/>
         </w:rPr>
         <w:t>). Absalom tenía motivos para estar descontento con el gobierno de David. Sin embargo, en lugar de seguir el ejemplo de su padre de confiar en el Señor y respetar al rey ungido, Absalom inició una rebelión que lo llevó a su propia muerte (</w:t>
       </w:r>
-      <w:hyperlink r:id="rId164">
-        <w:r>
-          <w:rPr>
-            <w:lang w:val="es_ES" w:bidi="es_ES"/>
-          </w:rPr>
-          <w:rPr>
-            <w:color w:val="0000EE"/>
-            <w:u w:val="single"/>
-          </w:rPr>
-          <w:t>1 Samuel 24.5–11</w:t>
-        </w:r>
-      </w:hyperlink>
+      <w:r>
+        <w:rPr>
+          <w:lang w:val="es_ES" w:bidi="es_ES"/>
+        </w:rPr>
+        <w:t>1 Samuel 24.5–11</w:t>
+      </w:r>
       <w:r>
         <w:rPr>
           <w:lang w:val="es_ES" w:bidi="es_ES"/>
         </w:rPr>
         <w:t xml:space="preserve">; </w:t>
       </w:r>
-      <w:hyperlink r:id="rId165">
-        <w:r>
-          <w:rPr>
-            <w:lang w:val="es_ES" w:bidi="es_ES"/>
-          </w:rPr>
-          <w:rPr>
-            <w:color w:val="0000EE"/>
-            <w:u w:val="single"/>
-          </w:rPr>
-          <w:t>26.5–24</w:t>
-        </w:r>
-      </w:hyperlink>
+      <w:r>
+        <w:rPr>
+          <w:lang w:val="es_ES" w:bidi="es_ES"/>
+        </w:rPr>
+        <w:t>26.5–24</w:t>
+      </w:r>
       <w:r>
         <w:rPr>
           <w:lang w:val="es_ES" w:bidi="es_ES"/>
@@ -4000,126 +3010,84 @@
           <w:lang w:val="es_ES" w:bidi="es_ES"/>
         </w:rPr>
       </w:r>
-      <w:hyperlink r:id="rId166">
-        <w:r>
-          <w:rPr>
-            <w:lang w:val="es_ES" w:bidi="es_ES"/>
-          </w:rPr>
-          <w:rPr>
-            <w:color w:val="0000EE"/>
-            <w:u w:val="single"/>
-          </w:rPr>
-          <w:t>2 Samuel 3.3</w:t>
-        </w:r>
-      </w:hyperlink>
+      <w:r>
+        <w:rPr>
+          <w:lang w:val="es_ES" w:bidi="es_ES"/>
+        </w:rPr>
+        <w:t>2 Samuel 3.3</w:t>
+      </w:r>
       <w:r>
         <w:rPr>
           <w:lang w:val="es_ES" w:bidi="es_ES"/>
         </w:rPr>
         <w:t xml:space="preserve">; </w:t>
       </w:r>
-      <w:hyperlink r:id="rId167">
-        <w:r>
-          <w:rPr>
-            <w:lang w:val="es_ES" w:bidi="es_ES"/>
-          </w:rPr>
-          <w:rPr>
-            <w:color w:val="0000EE"/>
-            <w:u w:val="single"/>
-          </w:rPr>
-          <w:t>2 Samuel 13.1–19.10</w:t>
-        </w:r>
-      </w:hyperlink>
+      <w:r>
+        <w:rPr>
+          <w:lang w:val="es_ES" w:bidi="es_ES"/>
+        </w:rPr>
+        <w:t>2 Samuel 13.1–19.10</w:t>
+      </w:r>
       <w:r>
         <w:rPr>
           <w:lang w:val="es_ES" w:bidi="es_ES"/>
         </w:rPr>
         <w:t xml:space="preserve">; </w:t>
       </w:r>
-      <w:hyperlink r:id="rId168">
-        <w:r>
-          <w:rPr>
-            <w:lang w:val="es_ES" w:bidi="es_ES"/>
-          </w:rPr>
-          <w:rPr>
-            <w:color w:val="0000EE"/>
-            <w:u w:val="single"/>
-          </w:rPr>
-          <w:t>1 Reyes 2.7</w:t>
-        </w:r>
-      </w:hyperlink>
+      <w:r>
+        <w:rPr>
+          <w:lang w:val="es_ES" w:bidi="es_ES"/>
+        </w:rPr>
+        <w:t>1 Reyes 2.7</w:t>
+      </w:r>
       <w:r>
         <w:rPr>
           <w:lang w:val="es_ES" w:bidi="es_ES"/>
         </w:rPr>
         <w:t xml:space="preserve">; </w:t>
       </w:r>
-      <w:hyperlink r:id="rId169">
-        <w:r>
-          <w:rPr>
-            <w:lang w:val="es_ES" w:bidi="es_ES"/>
-          </w:rPr>
-          <w:rPr>
-            <w:color w:val="0000EE"/>
-            <w:u w:val="single"/>
-          </w:rPr>
-          <w:t>15.2</w:t>
-        </w:r>
-      </w:hyperlink>
+      <w:r>
+        <w:rPr>
+          <w:lang w:val="es_ES" w:bidi="es_ES"/>
+        </w:rPr>
+        <w:t>15.2</w:t>
+      </w:r>
       <w:r>
         <w:rPr>
           <w:lang w:val="es_ES" w:bidi="es_ES"/>
         </w:rPr>
         <w:t xml:space="preserve">, </w:t>
       </w:r>
-      <w:hyperlink r:id="rId170">
-        <w:r>
-          <w:rPr>
-            <w:lang w:val="es_ES" w:bidi="es_ES"/>
-          </w:rPr>
-          <w:rPr>
-            <w:color w:val="0000EE"/>
-            <w:u w:val="single"/>
-          </w:rPr>
-          <w:t>10</w:t>
-        </w:r>
-      </w:hyperlink>
+      <w:r>
+        <w:rPr>
+          <w:lang w:val="es_ES" w:bidi="es_ES"/>
+        </w:rPr>
+        <w:t>10</w:t>
+      </w:r>
       <w:r>
         <w:rPr>
           <w:lang w:val="es_ES" w:bidi="es_ES"/>
         </w:rPr>
         <w:t xml:space="preserve">; </w:t>
       </w:r>
-      <w:hyperlink r:id="rId171">
-        <w:r>
-          <w:rPr>
-            <w:lang w:val="es_ES" w:bidi="es_ES"/>
-          </w:rPr>
-          <w:rPr>
-            <w:color w:val="0000EE"/>
-            <w:u w:val="single"/>
-          </w:rPr>
-          <w:t>1 Crónicas 3.2</w:t>
-        </w:r>
-      </w:hyperlink>
+      <w:r>
+        <w:rPr>
+          <w:lang w:val="es_ES" w:bidi="es_ES"/>
+        </w:rPr>
+        <w:t>1 Crónicas 3.2</w:t>
+      </w:r>
       <w:r>
         <w:rPr>
           <w:lang w:val="es_ES" w:bidi="es_ES"/>
         </w:rPr>
         <w:t xml:space="preserve">; </w:t>
       </w:r>
-      <w:hyperlink r:id="rId172">
-        <w:r>
-          <w:rPr>
-            <w:lang w:val="es_ES" w:bidi="es_ES"/>
-          </w:rPr>
-          <w:rPr>
-            <w:color w:val="0000EE"/>
-            <w:u w:val="single"/>
-          </w:rPr>
-          <w:t>Salmo 3.1</w:t>
-        </w:r>
-      </w:hyperlink>
+      <w:r>
+        <w:rPr>
+          <w:lang w:val="es_ES" w:bidi="es_ES"/>
+        </w:rPr>
+        <w:t>Salmo 3.1</w:t>
+      </w:r>
       <w:r>
         <w:rPr>
           <w:lang w:val="es_ES" w:bidi="es_ES"/>
@@ -4180,18 +3148,12 @@
         </w:rPr>
         <w:t>b, el octavo rey de Israel, asumió el reino del norte tras su poderoso padre, Omri (</w:t>
       </w:r>
-      <w:hyperlink r:id="rId173">
-        <w:r>
-          <w:rPr>
-            <w:lang w:val="es_ES" w:bidi="es_ES"/>
-          </w:rPr>
-          <w:rPr>
-            <w:color w:val="0000EE"/>
-            <w:u w:val="single"/>
-          </w:rPr>
-          <w:t>1 Reyes 16.27–28</w:t>
-        </w:r>
-      </w:hyperlink>
+      <w:r>
+        <w:rPr>
+          <w:lang w:val="es_ES" w:bidi="es_ES"/>
+        </w:rPr>
+        <w:t>1 Reyes 16.27–28</w:t>
+      </w:r>
       <w:r>
         <w:rPr>
           <w:lang w:val="es_ES" w:bidi="es_ES"/>
@@ -4222,18 +3184,12 @@
         </w:rPr>
         <w:t>b comenzó a adorar a Baal en lugar del Señor (</w:t>
       </w:r>
-      <w:hyperlink r:id="rId174">
-        <w:r>
-          <w:rPr>
-            <w:lang w:val="es_ES" w:bidi="es_ES"/>
-          </w:rPr>
-          <w:rPr>
-            <w:color w:val="0000EE"/>
-            <w:u w:val="single"/>
-          </w:rPr>
-          <w:t>1 Reyes 16.29–33</w:t>
-        </w:r>
-      </w:hyperlink>
+      <w:r>
+        <w:rPr>
+          <w:lang w:val="es_ES" w:bidi="es_ES"/>
+        </w:rPr>
+        <w:t>1 Reyes 16.29–33</w:t>
+      </w:r>
       <w:r>
         <w:rPr>
           <w:lang w:val="es_ES" w:bidi="es_ES"/>
@@ -4266,18 +3222,12 @@
         </w:rPr>
         <w:t>b ganó varias batallas. Derrotó a los Arameos (</w:t>
       </w:r>
-      <w:hyperlink r:id="rId175">
-        <w:r>
-          <w:rPr>
-            <w:lang w:val="es_ES" w:bidi="es_ES"/>
-          </w:rPr>
-          <w:rPr>
-            <w:color w:val="0000EE"/>
-            <w:u w:val="single"/>
-          </w:rPr>
-          <w:t>1 Reyes 20.1–34</w:t>
-        </w:r>
-      </w:hyperlink>
+      <w:r>
+        <w:rPr>
+          <w:lang w:val="es_ES" w:bidi="es_ES"/>
+        </w:rPr>
+        <w:t>1 Reyes 20.1–34</w:t>
+      </w:r>
       <w:r>
         <w:rPr>
           <w:lang w:val="es_ES" w:bidi="es_ES"/>
@@ -4308,36 +3258,24 @@
         </w:rPr>
         <w:t>b, Jezabel y sus profetas, y para reafirmar la supremacía del verdadero Dios (</w:t>
       </w:r>
-      <w:hyperlink r:id="rId176">
-        <w:r>
-          <w:rPr>
-            <w:lang w:val="es_ES" w:bidi="es_ES"/>
-          </w:rPr>
-          <w:rPr>
-            <w:color w:val="0000EE"/>
-            <w:u w:val="single"/>
-          </w:rPr>
-          <w:t>1 Reyes 17.1</w:t>
-        </w:r>
-      </w:hyperlink>
+      <w:r>
+        <w:rPr>
+          <w:lang w:val="es_ES" w:bidi="es_ES"/>
+        </w:rPr>
+        <w:t>1 Reyes 17.1</w:t>
+      </w:r>
       <w:r>
         <w:rPr>
           <w:lang w:val="es_ES" w:bidi="es_ES"/>
         </w:rPr>
         <w:t xml:space="preserve">; </w:t>
       </w:r>
-      <w:hyperlink r:id="rId177">
-        <w:r>
-          <w:rPr>
-            <w:lang w:val="es_ES" w:bidi="es_ES"/>
-          </w:rPr>
-          <w:rPr>
-            <w:color w:val="0000EE"/>
-            <w:u w:val="single"/>
-          </w:rPr>
-          <w:t>18.1–46</w:t>
-        </w:r>
-      </w:hyperlink>
+      <w:r>
+        <w:rPr>
+          <w:lang w:val="es_ES" w:bidi="es_ES"/>
+        </w:rPr>
+        <w:t>18.1–46</w:t>
+      </w:r>
       <w:r>
         <w:rPr>
           <w:lang w:val="es_ES" w:bidi="es_ES"/>
@@ -4370,18 +3308,12 @@
         </w:rPr>
         <w:t>b no solo traicionó al Señor, sino que también maltrató a su pueblo, como se muestra en la historia de Naboth y su viñedo (</w:t>
       </w:r>
-      <w:hyperlink r:id="rId178">
-        <w:r>
-          <w:rPr>
-            <w:lang w:val="es_ES" w:bidi="es_ES"/>
-          </w:rPr>
-          <w:rPr>
-            <w:color w:val="0000EE"/>
-            <w:u w:val="single"/>
-          </w:rPr>
-          <w:t>1 Reyes 21.1–29</w:t>
-        </w:r>
-      </w:hyperlink>
+      <w:r>
+        <w:rPr>
+          <w:lang w:val="es_ES" w:bidi="es_ES"/>
+        </w:rPr>
+        <w:t>1 Reyes 21.1–29</w:t>
+      </w:r>
       <w:r>
         <w:rPr>
           <w:lang w:val="es_ES" w:bidi="es_ES"/>
@@ -4438,36 +3370,24 @@
         </w:rPr>
         <w:t>La guerra comenzó nuevamente con Aram, y Achâb solicitó a Josaphat, el rey del sur, que fuera su aliado (</w:t>
       </w:r>
-      <w:hyperlink r:id="rId179">
-        <w:r>
-          <w:rPr>
-            <w:lang w:val="es_ES" w:bidi="es_ES"/>
-          </w:rPr>
-          <w:rPr>
-            <w:color w:val="0000EE"/>
-            <w:u w:val="single"/>
-          </w:rPr>
-          <w:t>1 Reyes 22.2–4</w:t>
-        </w:r>
-      </w:hyperlink>
+      <w:r>
+        <w:rPr>
+          <w:lang w:val="es_ES" w:bidi="es_ES"/>
+        </w:rPr>
+        <w:t>1 Reyes 22.2–4</w:t>
+      </w:r>
       <w:r>
         <w:rPr>
           <w:lang w:val="es_ES" w:bidi="es_ES"/>
         </w:rPr>
         <w:t xml:space="preserve">; </w:t>
       </w:r>
-      <w:hyperlink r:id="rId180">
-        <w:r>
-          <w:rPr>
-            <w:lang w:val="es_ES" w:bidi="es_ES"/>
-          </w:rPr>
-          <w:rPr>
-            <w:color w:val="0000EE"/>
-            <w:u w:val="single"/>
-          </w:rPr>
-          <w:t>2 Crónicas 18.1–3</w:t>
-        </w:r>
-      </w:hyperlink>
+      <w:r>
+        <w:rPr>
+          <w:lang w:val="es_ES" w:bidi="es_ES"/>
+        </w:rPr>
+        <w:t>2 Crónicas 18.1–3</w:t>
+      </w:r>
       <w:r>
         <w:rPr>
           <w:lang w:val="es_ES" w:bidi="es_ES"/>
@@ -4498,54 +3418,36 @@
         </w:rPr>
         <w:t xml:space="preserve"> predijo que esta batalla terminaría con la vida de Achâb (</w:t>
       </w:r>
-      <w:hyperlink r:id="rId181">
-        <w:r>
-          <w:rPr>
-            <w:lang w:val="es_ES" w:bidi="es_ES"/>
-          </w:rPr>
-          <w:rPr>
-            <w:color w:val="0000EE"/>
-            <w:u w:val="single"/>
-          </w:rPr>
-          <w:t>1 Reyes 22.5–28</w:t>
-        </w:r>
-      </w:hyperlink>
+      <w:r>
+        <w:rPr>
+          <w:lang w:val="es_ES" w:bidi="es_ES"/>
+        </w:rPr>
+        <w:t>1 Reyes 22.5–28</w:t>
+      </w:r>
       <w:r>
         <w:rPr>
           <w:lang w:val="es_ES" w:bidi="es_ES"/>
         </w:rPr>
         <w:t xml:space="preserve">; </w:t>
       </w:r>
-      <w:hyperlink r:id="rId182">
-        <w:r>
-          <w:rPr>
-            <w:lang w:val="es_ES" w:bidi="es_ES"/>
-          </w:rPr>
-          <w:rPr>
-            <w:color w:val="0000EE"/>
-            <w:u w:val="single"/>
-          </w:rPr>
-          <w:t>2 Crónicas 18.4–27</w:t>
-        </w:r>
-      </w:hyperlink>
+      <w:r>
+        <w:rPr>
+          <w:lang w:val="es_ES" w:bidi="es_ES"/>
+        </w:rPr>
+        <w:t>2 Crónicas 18.4–27</w:t>
+      </w:r>
       <w:r>
         <w:rPr>
           <w:lang w:val="es_ES" w:bidi="es_ES"/>
         </w:rPr>
         <w:t>). Achâb intentó evitar esto vistiendo una armadura común y haciendo que Josaphat usara ropa de batalla real como señuelo, pero no pudo engañar a Dios. La flecha de un arquero golpeó la unión de la armadura de Achâb, y él murió, "según la palabra que el Señor había hablado" (</w:t>
       </w:r>
-      <w:hyperlink r:id="rId183">
-        <w:r>
-          <w:rPr>
-            <w:lang w:val="es_ES" w:bidi="es_ES"/>
-          </w:rPr>
-          <w:rPr>
-            <w:color w:val="0000EE"/>
-            <w:u w:val="single"/>
-          </w:rPr>
-          <w:t>1 Reyes 22.38</w:t>
-        </w:r>
-      </w:hyperlink>
+      <w:r>
+        <w:rPr>
+          <w:lang w:val="es_ES" w:bidi="es_ES"/>
+        </w:rPr>
+        <w:t>1 Reyes 22.38</w:t>
+      </w:r>
       <w:r>
         <w:rPr>
           <w:lang w:val="es_ES" w:bidi="es_ES"/>
@@ -4575,54 +3477,36 @@
           <w:lang w:val="es_ES" w:bidi="es_ES"/>
         </w:rPr>
       </w:r>
-      <w:hyperlink r:id="rId184">
-        <w:r>
-          <w:rPr>
-            <w:lang w:val="es_ES" w:bidi="es_ES"/>
-          </w:rPr>
-          <w:rPr>
-            <w:color w:val="0000EE"/>
-            <w:u w:val="single"/>
-          </w:rPr>
-          <w:t>1 Reyes 16.29–22.53</w:t>
-        </w:r>
-      </w:hyperlink>
+      <w:r>
+        <w:rPr>
+          <w:lang w:val="es_ES" w:bidi="es_ES"/>
+        </w:rPr>
+        <w:t>1 Reyes 16.29–22.53</w:t>
+      </w:r>
       <w:r>
         <w:rPr>
           <w:lang w:val="es_ES" w:bidi="es_ES"/>
         </w:rPr>
         <w:t xml:space="preserve">; </w:t>
       </w:r>
-      <w:hyperlink r:id="rId185">
-        <w:r>
-          <w:rPr>
-            <w:lang w:val="es_ES" w:bidi="es_ES"/>
-          </w:rPr>
-          <w:rPr>
-            <w:color w:val="0000EE"/>
-            <w:u w:val="single"/>
-          </w:rPr>
-          <w:t>2 Crónicas 18.1–34</w:t>
-        </w:r>
-      </w:hyperlink>
+      <w:r>
+        <w:rPr>
+          <w:lang w:val="es_ES" w:bidi="es_ES"/>
+        </w:rPr>
+        <w:t>2 Crónicas 18.1–34</w:t>
+      </w:r>
       <w:r>
         <w:rPr>
           <w:lang w:val="es_ES" w:bidi="es_ES"/>
         </w:rPr>
         <w:t xml:space="preserve">; </w:t>
       </w:r>
-      <w:hyperlink r:id="rId186">
-        <w:r>
-          <w:rPr>
-            <w:lang w:val="es_ES" w:bidi="es_ES"/>
-          </w:rPr>
-          <w:rPr>
-            <w:color w:val="0000EE"/>
-            <w:u w:val="single"/>
-          </w:rPr>
-          <w:t>Miqueas 6.16</w:t>
-        </w:r>
-      </w:hyperlink>
+      <w:r>
+        <w:rPr>
+          <w:lang w:val="es_ES" w:bidi="es_ES"/>
+        </w:rPr>
+        <w:t>Miqueas 6.16</w:t>
+      </w:r>
       <w:r>
         <w:rPr>
           <w:lang w:val="es_ES" w:bidi="es_ES"/>
@@ -4689,54 +3573,36 @@
         </w:rPr>
         <w:t xml:space="preserve">, fueron elogiados por seguir al Señor (ver </w:t>
       </w:r>
-      <w:hyperlink r:id="rId187">
-        <w:r>
-          <w:rPr>
-            <w:lang w:val="es_ES" w:bidi="es_ES"/>
-          </w:rPr>
-          <w:rPr>
-            <w:color w:val="0000EE"/>
-            <w:u w:val="single"/>
-          </w:rPr>
-          <w:t>2 Reyes 15.32–38</w:t>
-        </w:r>
-      </w:hyperlink>
+      <w:r>
+        <w:rPr>
+          <w:lang w:val="es_ES" w:bidi="es_ES"/>
+        </w:rPr>
+        <w:t>2 Reyes 15.32–38</w:t>
+      </w:r>
       <w:r>
         <w:rPr>
           <w:lang w:val="es_ES" w:bidi="es_ES"/>
         </w:rPr>
         <w:t xml:space="preserve">; </w:t>
       </w:r>
-      <w:hyperlink r:id="rId188">
-        <w:r>
-          <w:rPr>
-            <w:lang w:val="es_ES" w:bidi="es_ES"/>
-          </w:rPr>
-          <w:rPr>
-            <w:color w:val="0000EE"/>
-            <w:u w:val="single"/>
-          </w:rPr>
-          <w:t>2 Crónicas 27.1–9</w:t>
-        </w:r>
-      </w:hyperlink>
+      <w:r>
+        <w:rPr>
+          <w:lang w:val="es_ES" w:bidi="es_ES"/>
+        </w:rPr>
+        <w:t>2 Crónicas 27.1–9</w:t>
+      </w:r>
       <w:r>
         <w:rPr>
           <w:lang w:val="es_ES" w:bidi="es_ES"/>
         </w:rPr>
         <w:t xml:space="preserve">; y </w:t>
       </w:r>
-      <w:hyperlink r:id="rId189">
-        <w:r>
-          <w:rPr>
-            <w:lang w:val="es_ES" w:bidi="es_ES"/>
-          </w:rPr>
-          <w:rPr>
-            <w:color w:val="0000EE"/>
-            <w:u w:val="single"/>
-          </w:rPr>
-          <w:t>2 Reyes 18.1–8</w:t>
-        </w:r>
-      </w:hyperlink>
+      <w:r>
+        <w:rPr>
+          <w:lang w:val="es_ES" w:bidi="es_ES"/>
+        </w:rPr>
+        <w:t>2 Reyes 18.1–8</w:t>
+      </w:r>
       <w:r>
         <w:rPr>
           <w:lang w:val="es_ES" w:bidi="es_ES"/>
@@ -4757,18 +3623,12 @@
         </w:rPr>
         <w:t>Durante el reinado de Achâz, hubo muchos conflictos. El rey Peka de Israel y el rey Resín de Aram (Siria) querían que se uniera a una coalición contra Asiria, pero él se negó. Entonces, Peka y Resín atacaron Judá y lograron grandes victorias, lo que asustó mucho a Achâz. Isaías, el profeta, animó a Achâz a confiar en el Señor, pero Achâz se negó (</w:t>
       </w:r>
-      <w:hyperlink r:id="rId190">
-        <w:r>
-          <w:rPr>
-            <w:lang w:val="es_ES" w:bidi="es_ES"/>
-          </w:rPr>
-          <w:rPr>
-            <w:color w:val="0000EE"/>
-            <w:u w:val="single"/>
-          </w:rPr>
-          <w:t>Isaías 7</w:t>
-        </w:r>
-      </w:hyperlink>
+      <w:r>
+        <w:rPr>
+          <w:lang w:val="es_ES" w:bidi="es_ES"/>
+        </w:rPr>
+        <w:t>Isaías 7</w:t>
+      </w:r>
       <w:r>
         <w:rPr>
           <w:lang w:val="es_ES" w:bidi="es_ES"/>
@@ -4789,36 +3649,24 @@
         </w:rPr>
         <w:t>Achâz demostró su falta de confianza en el verdadero Dios al solicitar ayuda a Tiglath-pileser III (</w:t>
       </w:r>
-      <w:hyperlink r:id="rId191">
-        <w:r>
-          <w:rPr>
-            <w:lang w:val="es_ES" w:bidi="es_ES"/>
-          </w:rPr>
-          <w:rPr>
-            <w:color w:val="0000EE"/>
-            <w:u w:val="single"/>
-          </w:rPr>
-          <w:t>2 Reyes 16.7–9</w:t>
-        </w:r>
-      </w:hyperlink>
+      <w:r>
+        <w:rPr>
+          <w:lang w:val="es_ES" w:bidi="es_ES"/>
+        </w:rPr>
+        <w:t>2 Reyes 16.7–9</w:t>
+      </w:r>
       <w:r>
         <w:rPr>
           <w:lang w:val="es_ES" w:bidi="es_ES"/>
         </w:rPr>
         <w:t>). Achâz hizo que Judá dependiera peligrosamente de Asiria, convirtiéndola en un estado vasallo. El rey asirio luego derrotó a los Arameos en una campaña de dos años que se extendió desde el 734 hasta el 732 a.C. y mató a Resín. Subyugó a Israel y añadió grandes áreas del territorio de Peka al Imperio Asirio (</w:t>
       </w:r>
-      <w:hyperlink r:id="rId192">
-        <w:r>
-          <w:rPr>
-            <w:lang w:val="es_ES" w:bidi="es_ES"/>
-          </w:rPr>
-          <w:rPr>
-            <w:color w:val="0000EE"/>
-            <w:u w:val="single"/>
-          </w:rPr>
-          <w:t>2 Reyes 15.29</w:t>
-        </w:r>
-      </w:hyperlink>
+      <w:r>
+        <w:rPr>
+          <w:lang w:val="es_ES" w:bidi="es_ES"/>
+        </w:rPr>
+        <w:t>2 Reyes 15.29</w:t>
+      </w:r>
       <w:r>
         <w:rPr>
           <w:lang w:val="es_ES" w:bidi="es_ES"/>
@@ -4839,18 +3687,12 @@
         </w:rPr>
         <w:t>Achâz se convirtió en un seguidor devoto de Asiria y adoptó muchas prácticas religiosas basadas en ejemplos asirios. Visitó a Tiglath-pileser III en Damasco, donde vio un altar asirio y envió un modelo de este a Jerusalem. Un altar similar fue construido allí, reemplazando al altar de bronce original (</w:t>
       </w:r>
-      <w:hyperlink r:id="rId193">
-        <w:r>
-          <w:rPr>
-            <w:lang w:val="es_ES" w:bidi="es_ES"/>
-          </w:rPr>
-          <w:rPr>
-            <w:color w:val="0000EE"/>
-            <w:u w:val="single"/>
-          </w:rPr>
-          <w:t>2 Reyes 16.10–18</w:t>
-        </w:r>
-      </w:hyperlink>
+      <w:r>
+        <w:rPr>
+          <w:lang w:val="es_ES" w:bidi="es_ES"/>
+        </w:rPr>
+        <w:t>2 Reyes 16.10–18</w:t>
+      </w:r>
       <w:r>
         <w:rPr>
           <w:lang w:val="es_ES" w:bidi="es_ES"/>
@@ -4871,18 +3713,12 @@
         </w:rPr>
         <w:t>Achâz demuestra por qué el pueblo de Judá fue finalmente exiliado. No actuó adecuadamente como rey (</w:t>
       </w:r>
-      <w:hyperlink r:id="rId194">
-        <w:r>
-          <w:rPr>
-            <w:lang w:val="es_ES" w:bidi="es_ES"/>
-          </w:rPr>
-          <w:rPr>
-            <w:color w:val="0000EE"/>
-            <w:u w:val="single"/>
-          </w:rPr>
-          <w:t>Deuteronomio 17.14–20</w:t>
-        </w:r>
-      </w:hyperlink>
+      <w:r>
+        <w:rPr>
+          <w:lang w:val="es_ES" w:bidi="es_ES"/>
+        </w:rPr>
+        <w:t>Deuteronomio 17.14–20</w:t>
+      </w:r>
       <w:r>
         <w:rPr>
           <w:lang w:val="es_ES" w:bidi="es_ES"/>
@@ -4901,18 +3737,12 @@
         </w:rPr>
         <w:t xml:space="preserve"> se convirtió en rey (</w:t>
       </w:r>
-      <w:hyperlink r:id="rId195">
-        <w:r>
-          <w:rPr>
-            <w:lang w:val="es_ES" w:bidi="es_ES"/>
-          </w:rPr>
-          <w:rPr>
-            <w:color w:val="0000EE"/>
-            <w:u w:val="single"/>
-          </w:rPr>
-          <w:t>2 Reyes 16.20</w:t>
-        </w:r>
-      </w:hyperlink>
+      <w:r>
+        <w:rPr>
+          <w:lang w:val="es_ES" w:bidi="es_ES"/>
+        </w:rPr>
+        <w:t>2 Reyes 16.20</w:t>
+      </w:r>
       <w:r>
         <w:rPr>
           <w:lang w:val="es_ES" w:bidi="es_ES"/>
@@ -4942,54 +3772,36 @@
           <w:lang w:val="es_ES" w:bidi="es_ES"/>
         </w:rPr>
       </w:r>
-      <w:hyperlink r:id="rId196">
-        <w:r>
-          <w:rPr>
-            <w:lang w:val="es_ES" w:bidi="es_ES"/>
-          </w:rPr>
-          <w:rPr>
-            <w:color w:val="0000EE"/>
-            <w:u w:val="single"/>
-          </w:rPr>
-          <w:t>2 Reyes 15.38–16.20</w:t>
-        </w:r>
-      </w:hyperlink>
+      <w:r>
+        <w:rPr>
+          <w:lang w:val="es_ES" w:bidi="es_ES"/>
+        </w:rPr>
+        <w:t>2 Reyes 15.38–16.20</w:t>
+      </w:r>
       <w:r>
         <w:rPr>
           <w:lang w:val="es_ES" w:bidi="es_ES"/>
         </w:rPr>
         <w:t xml:space="preserve">; </w:t>
       </w:r>
-      <w:hyperlink r:id="rId197">
-        <w:r>
-          <w:rPr>
-            <w:lang w:val="es_ES" w:bidi="es_ES"/>
-          </w:rPr>
-          <w:rPr>
-            <w:color w:val="0000EE"/>
-            <w:u w:val="single"/>
-          </w:rPr>
-          <w:t>2 Crónicas 27.9–28.27</w:t>
-        </w:r>
-      </w:hyperlink>
+      <w:r>
+        <w:rPr>
+          <w:lang w:val="es_ES" w:bidi="es_ES"/>
+        </w:rPr>
+        <w:t>2 Crónicas 27.9–28.27</w:t>
+      </w:r>
       <w:r>
         <w:rPr>
           <w:lang w:val="es_ES" w:bidi="es_ES"/>
         </w:rPr>
         <w:t xml:space="preserve">; </w:t>
       </w:r>
-      <w:hyperlink r:id="rId190">
-        <w:r>
-          <w:rPr>
-            <w:lang w:val="es_ES" w:bidi="es_ES"/>
-          </w:rPr>
-          <w:rPr>
-            <w:color w:val="0000EE"/>
-            <w:u w:val="single"/>
-          </w:rPr>
-          <w:t>Isaías 7.1–25</w:t>
-        </w:r>
-      </w:hyperlink>
+      <w:r>
+        <w:rPr>
+          <w:lang w:val="es_ES" w:bidi="es_ES"/>
+        </w:rPr>
+        <w:t>Isaías 7.1–25</w:t>
+      </w:r>
       <w:r>
         <w:rPr>
           <w:lang w:val="es_ES" w:bidi="es_ES"/>
@@ -5038,36 +3850,24 @@
         </w:rPr>
         <w:t>Adam fue el primer hombre y el padre de la humanidad. Dios creó a la primera pareja a su imagen para que llenaran la tierra y administraran la creación (</w:t>
       </w:r>
-      <w:hyperlink r:id="rId198">
-        <w:r>
-          <w:rPr>
-            <w:lang w:val="es_ES" w:bidi="es_ES"/>
-          </w:rPr>
-          <w:rPr>
-            <w:color w:val="0000EE"/>
-            <w:u w:val="single"/>
-          </w:rPr>
-          <w:t>Génesis 1.26–31</w:t>
-        </w:r>
-      </w:hyperlink>
+      <w:r>
+        <w:rPr>
+          <w:lang w:val="es_ES" w:bidi="es_ES"/>
+        </w:rPr>
+        <w:t>Génesis 1.26–31</w:t>
+      </w:r>
       <w:r>
         <w:rPr>
           <w:lang w:val="es_ES" w:bidi="es_ES"/>
         </w:rPr>
         <w:t>). Dios formó a Adam de la tierra y le dio vida (</w:t>
       </w:r>
-      <w:hyperlink r:id="rId199">
-        <w:r>
-          <w:rPr>
-            <w:lang w:val="es_ES" w:bidi="es_ES"/>
-          </w:rPr>
-          <w:rPr>
-            <w:color w:val="0000EE"/>
-            <w:u w:val="single"/>
-          </w:rPr>
-          <w:t>Génesis 2.7</w:t>
-        </w:r>
-      </w:hyperlink>
+      <w:r>
+        <w:rPr>
+          <w:lang w:val="es_ES" w:bidi="es_ES"/>
+        </w:rPr>
+        <w:t>Génesis 2.7</w:t>
+      </w:r>
       <w:r>
         <w:rPr>
           <w:lang w:val="es_ES" w:bidi="es_ES"/>
@@ -5092,18 +3892,12 @@
         </w:rPr>
         <w:t>Cuidando el jardín donde Dios lo puso (</w:t>
       </w:r>
-      <w:hyperlink r:id="rId200">
-        <w:r>
-          <w:rPr>
-            <w:lang w:val="es_ES" w:bidi="es_ES"/>
-          </w:rPr>
-          <w:rPr>
-            <w:color w:val="0000EE"/>
-            <w:u w:val="single"/>
-          </w:rPr>
-          <w:t>Génesis 2.15</w:t>
-        </w:r>
-      </w:hyperlink>
+      <w:r>
+        <w:rPr>
+          <w:lang w:val="es_ES" w:bidi="es_ES"/>
+        </w:rPr>
+        <w:t>Génesis 2.15</w:t>
+      </w:r>
       <w:r>
         <w:rPr>
           <w:lang w:val="es_ES" w:bidi="es_ES"/>
@@ -5128,18 +3922,12 @@
         </w:rPr>
         <w:t>Nombrar a los animales (</w:t>
       </w:r>
-      <w:hyperlink r:id="rId201">
-        <w:r>
-          <w:rPr>
-            <w:lang w:val="es_ES" w:bidi="es_ES"/>
-          </w:rPr>
-          <w:rPr>
-            <w:color w:val="0000EE"/>
-            <w:u w:val="single"/>
-          </w:rPr>
-          <w:t>Génesis 2.19–20</w:t>
-        </w:r>
-      </w:hyperlink>
+      <w:r>
+        <w:rPr>
+          <w:lang w:val="es_ES" w:bidi="es_ES"/>
+        </w:rPr>
+        <w:t>Génesis 2.19–20</w:t>
+      </w:r>
       <w:r>
         <w:rPr>
           <w:lang w:val="es_ES" w:bidi="es_ES"/>
@@ -5164,36 +3952,24 @@
         </w:rPr>
         <w:t>Siguiendo las instrucciones de Dios (</w:t>
       </w:r>
-      <w:hyperlink r:id="rId202">
-        <w:r>
-          <w:rPr>
-            <w:lang w:val="es_ES" w:bidi="es_ES"/>
-          </w:rPr>
-          <w:rPr>
-            <w:color w:val="0000EE"/>
-            <w:u w:val="single"/>
-          </w:rPr>
-          <w:t>Génesis 1.28</w:t>
-        </w:r>
-      </w:hyperlink>
+      <w:r>
+        <w:rPr>
+          <w:lang w:val="es_ES" w:bidi="es_ES"/>
+        </w:rPr>
+        <w:t>Génesis 1.28</w:t>
+      </w:r>
       <w:r>
         <w:rPr>
           <w:lang w:val="es_ES" w:bidi="es_ES"/>
         </w:rPr>
         <w:t xml:space="preserve">; </w:t>
       </w:r>
-      <w:hyperlink r:id="rId203">
-        <w:r>
-          <w:rPr>
-            <w:lang w:val="es_ES" w:bidi="es_ES"/>
-          </w:rPr>
-          <w:rPr>
-            <w:color w:val="0000EE"/>
-            <w:u w:val="single"/>
-          </w:rPr>
-          <w:t>2.16–17</w:t>
-        </w:r>
-      </w:hyperlink>
+      <w:r>
+        <w:rPr>
+          <w:lang w:val="es_ES" w:bidi="es_ES"/>
+        </w:rPr>
+        <w:t>2.16–17</w:t>
+      </w:r>
       <w:r>
         <w:rPr>
           <w:lang w:val="es_ES" w:bidi="es_ES"/>
@@ -5214,54 +3990,36 @@
         </w:rPr>
         <w:t>Dios creó a la primera mujer para ser la compañera y ayudante de Adam (</w:t>
       </w:r>
-      <w:hyperlink r:id="rId204">
-        <w:r>
-          <w:rPr>
-            <w:lang w:val="es_ES" w:bidi="es_ES"/>
-          </w:rPr>
-          <w:rPr>
-            <w:color w:val="0000EE"/>
-            <w:u w:val="single"/>
-          </w:rPr>
-          <w:t>Génesis 2.18–22</w:t>
-        </w:r>
-      </w:hyperlink>
+      <w:r>
+        <w:rPr>
+          <w:lang w:val="es_ES" w:bidi="es_ES"/>
+        </w:rPr>
+        <w:t>Génesis 2.18–22</w:t>
+      </w:r>
       <w:r>
         <w:rPr>
           <w:lang w:val="es_ES" w:bidi="es_ES"/>
         </w:rPr>
         <w:t>). La creación de Varona a partir de la costilla de Adam simboliza la unidad que Dios deseaba para el matrimonio (</w:t>
       </w:r>
-      <w:hyperlink r:id="rId205">
-        <w:r>
-          <w:rPr>
-            <w:lang w:val="es_ES" w:bidi="es_ES"/>
-          </w:rPr>
-          <w:rPr>
-            <w:color w:val="0000EE"/>
-            <w:u w:val="single"/>
-          </w:rPr>
-          <w:t>Génesis 2.23–25</w:t>
-        </w:r>
-      </w:hyperlink>
+      <w:r>
+        <w:rPr>
+          <w:lang w:val="es_ES" w:bidi="es_ES"/>
+        </w:rPr>
+        <w:t>Génesis 2.23–25</w:t>
+      </w:r>
       <w:r>
         <w:rPr>
           <w:lang w:val="es_ES" w:bidi="es_ES"/>
         </w:rPr>
         <w:t>). Ella es honrada como "la madre de todos los vivientes" (</w:t>
       </w:r>
-      <w:hyperlink r:id="rId206">
-        <w:r>
-          <w:rPr>
-            <w:lang w:val="es_ES" w:bidi="es_ES"/>
-          </w:rPr>
-          <w:rPr>
-            <w:color w:val="0000EE"/>
-            <w:u w:val="single"/>
-          </w:rPr>
-          <w:t>Génesis 3.20</w:t>
-        </w:r>
-      </w:hyperlink>
+      <w:r>
+        <w:rPr>
+          <w:lang w:val="es_ES" w:bidi="es_ES"/>
+        </w:rPr>
+        <w:t>Génesis 3.20</w:t>
+      </w:r>
       <w:r>
         <w:rPr>
           <w:lang w:val="es_ES" w:bidi="es_ES"/>
@@ -5282,54 +4040,36 @@
         </w:rPr>
         <w:t>Después de que la serpiente engañó a Varona para que rechazara el dominio de Dios, Adam también se rebeló (</w:t>
       </w:r>
-      <w:hyperlink r:id="rId207">
-        <w:r>
-          <w:rPr>
-            <w:lang w:val="es_ES" w:bidi="es_ES"/>
-          </w:rPr>
-          <w:rPr>
-            <w:color w:val="0000EE"/>
-            <w:u w:val="single"/>
-          </w:rPr>
-          <w:t>Génesis 3.1–6</w:t>
-        </w:r>
-      </w:hyperlink>
+      <w:r>
+        <w:rPr>
+          <w:lang w:val="es_ES" w:bidi="es_ES"/>
+        </w:rPr>
+        <w:t>Génesis 3.1–6</w:t>
+      </w:r>
       <w:r>
         <w:rPr>
           <w:lang w:val="es_ES" w:bidi="es_ES"/>
         </w:rPr>
         <w:t>). Su desobediencia intencionada dañó su relación (</w:t>
       </w:r>
-      <w:hyperlink r:id="rId208">
-        <w:r>
-          <w:rPr>
-            <w:lang w:val="es_ES" w:bidi="es_ES"/>
-          </w:rPr>
-          <w:rPr>
-            <w:color w:val="0000EE"/>
-            <w:u w:val="single"/>
-          </w:rPr>
-          <w:t>Génesis 3.7</w:t>
-        </w:r>
-      </w:hyperlink>
+      <w:r>
+        <w:rPr>
+          <w:lang w:val="es_ES" w:bidi="es_ES"/>
+        </w:rPr>
+        <w:t>Génesis 3.7</w:t>
+      </w:r>
       <w:r>
         <w:rPr>
           <w:lang w:val="es_ES" w:bidi="es_ES"/>
         </w:rPr>
         <w:t>) y los separó de Dios. Dios buscó a Adam tras su rebelión. Él y Varona se escondían entre los árboles, sintiendo ya la separación (</w:t>
       </w:r>
-      <w:hyperlink r:id="rId209">
-        <w:r>
-          <w:rPr>
-            <w:lang w:val="es_ES" w:bidi="es_ES"/>
-          </w:rPr>
-          <w:rPr>
-            <w:color w:val="0000EE"/>
-            <w:u w:val="single"/>
-          </w:rPr>
-          <w:t>Génesis 3.8</w:t>
-        </w:r>
-      </w:hyperlink>
+      <w:r>
+        <w:rPr>
+          <w:lang w:val="es_ES" w:bidi="es_ES"/>
+        </w:rPr>
+        <w:t>Génesis 3.8</w:t>
+      </w:r>
       <w:r>
         <w:rPr>
           <w:lang w:val="es_ES" w:bidi="es_ES"/>
@@ -5350,144 +4090,96 @@
         </w:rPr>
         <w:t>Cuando Dios lo cuestionó, Adam culpó a Varona e indirectamente a Dios (</w:t>
       </w:r>
-      <w:hyperlink r:id="rId210">
-        <w:r>
-          <w:rPr>
-            <w:lang w:val="es_ES" w:bidi="es_ES"/>
-          </w:rPr>
-          <w:rPr>
-            <w:color w:val="0000EE"/>
-            <w:u w:val="single"/>
-          </w:rPr>
-          <w:t>Génesis 3.12</w:t>
-        </w:r>
-      </w:hyperlink>
+      <w:r>
+        <w:rPr>
+          <w:lang w:val="es_ES" w:bidi="es_ES"/>
+        </w:rPr>
+        <w:t>Génesis 3.12</w:t>
+      </w:r>
       <w:r>
         <w:rPr>
           <w:lang w:val="es_ES" w:bidi="es_ES"/>
         </w:rPr>
         <w:t>). Su rebelión resultó en dolor, relaciones tensas, dificultad en el cultivo de la tierra y tanto la muerte física como espiritual (</w:t>
       </w:r>
-      <w:hyperlink r:id="rId211">
-        <w:r>
-          <w:rPr>
-            <w:lang w:val="es_ES" w:bidi="es_ES"/>
-          </w:rPr>
-          <w:rPr>
-            <w:color w:val="0000EE"/>
-            <w:u w:val="single"/>
-          </w:rPr>
-          <w:t>Génesis 3.16–19</w:t>
-        </w:r>
-      </w:hyperlink>
+      <w:r>
+        <w:rPr>
+          <w:lang w:val="es_ES" w:bidi="es_ES"/>
+        </w:rPr>
+        <w:t>Génesis 3.16–19</w:t>
+      </w:r>
       <w:r>
         <w:rPr>
           <w:lang w:val="es_ES" w:bidi="es_ES"/>
         </w:rPr>
         <w:t xml:space="preserve">, </w:t>
       </w:r>
-      <w:hyperlink r:id="rId212">
-        <w:r>
-          <w:rPr>
-            <w:lang w:val="es_ES" w:bidi="es_ES"/>
-          </w:rPr>
-          <w:rPr>
-            <w:color w:val="0000EE"/>
-            <w:u w:val="single"/>
-          </w:rPr>
-          <w:t>22–24</w:t>
-        </w:r>
-      </w:hyperlink>
+      <w:r>
+        <w:rPr>
+          <w:lang w:val="es_ES" w:bidi="es_ES"/>
+        </w:rPr>
+        <w:t>22–24</w:t>
+      </w:r>
       <w:r>
         <w:rPr>
           <w:lang w:val="es_ES" w:bidi="es_ES"/>
         </w:rPr>
         <w:t>). A pesar de esto, Dios proporcionó pieles de animales para cubrir a Adam y Varona (</w:t>
       </w:r>
-      <w:hyperlink r:id="rId213">
-        <w:r>
-          <w:rPr>
-            <w:lang w:val="es_ES" w:bidi="es_ES"/>
-          </w:rPr>
-          <w:rPr>
-            <w:color w:val="0000EE"/>
-            <w:u w:val="single"/>
-          </w:rPr>
-          <w:t>Génesis 3.21</w:t>
-        </w:r>
-      </w:hyperlink>
+      <w:r>
+        <w:rPr>
+          <w:lang w:val="es_ES" w:bidi="es_ES"/>
+        </w:rPr>
+        <w:t>Génesis 3.21</w:t>
+      </w:r>
       <w:r>
         <w:rPr>
           <w:lang w:val="es_ES" w:bidi="es_ES"/>
         </w:rPr>
         <w:t>). Dios promete que los descendientes de Varona vencerían a Satanás (</w:t>
       </w:r>
-      <w:hyperlink r:id="rId214">
-        <w:r>
-          <w:rPr>
-            <w:lang w:val="es_ES" w:bidi="es_ES"/>
-          </w:rPr>
-          <w:rPr>
-            <w:color w:val="0000EE"/>
-            <w:u w:val="single"/>
-          </w:rPr>
-          <w:t>Génesis 3.15;</w:t>
-        </w:r>
-      </w:hyperlink>
+      <w:r>
+        <w:rPr>
+          <w:lang w:val="es_ES" w:bidi="es_ES"/>
+        </w:rPr>
+        <w:t>Génesis 3.15;</w:t>
+      </w:r>
       <w:r>
         <w:rPr>
           <w:lang w:val="es_ES" w:bidi="es_ES"/>
         </w:rPr>
         <w:t xml:space="preserve"> ver </w:t>
       </w:r>
-      <w:hyperlink r:id="rId215">
-        <w:r>
-          <w:rPr>
-            <w:lang w:val="es_ES" w:bidi="es_ES"/>
-          </w:rPr>
-          <w:rPr>
-            <w:color w:val="0000EE"/>
-            <w:u w:val="single"/>
-          </w:rPr>
-          <w:t>Romanos 16.20;</w:t>
-        </w:r>
-      </w:hyperlink>
+      <w:r>
+        <w:rPr>
+          <w:lang w:val="es_ES" w:bidi="es_ES"/>
+        </w:rPr>
+        <w:t>Romanos 16.20;</w:t>
+      </w:r>
       <w:r>
         <w:rPr>
           <w:lang w:val="es_ES" w:bidi="es_ES"/>
         </w:rPr>
         <w:t xml:space="preserve"> </w:t>
       </w:r>
-      <w:hyperlink r:id="rId216">
-        <w:r>
-          <w:rPr>
-            <w:lang w:val="es_ES" w:bidi="es_ES"/>
-          </w:rPr>
-          <w:rPr>
-            <w:color w:val="0000EE"/>
-            <w:u w:val="single"/>
-          </w:rPr>
-          <w:t>Apocalipsis 12.1–9;</w:t>
-        </w:r>
-      </w:hyperlink>
+      <w:r>
+        <w:rPr>
+          <w:lang w:val="es_ES" w:bidi="es_ES"/>
+        </w:rPr>
+        <w:t>Apocalipsis 12.1–9;</w:t>
+      </w:r>
       <w:r>
         <w:rPr>
           <w:lang w:val="es_ES" w:bidi="es_ES"/>
         </w:rPr>
         <w:t xml:space="preserve"> </w:t>
       </w:r>
-      <w:hyperlink r:id="rId217">
-        <w:r>
-          <w:rPr>
-            <w:lang w:val="es_ES" w:bidi="es_ES"/>
-          </w:rPr>
-          <w:rPr>
-            <w:color w:val="0000EE"/>
-            <w:u w:val="single"/>
-          </w:rPr>
-          <w:t>20.1–10</w:t>
-        </w:r>
-      </w:hyperlink>
+      <w:r>
+        <w:rPr>
+          <w:lang w:val="es_ES" w:bidi="es_ES"/>
+        </w:rPr>
+        <w:t>20.1–10</w:t>
+      </w:r>
       <w:r>
         <w:rPr>
           <w:lang w:val="es_ES" w:bidi="es_ES"/>
@@ -5508,216 +4200,144 @@
         </w:rPr>
         <w:t>Adam fue una figura histórica (</w:t>
       </w:r>
-      <w:hyperlink r:id="rId218">
-        <w:r>
-          <w:rPr>
-            <w:lang w:val="es_ES" w:bidi="es_ES"/>
-          </w:rPr>
-          <w:rPr>
-            <w:color w:val="0000EE"/>
-            <w:u w:val="single"/>
-          </w:rPr>
-          <w:t>Génesis 4.25;</w:t>
-        </w:r>
-      </w:hyperlink>
+      <w:r>
+        <w:rPr>
+          <w:lang w:val="es_ES" w:bidi="es_ES"/>
+        </w:rPr>
+        <w:t>Génesis 4.25;</w:t>
+      </w:r>
       <w:r>
         <w:rPr>
           <w:lang w:val="es_ES" w:bidi="es_ES"/>
         </w:rPr>
         <w:t xml:space="preserve"> </w:t>
       </w:r>
-      <w:hyperlink r:id="rId219">
-        <w:r>
-          <w:rPr>
-            <w:lang w:val="es_ES" w:bidi="es_ES"/>
-          </w:rPr>
-          <w:rPr>
-            <w:color w:val="0000EE"/>
-            <w:u w:val="single"/>
-          </w:rPr>
-          <w:t>5.1–5</w:t>
-        </w:r>
-      </w:hyperlink>
+      <w:r>
+        <w:rPr>
+          <w:lang w:val="es_ES" w:bidi="es_ES"/>
+        </w:rPr>
+        <w:t>5.1–5</w:t>
+      </w:r>
       <w:r>
         <w:rPr>
           <w:lang w:val="es_ES" w:bidi="es_ES"/>
         </w:rPr>
         <w:t xml:space="preserve">; </w:t>
       </w:r>
-      <w:hyperlink r:id="rId220">
-        <w:r>
-          <w:rPr>
-            <w:lang w:val="es_ES" w:bidi="es_ES"/>
-          </w:rPr>
-          <w:rPr>
-            <w:color w:val="0000EE"/>
-            <w:u w:val="single"/>
-          </w:rPr>
-          <w:t>1 Crónicas 1.1;</w:t>
-        </w:r>
-      </w:hyperlink>
+      <w:r>
+        <w:rPr>
+          <w:lang w:val="es_ES" w:bidi="es_ES"/>
+        </w:rPr>
+        <w:t>1 Crónicas 1.1;</w:t>
+      </w:r>
       <w:r>
         <w:rPr>
           <w:lang w:val="es_ES" w:bidi="es_ES"/>
         </w:rPr>
         <w:t xml:space="preserve"> </w:t>
       </w:r>
-      <w:hyperlink r:id="rId221">
-        <w:r>
-          <w:rPr>
-            <w:lang w:val="es_ES" w:bidi="es_ES"/>
-          </w:rPr>
-          <w:rPr>
-            <w:color w:val="0000EE"/>
-            <w:u w:val="single"/>
-          </w:rPr>
-          <w:t>Oseas 6.7;</w:t>
-        </w:r>
-      </w:hyperlink>
+      <w:r>
+        <w:rPr>
+          <w:lang w:val="es_ES" w:bidi="es_ES"/>
+        </w:rPr>
+        <w:t>Oseas 6.7;</w:t>
+      </w:r>
       <w:r>
         <w:rPr>
           <w:lang w:val="es_ES" w:bidi="es_ES"/>
         </w:rPr>
         <w:t xml:space="preserve"> </w:t>
       </w:r>
-      <w:hyperlink r:id="rId222">
-        <w:r>
-          <w:rPr>
-            <w:lang w:val="es_ES" w:bidi="es_ES"/>
-          </w:rPr>
-          <w:rPr>
-            <w:color w:val="0000EE"/>
-            <w:u w:val="single"/>
-          </w:rPr>
-          <w:t>Lucas 3.38</w:t>
-        </w:r>
-      </w:hyperlink>
+      <w:r>
+        <w:rPr>
+          <w:lang w:val="es_ES" w:bidi="es_ES"/>
+        </w:rPr>
+        <w:t>Lucas 3.38</w:t>
+      </w:r>
       <w:r>
         <w:rPr>
           <w:lang w:val="es_ES" w:bidi="es_ES"/>
         </w:rPr>
         <w:t xml:space="preserve">; </w:t>
       </w:r>
-      <w:hyperlink r:id="rId223">
-        <w:r>
-          <w:rPr>
-            <w:lang w:val="es_ES" w:bidi="es_ES"/>
-          </w:rPr>
-          <w:rPr>
-            <w:color w:val="0000EE"/>
-            <w:u w:val="single"/>
-          </w:rPr>
-          <w:t>Romanos 5.14</w:t>
-        </w:r>
-      </w:hyperlink>
+      <w:r>
+        <w:rPr>
+          <w:lang w:val="es_ES" w:bidi="es_ES"/>
+        </w:rPr>
+        <w:t>Romanos 5.14</w:t>
+      </w:r>
       <w:r>
         <w:rPr>
           <w:lang w:val="es_ES" w:bidi="es_ES"/>
         </w:rPr>
         <w:t xml:space="preserve">; </w:t>
       </w:r>
-      <w:hyperlink r:id="rId224">
-        <w:r>
-          <w:rPr>
-            <w:lang w:val="es_ES" w:bidi="es_ES"/>
-          </w:rPr>
-          <w:rPr>
-            <w:color w:val="0000EE"/>
-            <w:u w:val="single"/>
-          </w:rPr>
-          <w:t>1 Corintios 15.22</w:t>
-        </w:r>
-      </w:hyperlink>
+      <w:r>
+        <w:rPr>
+          <w:lang w:val="es_ES" w:bidi="es_ES"/>
+        </w:rPr>
+        <w:t>1 Corintios 15.22</w:t>
+      </w:r>
       <w:r>
         <w:rPr>
           <w:lang w:val="es_ES" w:bidi="es_ES"/>
         </w:rPr>
         <w:t xml:space="preserve">, </w:t>
       </w:r>
-      <w:hyperlink r:id="rId225">
-        <w:r>
-          <w:rPr>
-            <w:lang w:val="es_ES" w:bidi="es_ES"/>
-          </w:rPr>
-          <w:rPr>
-            <w:color w:val="0000EE"/>
-            <w:u w:val="single"/>
-          </w:rPr>
-          <w:t>45</w:t>
-        </w:r>
-      </w:hyperlink>
+      <w:r>
+        <w:rPr>
+          <w:lang w:val="es_ES" w:bidi="es_ES"/>
+        </w:rPr>
+        <w:t>45</w:t>
+      </w:r>
       <w:r>
         <w:rPr>
           <w:lang w:val="es_ES" w:bidi="es_ES"/>
         </w:rPr>
         <w:t xml:space="preserve">; </w:t>
       </w:r>
-      <w:hyperlink r:id="rId226">
-        <w:r>
-          <w:rPr>
-            <w:lang w:val="es_ES" w:bidi="es_ES"/>
-          </w:rPr>
-          <w:rPr>
-            <w:color w:val="0000EE"/>
-            <w:u w:val="single"/>
-          </w:rPr>
-          <w:t>1 Timoteo 2.13–14</w:t>
-        </w:r>
-      </w:hyperlink>
+      <w:r>
+        <w:rPr>
+          <w:lang w:val="es_ES" w:bidi="es_ES"/>
+        </w:rPr>
+        <w:t>1 Timoteo 2.13–14</w:t>
+      </w:r>
       <w:r>
         <w:rPr>
           <w:lang w:val="es_ES" w:bidi="es_ES"/>
         </w:rPr>
         <w:t xml:space="preserve">; </w:t>
       </w:r>
-      <w:hyperlink r:id="rId227">
-        <w:r>
-          <w:rPr>
-            <w:lang w:val="es_ES" w:bidi="es_ES"/>
-          </w:rPr>
-          <w:rPr>
-            <w:color w:val="0000EE"/>
-            <w:u w:val="single"/>
-          </w:rPr>
-          <w:t>Judas 1.14</w:t>
-        </w:r>
-      </w:hyperlink>
+      <w:r>
+        <w:rPr>
+          <w:lang w:val="es_ES" w:bidi="es_ES"/>
+        </w:rPr>
+        <w:t>Judas 1.14</w:t>
+      </w:r>
       <w:r>
         <w:rPr>
           <w:lang w:val="es_ES" w:bidi="es_ES"/>
         </w:rPr>
         <w:t xml:space="preserve">). Adam también simboliza a toda la humanidad. Los mandatos de Dios en </w:t>
       </w:r>
-      <w:hyperlink r:id="rId228">
-        <w:r>
-          <w:rPr>
-            <w:lang w:val="es_ES" w:bidi="es_ES"/>
-          </w:rPr>
-          <w:rPr>
-            <w:color w:val="0000EE"/>
-            <w:u w:val="single"/>
-          </w:rPr>
-          <w:t>Génesis 1.26–30</w:t>
-        </w:r>
-      </w:hyperlink>
+      <w:r>
+        <w:rPr>
+          <w:lang w:val="es_ES" w:bidi="es_ES"/>
+        </w:rPr>
+        <w:t>Génesis 1.26–30</w:t>
+      </w:r>
       <w:r>
         <w:rPr>
           <w:lang w:val="es_ES" w:bidi="es_ES"/>
         </w:rPr>
         <w:t xml:space="preserve"> y las maldiciones en </w:t>
       </w:r>
-      <w:hyperlink r:id="rId211">
-        <w:r>
-          <w:rPr>
-            <w:lang w:val="es_ES" w:bidi="es_ES"/>
-          </w:rPr>
-          <w:rPr>
-            <w:color w:val="0000EE"/>
-            <w:u w:val="single"/>
-          </w:rPr>
-          <w:t>3.16–19</w:t>
-        </w:r>
-      </w:hyperlink>
+      <w:r>
+        <w:rPr>
+          <w:lang w:val="es_ES" w:bidi="es_ES"/>
+        </w:rPr>
+        <w:t>3.16–19</w:t>
+      </w:r>
       <w:r>
         <w:rPr>
           <w:lang w:val="es_ES" w:bidi="es_ES"/>
@@ -5738,216 +4358,144 @@
         </w:rPr>
         <w:t>El apóstol Pablo comparó a las personas representadas por Adam, el primer hombre, con aquellos que siguen a Jesucristo, el "último Adam" (</w:t>
       </w:r>
-      <w:hyperlink r:id="rId229">
-        <w:r>
-          <w:rPr>
-            <w:lang w:val="es_ES" w:bidi="es_ES"/>
-          </w:rPr>
-          <w:rPr>
-            <w:color w:val="0000EE"/>
-            <w:u w:val="single"/>
-          </w:rPr>
-          <w:t>Romanos 5.12–21</w:t>
-        </w:r>
-      </w:hyperlink>
+      <w:r>
+        <w:rPr>
+          <w:lang w:val="es_ES" w:bidi="es_ES"/>
+        </w:rPr>
+        <w:t>Romanos 5.12–21</w:t>
+      </w:r>
       <w:r>
         <w:rPr>
           <w:lang w:val="es_ES" w:bidi="es_ES"/>
         </w:rPr>
         <w:t xml:space="preserve">; </w:t>
       </w:r>
-      <w:hyperlink r:id="rId230">
-        <w:r>
-          <w:rPr>
-            <w:lang w:val="es_ES" w:bidi="es_ES"/>
-          </w:rPr>
-          <w:rPr>
-            <w:color w:val="0000EE"/>
-            <w:u w:val="single"/>
-          </w:rPr>
-          <w:t>1 Corintios 15.45–50</w:t>
-        </w:r>
-      </w:hyperlink>
+      <w:r>
+        <w:rPr>
+          <w:lang w:val="es_ES" w:bidi="es_ES"/>
+        </w:rPr>
+        <w:t>1 Corintios 15.45–50</w:t>
+      </w:r>
       <w:r>
         <w:rPr>
           <w:lang w:val="es_ES" w:bidi="es_ES"/>
         </w:rPr>
         <w:t xml:space="preserve">; ver también </w:t>
       </w:r>
-      <w:hyperlink r:id="rId231">
-        <w:r>
-          <w:rPr>
-            <w:lang w:val="es_ES" w:bidi="es_ES"/>
-          </w:rPr>
-          <w:rPr>
-            <w:color w:val="0000EE"/>
-            <w:u w:val="single"/>
-          </w:rPr>
-          <w:t>Romanos 8.5–11</w:t>
-        </w:r>
-      </w:hyperlink>
+      <w:r>
+        <w:rPr>
+          <w:lang w:val="es_ES" w:bidi="es_ES"/>
+        </w:rPr>
+        <w:t>Romanos 8.5–11</w:t>
+      </w:r>
       <w:r>
         <w:rPr>
           <w:lang w:val="es_ES" w:bidi="es_ES"/>
         </w:rPr>
         <w:t xml:space="preserve">, </w:t>
       </w:r>
-      <w:hyperlink r:id="rId232">
-        <w:r>
-          <w:rPr>
-            <w:lang w:val="es_ES" w:bidi="es_ES"/>
-          </w:rPr>
-          <w:rPr>
-            <w:color w:val="0000EE"/>
-            <w:u w:val="single"/>
-          </w:rPr>
-          <w:t>20–22</w:t>
-        </w:r>
-      </w:hyperlink>
+      <w:r>
+        <w:rPr>
+          <w:lang w:val="es_ES" w:bidi="es_ES"/>
+        </w:rPr>
+        <w:t>20–22</w:t>
+      </w:r>
       <w:r>
         <w:rPr>
           <w:lang w:val="es_ES" w:bidi="es_ES"/>
         </w:rPr>
         <w:t xml:space="preserve">). Las personas representadas por Adam viven como él. Comparten su pecado, su separación de Dios y de la creación, y su muerte espiritual. En contraste, aquellos que siguen a Jesús viven por fe en él. Son transformados a la imagen de Cristo y se convierten en "nuevas personas" que comparten una nueva creación (ver </w:t>
       </w:r>
-      <w:hyperlink r:id="rId233">
-        <w:r>
-          <w:rPr>
-            <w:lang w:val="es_ES" w:bidi="es_ES"/>
-          </w:rPr>
-          <w:rPr>
-            <w:color w:val="0000EE"/>
-            <w:u w:val="single"/>
-          </w:rPr>
-          <w:t>Romanos 8.29</w:t>
-        </w:r>
-      </w:hyperlink>
+      <w:r>
+        <w:rPr>
+          <w:lang w:val="es_ES" w:bidi="es_ES"/>
+        </w:rPr>
+        <w:t>Romanos 8.29</w:t>
+      </w:r>
       <w:r>
         <w:rPr>
           <w:lang w:val="es_ES" w:bidi="es_ES"/>
         </w:rPr>
         <w:t xml:space="preserve">; </w:t>
       </w:r>
-      <w:hyperlink r:id="rId234">
-        <w:r>
-          <w:rPr>
-            <w:lang w:val="es_ES" w:bidi="es_ES"/>
-          </w:rPr>
-          <w:rPr>
-            <w:color w:val="0000EE"/>
-            <w:u w:val="single"/>
-          </w:rPr>
-          <w:t>1 Corintios 15.49</w:t>
-        </w:r>
-      </w:hyperlink>
+      <w:r>
+        <w:rPr>
+          <w:lang w:val="es_ES" w:bidi="es_ES"/>
+        </w:rPr>
+        <w:t>1 Corintios 15.49</w:t>
+      </w:r>
       <w:r>
         <w:rPr>
           <w:lang w:val="es_ES" w:bidi="es_ES"/>
         </w:rPr>
         <w:t xml:space="preserve">; </w:t>
       </w:r>
-      <w:hyperlink r:id="rId235">
-        <w:r>
-          <w:rPr>
-            <w:lang w:val="es_ES" w:bidi="es_ES"/>
-          </w:rPr>
-          <w:rPr>
-            <w:color w:val="0000EE"/>
-            <w:u w:val="single"/>
-          </w:rPr>
-          <w:t>2 Corintios 5.17</w:t>
-        </w:r>
-      </w:hyperlink>
+      <w:r>
+        <w:rPr>
+          <w:lang w:val="es_ES" w:bidi="es_ES"/>
+        </w:rPr>
+        <w:t>2 Corintios 5.17</w:t>
+      </w:r>
       <w:r>
         <w:rPr>
           <w:lang w:val="es_ES" w:bidi="es_ES"/>
         </w:rPr>
         <w:t xml:space="preserve">; </w:t>
       </w:r>
-      <w:hyperlink r:id="rId236">
-        <w:r>
-          <w:rPr>
-            <w:lang w:val="es_ES" w:bidi="es_ES"/>
-          </w:rPr>
-          <w:rPr>
-            <w:color w:val="0000EE"/>
-            <w:u w:val="single"/>
-          </w:rPr>
-          <w:t>Gálatas 6.15</w:t>
-        </w:r>
-      </w:hyperlink>
+      <w:r>
+        <w:rPr>
+          <w:lang w:val="es_ES" w:bidi="es_ES"/>
+        </w:rPr>
+        <w:t>Gálatas 6.15</w:t>
+      </w:r>
       <w:r>
         <w:rPr>
           <w:lang w:val="es_ES" w:bidi="es_ES"/>
         </w:rPr>
         <w:t>). Jesús elimina las barreras que Adam y Varona crearon (</w:t>
       </w:r>
-      <w:hyperlink r:id="rId237">
-        <w:r>
-          <w:rPr>
-            <w:lang w:val="es_ES" w:bidi="es_ES"/>
-          </w:rPr>
-          <w:rPr>
-            <w:color w:val="0000EE"/>
-            <w:u w:val="single"/>
-          </w:rPr>
-          <w:t>Romanos 5.1</w:t>
-        </w:r>
-      </w:hyperlink>
+      <w:r>
+        <w:rPr>
+          <w:lang w:val="es_ES" w:bidi="es_ES"/>
+        </w:rPr>
+        <w:t>Romanos 5.1</w:t>
+      </w:r>
       <w:r>
         <w:rPr>
           <w:lang w:val="es_ES" w:bidi="es_ES"/>
         </w:rPr>
         <w:t xml:space="preserve">; </w:t>
       </w:r>
-      <w:hyperlink r:id="rId238">
-        <w:r>
-          <w:rPr>
-            <w:lang w:val="es_ES" w:bidi="es_ES"/>
-          </w:rPr>
-          <w:rPr>
-            <w:color w:val="0000EE"/>
-            <w:u w:val="single"/>
-          </w:rPr>
-          <w:t>2 Corintios 5.19</w:t>
-        </w:r>
-      </w:hyperlink>
+      <w:r>
+        <w:rPr>
+          <w:lang w:val="es_ES" w:bidi="es_ES"/>
+        </w:rPr>
+        <w:t>2 Corintios 5.19</w:t>
+      </w:r>
       <w:r>
         <w:rPr>
           <w:lang w:val="es_ES" w:bidi="es_ES"/>
         </w:rPr>
         <w:t xml:space="preserve">; </w:t>
       </w:r>
-      <w:hyperlink r:id="rId239">
-        <w:r>
-          <w:rPr>
-            <w:lang w:val="es_ES" w:bidi="es_ES"/>
-          </w:rPr>
-          <w:rPr>
-            <w:color w:val="0000EE"/>
-            <w:u w:val="single"/>
-          </w:rPr>
-          <w:t>Gálatas 3.27–28</w:t>
-        </w:r>
-      </w:hyperlink>
+      <w:r>
+        <w:rPr>
+          <w:lang w:val="es_ES" w:bidi="es_ES"/>
+        </w:rPr>
+        <w:t>Gálatas 3.27–28</w:t>
+      </w:r>
       <w:r>
         <w:rPr>
           <w:lang w:val="es_ES" w:bidi="es_ES"/>
         </w:rPr>
         <w:t xml:space="preserve">; </w:t>
       </w:r>
-      <w:hyperlink r:id="rId240">
-        <w:r>
-          <w:rPr>
-            <w:lang w:val="es_ES" w:bidi="es_ES"/>
-          </w:rPr>
-          <w:rPr>
-            <w:color w:val="0000EE"/>
-            <w:u w:val="single"/>
-          </w:rPr>
-          <w:t>Efesios 2.14–16</w:t>
-        </w:r>
-      </w:hyperlink>
+      <w:r>
+        <w:rPr>
+          <w:lang w:val="es_ES" w:bidi="es_ES"/>
+        </w:rPr>
+        <w:t>Efesios 2.14–16</w:t>
+      </w:r>
       <w:r>
         <w:rPr>
           <w:lang w:val="es_ES" w:bidi="es_ES"/>
@@ -5977,162 +4525,108 @@
           <w:lang w:val="es_ES" w:bidi="es_ES"/>
         </w:rPr>
       </w:r>
-      <w:hyperlink r:id="rId198">
-        <w:r>
-          <w:rPr>
-            <w:lang w:val="es_ES" w:bidi="es_ES"/>
-          </w:rPr>
-          <w:rPr>
-            <w:color w:val="0000EE"/>
-            <w:u w:val="single"/>
-          </w:rPr>
-          <w:t>Génesis 1.26–31</w:t>
-        </w:r>
-      </w:hyperlink>
+      <w:r>
+        <w:rPr>
+          <w:lang w:val="es_ES" w:bidi="es_ES"/>
+        </w:rPr>
+        <w:t>Génesis 1.26–31</w:t>
+      </w:r>
       <w:r>
         <w:rPr>
           <w:lang w:val="es_ES" w:bidi="es_ES"/>
         </w:rPr>
         <w:t xml:space="preserve">; </w:t>
       </w:r>
-      <w:hyperlink r:id="rId241">
-        <w:r>
-          <w:rPr>
-            <w:lang w:val="es_ES" w:bidi="es_ES"/>
-          </w:rPr>
-          <w:rPr>
-            <w:color w:val="0000EE"/>
-            <w:u w:val="single"/>
-          </w:rPr>
-          <w:t>2.4–3.24</w:t>
-        </w:r>
-      </w:hyperlink>
+      <w:r>
+        <w:rPr>
+          <w:lang w:val="es_ES" w:bidi="es_ES"/>
+        </w:rPr>
+        <w:t>2.4–3.24</w:t>
+      </w:r>
       <w:r>
         <w:rPr>
           <w:lang w:val="es_ES" w:bidi="es_ES"/>
         </w:rPr>
         <w:t xml:space="preserve">; </w:t>
       </w:r>
-      <w:hyperlink r:id="rId242">
-        <w:r>
-          <w:rPr>
-            <w:lang w:val="es_ES" w:bidi="es_ES"/>
-          </w:rPr>
-          <w:rPr>
-            <w:color w:val="0000EE"/>
-            <w:u w:val="single"/>
-          </w:rPr>
-          <w:t>4.25–5.5</w:t>
-        </w:r>
-      </w:hyperlink>
+      <w:r>
+        <w:rPr>
+          <w:lang w:val="es_ES" w:bidi="es_ES"/>
+        </w:rPr>
+        <w:t>4.25–5.5</w:t>
+      </w:r>
       <w:r>
         <w:rPr>
           <w:lang w:val="es_ES" w:bidi="es_ES"/>
         </w:rPr>
         <w:t xml:space="preserve">; </w:t>
       </w:r>
-      <w:hyperlink r:id="rId243">
-        <w:r>
-          <w:rPr>
-            <w:lang w:val="es_ES" w:bidi="es_ES"/>
-          </w:rPr>
-          <w:rPr>
-            <w:color w:val="0000EE"/>
-            <w:u w:val="single"/>
-          </w:rPr>
-          <w:t>Oseas 6.6–7</w:t>
-        </w:r>
-      </w:hyperlink>
+      <w:r>
+        <w:rPr>
+          <w:lang w:val="es_ES" w:bidi="es_ES"/>
+        </w:rPr>
+        <w:t>Oseas 6.6–7</w:t>
+      </w:r>
       <w:r>
         <w:rPr>
           <w:lang w:val="es_ES" w:bidi="es_ES"/>
         </w:rPr>
         <w:t xml:space="preserve">; </w:t>
       </w:r>
-      <w:hyperlink r:id="rId222">
-        <w:r>
-          <w:rPr>
-            <w:lang w:val="es_ES" w:bidi="es_ES"/>
-          </w:rPr>
-          <w:rPr>
-            <w:color w:val="0000EE"/>
-            <w:u w:val="single"/>
-          </w:rPr>
-          <w:t>Lucas 3.38</w:t>
-        </w:r>
-      </w:hyperlink>
+      <w:r>
+        <w:rPr>
+          <w:lang w:val="es_ES" w:bidi="es_ES"/>
+        </w:rPr>
+        <w:t>Lucas 3.38</w:t>
+      </w:r>
       <w:r>
         <w:rPr>
           <w:lang w:val="es_ES" w:bidi="es_ES"/>
         </w:rPr>
         <w:t xml:space="preserve">; </w:t>
       </w:r>
-      <w:hyperlink r:id="rId229">
-        <w:r>
-          <w:rPr>
-            <w:lang w:val="es_ES" w:bidi="es_ES"/>
-          </w:rPr>
-          <w:rPr>
-            <w:color w:val="0000EE"/>
-            <w:u w:val="single"/>
-          </w:rPr>
-          <w:t>Romanos 5.12–21</w:t>
-        </w:r>
-      </w:hyperlink>
+      <w:r>
+        <w:rPr>
+          <w:lang w:val="es_ES" w:bidi="es_ES"/>
+        </w:rPr>
+        <w:t>Romanos 5.12–21</w:t>
+      </w:r>
       <w:r>
         <w:rPr>
           <w:lang w:val="es_ES" w:bidi="es_ES"/>
         </w:rPr>
         <w:t xml:space="preserve">; </w:t>
       </w:r>
-      <w:hyperlink r:id="rId224">
-        <w:r>
-          <w:rPr>
-            <w:lang w:val="es_ES" w:bidi="es_ES"/>
-          </w:rPr>
-          <w:rPr>
-            <w:color w:val="0000EE"/>
-            <w:u w:val="single"/>
-          </w:rPr>
-          <w:t>1 Corintios 15.22</w:t>
-        </w:r>
-      </w:hyperlink>
+      <w:r>
+        <w:rPr>
+          <w:lang w:val="es_ES" w:bidi="es_ES"/>
+        </w:rPr>
+        <w:t>1 Corintios 15.22</w:t>
+      </w:r>
       <w:r>
         <w:rPr>
           <w:lang w:val="es_ES" w:bidi="es_ES"/>
         </w:rPr>
         <w:t xml:space="preserve">, </w:t>
       </w:r>
-      <w:hyperlink r:id="rId244">
-        <w:r>
-          <w:rPr>
-            <w:lang w:val="es_ES" w:bidi="es_ES"/>
-          </w:rPr>
-          <w:rPr>
-            <w:color w:val="0000EE"/>
-            <w:u w:val="single"/>
-          </w:rPr>
-          <w:t>45–49</w:t>
-        </w:r>
-      </w:hyperlink>
+      <w:r>
+        <w:rPr>
+          <w:lang w:val="es_ES" w:bidi="es_ES"/>
+        </w:rPr>
+        <w:t>45–49</w:t>
+      </w:r>
       <w:r>
         <w:rPr>
           <w:lang w:val="es_ES" w:bidi="es_ES"/>
         </w:rPr>
         <w:t xml:space="preserve">; </w:t>
       </w:r>
-      <w:hyperlink r:id="rId226">
-        <w:r>
-          <w:rPr>
-            <w:lang w:val="es_ES" w:bidi="es_ES"/>
-          </w:rPr>
-          <w:rPr>
-            <w:color w:val="0000EE"/>
-            <w:u w:val="single"/>
-          </w:rPr>
-          <w:t>1 Timoteo 2.13–14</w:t>
-        </w:r>
-      </w:hyperlink>
+      <w:r>
+        <w:rPr>
+          <w:lang w:val="es_ES" w:bidi="es_ES"/>
+        </w:rPr>
+        <w:t>1 Timoteo 2.13–14</w:t>
+      </w:r>
       <w:r>
         <w:rPr>
           <w:lang w:val="es_ES" w:bidi="es_ES"/>
@@ -6181,54 +4675,36 @@
         </w:rPr>
         <w:t>Agar era la sierva egipcia de Sarai, la esposa de Abram. Cuando Dios le dijo a Abram que dejara Mesopotamia, le prometió muchos descendientes y una nueva tierra (</w:t>
       </w:r>
-      <w:hyperlink r:id="rId245">
-        <w:r>
-          <w:rPr>
-            <w:lang w:val="es_ES" w:bidi="es_ES"/>
-          </w:rPr>
-          <w:rPr>
-            <w:color w:val="0000EE"/>
-            <w:u w:val="single"/>
-          </w:rPr>
-          <w:t>Génesis 12.2</w:t>
-        </w:r>
-      </w:hyperlink>
+      <w:r>
+        <w:rPr>
+          <w:lang w:val="es_ES" w:bidi="es_ES"/>
+        </w:rPr>
+        <w:t>Génesis 12.2</w:t>
+      </w:r>
       <w:r>
         <w:rPr>
           <w:lang w:val="es_ES" w:bidi="es_ES"/>
         </w:rPr>
         <w:t xml:space="preserve">, </w:t>
       </w:r>
-      <w:hyperlink r:id="rId246">
-        <w:r>
-          <w:rPr>
-            <w:lang w:val="es_ES" w:bidi="es_ES"/>
-          </w:rPr>
-          <w:rPr>
-            <w:color w:val="0000EE"/>
-            <w:u w:val="single"/>
-          </w:rPr>
-          <w:t>7</w:t>
-        </w:r>
-      </w:hyperlink>
+      <w:r>
+        <w:rPr>
+          <w:lang w:val="es_ES" w:bidi="es_ES"/>
+        </w:rPr>
+        <w:t>7</w:t>
+      </w:r>
       <w:r>
         <w:rPr>
           <w:lang w:val="es_ES" w:bidi="es_ES"/>
         </w:rPr>
         <w:t xml:space="preserve">). Después de diez años en Canaán sin hijos, Sarai siguió una costumbre mesopotámica. Ella entregó a Agar a Abram como concubina (esposa secundaria). Cualquier hijo de esta unión se consideraba hijo de la esposa (ver </w:t>
       </w:r>
-      <w:hyperlink r:id="rId247">
-        <w:r>
-          <w:rPr>
-            <w:lang w:val="es_ES" w:bidi="es_ES"/>
-          </w:rPr>
-          <w:rPr>
-            <w:color w:val="0000EE"/>
-            <w:u w:val="single"/>
-          </w:rPr>
-          <w:t>Génesis 30.1–8</w:t>
-        </w:r>
-      </w:hyperlink>
+      <w:r>
+        <w:rPr>
+          <w:lang w:val="es_ES" w:bidi="es_ES"/>
+        </w:rPr>
+        <w:t>Génesis 30.1–8</w:t>
+      </w:r>
       <w:r>
         <w:rPr>
           <w:lang w:val="es_ES" w:bidi="es_ES"/>
@@ -6249,18 +4725,12 @@
         </w:rPr>
         <w:t>Agar quedó embarazada y empezó a faltar al respeto a Sarai. Sarai reaccionó tratándola con dureza, lo que llevó a Agar a huir al desierto (</w:t>
       </w:r>
-      <w:hyperlink r:id="rId248">
-        <w:r>
-          <w:rPr>
-            <w:lang w:val="es_ES" w:bidi="es_ES"/>
-          </w:rPr>
-          <w:rPr>
-            <w:color w:val="0000EE"/>
-            <w:u w:val="single"/>
-          </w:rPr>
-          <w:t>Génesis 16.4–6</w:t>
-        </w:r>
-      </w:hyperlink>
+      <w:r>
+        <w:rPr>
+          <w:lang w:val="es_ES" w:bidi="es_ES"/>
+        </w:rPr>
+        <w:t>Génesis 16.4–6</w:t>
+      </w:r>
       <w:r>
         <w:rPr>
           <w:lang w:val="es_ES" w:bidi="es_ES"/>
@@ -6281,18 +4751,12 @@
         </w:rPr>
         <w:t>Agar dio a luz a un hijo llamado Ismael cuando Abram tenía ochenta y seis años (</w:t>
       </w:r>
-      <w:hyperlink r:id="rId249">
-        <w:r>
-          <w:rPr>
-            <w:lang w:val="es_ES" w:bidi="es_ES"/>
-          </w:rPr>
-          <w:rPr>
-            <w:color w:val="0000EE"/>
-            <w:u w:val="single"/>
-          </w:rPr>
-          <w:t>Génesis 16.1–16</w:t>
-        </w:r>
-      </w:hyperlink>
+      <w:r>
+        <w:rPr>
+          <w:lang w:val="es_ES" w:bidi="es_ES"/>
+        </w:rPr>
+        <w:t>Génesis 16.1–16</w:t>
+      </w:r>
       <w:r>
         <w:rPr>
           <w:lang w:val="es_ES" w:bidi="es_ES"/>
@@ -6313,36 +4777,24 @@
         </w:rPr>
         <w:t>Catorce años después, Dios les dio a Abraham y Sara su hijo prometido, Isaac. Cuando Isaac fue destetado, alrededor de los tres años, celebraron un banquete tradicional. Durante el evento, Ismael se burló de Isaac (</w:t>
       </w:r>
-      <w:hyperlink r:id="rId250">
-        <w:r>
-          <w:rPr>
-            <w:lang w:val="es_ES" w:bidi="es_ES"/>
-          </w:rPr>
-          <w:rPr>
-            <w:color w:val="0000EE"/>
-            <w:u w:val="single"/>
-          </w:rPr>
-          <w:t>Génesis 21.9</w:t>
-        </w:r>
-      </w:hyperlink>
+      <w:r>
+        <w:rPr>
+          <w:lang w:val="es_ES" w:bidi="es_ES"/>
+        </w:rPr>
+        <w:t>Génesis 21.9</w:t>
+      </w:r>
       <w:r>
         <w:rPr>
           <w:lang w:val="es_ES" w:bidi="es_ES"/>
         </w:rPr>
         <w:t>), por lo que Sara insistió en que Abraham enviara a Agar e Ismael lejos. Dios apoyó esta decisión (</w:t>
       </w:r>
-      <w:hyperlink r:id="rId251">
-        <w:r>
-          <w:rPr>
-            <w:lang w:val="es_ES" w:bidi="es_ES"/>
-          </w:rPr>
-          <w:rPr>
-            <w:color w:val="0000EE"/>
-            <w:u w:val="single"/>
-          </w:rPr>
-          <w:t>Génesis 21.12</w:t>
-        </w:r>
-      </w:hyperlink>
+      <w:r>
+        <w:rPr>
+          <w:lang w:val="es_ES" w:bidi="es_ES"/>
+        </w:rPr>
+        <w:t>Génesis 21.12</w:t>
+      </w:r>
       <w:r>
         <w:rPr>
           <w:lang w:val="es_ES" w:bidi="es_ES"/>
@@ -6361,18 +4813,12 @@
         </w:rPr>
         <w:t>. Cuando se les acabó el agua, Dios los salvó milagrosamente y prometió a Agar que Ismael se convertiría en el padre de una gran nación (</w:t>
       </w:r>
-      <w:hyperlink r:id="rId252">
-        <w:r>
-          <w:rPr>
-            <w:lang w:val="es_ES" w:bidi="es_ES"/>
-          </w:rPr>
-          <w:rPr>
-            <w:color w:val="0000EE"/>
-            <w:u w:val="single"/>
-          </w:rPr>
-          <w:t>Génesis 21.17–19</w:t>
-        </w:r>
-      </w:hyperlink>
+      <w:r>
+        <w:rPr>
+          <w:lang w:val="es_ES" w:bidi="es_ES"/>
+        </w:rPr>
+        <w:t>Génesis 21.17–19</w:t>
+      </w:r>
       <w:r>
         <w:rPr>
           <w:lang w:val="es_ES" w:bidi="es_ES"/>
@@ -6393,18 +4839,12 @@
         </w:rPr>
         <w:t xml:space="preserve">Pablo empleó una analogía en </w:t>
       </w:r>
-      <w:hyperlink r:id="rId253">
-        <w:r>
-          <w:rPr>
-            <w:lang w:val="es_ES" w:bidi="es_ES"/>
-          </w:rPr>
-          <w:rPr>
-            <w:color w:val="0000EE"/>
-            <w:u w:val="single"/>
-          </w:rPr>
-          <w:t>Gálatas 4.22–31</w:t>
-        </w:r>
-      </w:hyperlink>
+      <w:r>
+        <w:rPr>
+          <w:lang w:val="es_ES" w:bidi="es_ES"/>
+        </w:rPr>
+        <w:t>Gálatas 4.22–31</w:t>
+      </w:r>
       <w:r>
         <w:rPr>
           <w:lang w:val="es_ES" w:bidi="es_ES"/>
@@ -6434,72 +4874,48 @@
           <w:lang w:val="es_ES" w:bidi="es_ES"/>
         </w:rPr>
       </w:r>
-      <w:hyperlink r:id="rId249">
-        <w:r>
-          <w:rPr>
-            <w:lang w:val="es_ES" w:bidi="es_ES"/>
-          </w:rPr>
-          <w:rPr>
-            <w:color w:val="0000EE"/>
-            <w:u w:val="single"/>
-          </w:rPr>
-          <w:t>Génesis 16.1–16</w:t>
-        </w:r>
-      </w:hyperlink>
+      <w:r>
+        <w:rPr>
+          <w:lang w:val="es_ES" w:bidi="es_ES"/>
+        </w:rPr>
+        <w:t>Génesis 16.1–16</w:t>
+      </w:r>
       <w:r>
         <w:rPr>
           <w:lang w:val="es_ES" w:bidi="es_ES"/>
         </w:rPr>
         <w:t xml:space="preserve">; </w:t>
       </w:r>
-      <w:hyperlink r:id="rId254">
-        <w:r>
-          <w:rPr>
-            <w:lang w:val="es_ES" w:bidi="es_ES"/>
-          </w:rPr>
-          <w:rPr>
-            <w:color w:val="0000EE"/>
-            <w:u w:val="single"/>
-          </w:rPr>
-          <w:t>21.9–21</w:t>
-        </w:r>
-      </w:hyperlink>
+      <w:r>
+        <w:rPr>
+          <w:lang w:val="es_ES" w:bidi="es_ES"/>
+        </w:rPr>
+        <w:t>21.9–21</w:t>
+      </w:r>
       <w:r>
         <w:rPr>
           <w:lang w:val="es_ES" w:bidi="es_ES"/>
         </w:rPr>
         <w:t xml:space="preserve">; </w:t>
       </w:r>
-      <w:hyperlink r:id="rId255">
-        <w:r>
-          <w:rPr>
-            <w:lang w:val="es_ES" w:bidi="es_ES"/>
-          </w:rPr>
-          <w:rPr>
-            <w:color w:val="0000EE"/>
-            <w:u w:val="single"/>
-          </w:rPr>
-          <w:t>25.12</w:t>
-        </w:r>
-      </w:hyperlink>
+      <w:r>
+        <w:rPr>
+          <w:lang w:val="es_ES" w:bidi="es_ES"/>
+        </w:rPr>
+        <w:t>25.12</w:t>
+      </w:r>
       <w:r>
         <w:rPr>
           <w:lang w:val="es_ES" w:bidi="es_ES"/>
         </w:rPr>
         <w:t xml:space="preserve">; </w:t>
       </w:r>
-      <w:hyperlink r:id="rId253">
-        <w:r>
-          <w:rPr>
-            <w:lang w:val="es_ES" w:bidi="es_ES"/>
-          </w:rPr>
-          <w:rPr>
-            <w:color w:val="0000EE"/>
-            <w:u w:val="single"/>
-          </w:rPr>
-          <w:t>Gálatas 4.22–31</w:t>
-        </w:r>
-      </w:hyperlink>
+      <w:r>
+        <w:rPr>
+          <w:lang w:val="es_ES" w:bidi="es_ES"/>
+        </w:rPr>
+        <w:t>Gálatas 4.22–31</w:t>
+      </w:r>
       <w:r>
         <w:rPr>
           <w:lang w:val="es_ES" w:bidi="es_ES"/>
@@ -6562,54 +4978,36 @@
         </w:rPr>
         <w:t>Anás fue el sumo sacerdote judío aproximadamente entre los años 6 y 15 d.C. Incluso después de que el procurador romano de Judea lo destituyera, continuó siendo muy poderoso e influyente en el consejo supremo judío. La gente todavía lo llamaba "Sumo Sacerdote" quince a veinte años después (</w:t>
       </w:r>
-      <w:hyperlink r:id="rId256">
-        <w:r>
-          <w:rPr>
-            <w:lang w:val="es_ES" w:bidi="es_ES"/>
-          </w:rPr>
-          <w:rPr>
-            <w:color w:val="0000EE"/>
-            <w:u w:val="single"/>
-          </w:rPr>
-          <w:t>Lucas 3.2</w:t>
-        </w:r>
-      </w:hyperlink>
+      <w:r>
+        <w:rPr>
+          <w:lang w:val="es_ES" w:bidi="es_ES"/>
+        </w:rPr>
+        <w:t>Lucas 3.2</w:t>
+      </w:r>
       <w:r>
         <w:rPr>
           <w:lang w:val="es_ES" w:bidi="es_ES"/>
         </w:rPr>
         <w:t xml:space="preserve">; </w:t>
       </w:r>
-      <w:hyperlink r:id="rId257">
-        <w:r>
-          <w:rPr>
-            <w:lang w:val="es_ES" w:bidi="es_ES"/>
-          </w:rPr>
-          <w:rPr>
-            <w:color w:val="0000EE"/>
-            <w:u w:val="single"/>
-          </w:rPr>
-          <w:t>Hechos 4.6</w:t>
-        </w:r>
-      </w:hyperlink>
+      <w:r>
+        <w:rPr>
+          <w:lang w:val="es_ES" w:bidi="es_ES"/>
+        </w:rPr>
+        <w:t>Hechos 4.6</w:t>
+      </w:r>
       <w:r>
         <w:rPr>
           <w:lang w:val="es_ES" w:bidi="es_ES"/>
         </w:rPr>
         <w:t>). Esto podría deberse a que los judíos creían que los sumos sacerdotes mantenían su posición de por vida. Cinco de sus hijos y su yerno, Caifás, se convirtieron en sumos sacerdotes después de él. Según el Evangelio de Juan, cuando Jesús fue arrestado, primero fue llevado a Anás para ser interrogado antes de ser entregado a Caifás para el juicio oficial (</w:t>
       </w:r>
-      <w:hyperlink r:id="rId258">
-        <w:r>
-          <w:rPr>
-            <w:lang w:val="es_ES" w:bidi="es_ES"/>
-          </w:rPr>
-          <w:rPr>
-            <w:color w:val="0000EE"/>
-            <w:u w:val="single"/>
-          </w:rPr>
-          <w:t>Juan 18.13–24</w:t>
-        </w:r>
-      </w:hyperlink>
+      <w:r>
+        <w:rPr>
+          <w:lang w:val="es_ES" w:bidi="es_ES"/>
+        </w:rPr>
+        <w:t>Juan 18.13–24</w:t>
+      </w:r>
       <w:r>
         <w:rPr>
           <w:lang w:val="es_ES" w:bidi="es_ES"/>
@@ -6630,54 +5028,36 @@
         </w:rPr>
         <w:t>Caifás fue el sumo sacerdote judío aproximadamente desde el año 18 hasta el 36 d.C. Trabajó estrechamente con su influyente suegro, Anás. Caifás argumentó en el alto consejo que sacrificar a Jesús sería preferible a arriesgar la destrucción de la nación (</w:t>
       </w:r>
-      <w:hyperlink r:id="rId259">
-        <w:r>
-          <w:rPr>
-            <w:lang w:val="es_ES" w:bidi="es_ES"/>
-          </w:rPr>
-          <w:rPr>
-            <w:color w:val="0000EE"/>
-            <w:u w:val="single"/>
-          </w:rPr>
-          <w:t>Juan 11.49–50</w:t>
-        </w:r>
-      </w:hyperlink>
+      <w:r>
+        <w:rPr>
+          <w:lang w:val="es_ES" w:bidi="es_ES"/>
+        </w:rPr>
+        <w:t>Juan 11.49–50</w:t>
+      </w:r>
       <w:r>
         <w:rPr>
           <w:lang w:val="es_ES" w:bidi="es_ES"/>
         </w:rPr>
         <w:t>). Dios le dio estas palabras proféticas porque era el Sumo Sacerdote (</w:t>
       </w:r>
-      <w:hyperlink r:id="rId260">
-        <w:r>
-          <w:rPr>
-            <w:lang w:val="es_ES" w:bidi="es_ES"/>
-          </w:rPr>
-          <w:rPr>
-            <w:color w:val="0000EE"/>
-            <w:u w:val="single"/>
-          </w:rPr>
-          <w:t>Juan 11.51–52</w:t>
-        </w:r>
-      </w:hyperlink>
+      <w:r>
+        <w:rPr>
+          <w:lang w:val="es_ES" w:bidi="es_ES"/>
+        </w:rPr>
+        <w:t>Juan 11.51–52</w:t>
+      </w:r>
       <w:r>
         <w:rPr>
           <w:lang w:val="es_ES" w:bidi="es_ES"/>
         </w:rPr>
         <w:t>). Durante el juicio de Jesús, Caifás rasgó sus vestiduras cuando Jesús afirmó ser el Hijo de Dios. Instó al alto consejo a condenar a Jesús por blasfemia (</w:t>
       </w:r>
-      <w:hyperlink r:id="rId261">
-        <w:r>
-          <w:rPr>
-            <w:lang w:val="es_ES" w:bidi="es_ES"/>
-          </w:rPr>
-          <w:rPr>
-            <w:color w:val="0000EE"/>
-            <w:u w:val="single"/>
-          </w:rPr>
-          <w:t>Mateo 26.57–66</w:t>
-        </w:r>
-      </w:hyperlink>
+      <w:r>
+        <w:rPr>
+          <w:lang w:val="es_ES" w:bidi="es_ES"/>
+        </w:rPr>
+        <w:t>Mateo 26.57–66</w:t>
+      </w:r>
       <w:r>
         <w:rPr>
           <w:lang w:val="es_ES" w:bidi="es_ES"/>
@@ -6698,18 +5078,12 @@
         </w:rPr>
         <w:t>Poco después de la ejecución de Jesús, los líderes judíos se preocuparon por el creciente número de seguidores de Cristo. Anás y Caifás interrogaron a Pedro y Juan acerca de la curación de un mendigo lisiado y la predicación sobre la resurrección de los muertos (</w:t>
       </w:r>
-      <w:hyperlink r:id="rId262">
-        <w:r>
-          <w:rPr>
-            <w:lang w:val="es_ES" w:bidi="es_ES"/>
-          </w:rPr>
-          <w:rPr>
-            <w:color w:val="0000EE"/>
-            <w:u w:val="single"/>
-          </w:rPr>
-          <w:t>Hechos 4.5–7</w:t>
-        </w:r>
-      </w:hyperlink>
+      <w:r>
+        <w:rPr>
+          <w:lang w:val="es_ES" w:bidi="es_ES"/>
+        </w:rPr>
+        <w:t>Hechos 4.5–7</w:t>
+      </w:r>
       <w:r>
         <w:rPr>
           <w:lang w:val="es_ES" w:bidi="es_ES"/>
@@ -6739,126 +5113,84 @@
           <w:lang w:val="es_ES" w:bidi="es_ES"/>
         </w:rPr>
       </w:r>
-      <w:hyperlink r:id="rId263">
-        <w:r>
-          <w:rPr>
-            <w:lang w:val="es_ES" w:bidi="es_ES"/>
-          </w:rPr>
-          <w:rPr>
-            <w:color w:val="0000EE"/>
-            <w:u w:val="single"/>
-          </w:rPr>
-          <w:t>Mateo 26.3–5</w:t>
-        </w:r>
-      </w:hyperlink>
+      <w:r>
+        <w:rPr>
+          <w:lang w:val="es_ES" w:bidi="es_ES"/>
+        </w:rPr>
+        <w:t>Mateo 26.3–5</w:t>
+      </w:r>
       <w:r>
         <w:rPr>
           <w:lang w:val="es_ES" w:bidi="es_ES"/>
         </w:rPr>
         <w:t xml:space="preserve">, </w:t>
       </w:r>
-      <w:hyperlink r:id="rId264">
-        <w:r>
-          <w:rPr>
-            <w:lang w:val="es_ES" w:bidi="es_ES"/>
-          </w:rPr>
-          <w:rPr>
-            <w:color w:val="0000EE"/>
-            <w:u w:val="single"/>
-          </w:rPr>
-          <w:t>57–67</w:t>
-        </w:r>
-      </w:hyperlink>
+      <w:r>
+        <w:rPr>
+          <w:lang w:val="es_ES" w:bidi="es_ES"/>
+        </w:rPr>
+        <w:t>57–67</w:t>
+      </w:r>
       <w:r>
         <w:rPr>
           <w:lang w:val="es_ES" w:bidi="es_ES"/>
         </w:rPr>
         <w:t xml:space="preserve">; </w:t>
       </w:r>
-      <w:hyperlink r:id="rId265">
-        <w:r>
-          <w:rPr>
-            <w:lang w:val="es_ES" w:bidi="es_ES"/>
-          </w:rPr>
-          <w:rPr>
-            <w:color w:val="0000EE"/>
-            <w:u w:val="single"/>
-          </w:rPr>
-          <w:t>Marcos 14.53–65</w:t>
-        </w:r>
-      </w:hyperlink>
+      <w:r>
+        <w:rPr>
+          <w:lang w:val="es_ES" w:bidi="es_ES"/>
+        </w:rPr>
+        <w:t>Marcos 14.53–65</w:t>
+      </w:r>
       <w:r>
         <w:rPr>
           <w:lang w:val="es_ES" w:bidi="es_ES"/>
         </w:rPr>
         <w:t xml:space="preserve">; </w:t>
       </w:r>
-      <w:hyperlink r:id="rId256">
-        <w:r>
-          <w:rPr>
-            <w:lang w:val="es_ES" w:bidi="es_ES"/>
-          </w:rPr>
-          <w:rPr>
-            <w:color w:val="0000EE"/>
-            <w:u w:val="single"/>
-          </w:rPr>
-          <w:t>Lucas 3.2</w:t>
-        </w:r>
-      </w:hyperlink>
+      <w:r>
+        <w:rPr>
+          <w:lang w:val="es_ES" w:bidi="es_ES"/>
+        </w:rPr>
+        <w:t>Lucas 3.2</w:t>
+      </w:r>
       <w:r>
         <w:rPr>
           <w:lang w:val="es_ES" w:bidi="es_ES"/>
         </w:rPr>
         <w:t xml:space="preserve">; </w:t>
       </w:r>
-      <w:hyperlink r:id="rId266">
-        <w:r>
-          <w:rPr>
-            <w:lang w:val="es_ES" w:bidi="es_ES"/>
-          </w:rPr>
-          <w:rPr>
-            <w:color w:val="0000EE"/>
-            <w:u w:val="single"/>
-          </w:rPr>
-          <w:t>Juan 11.49–53</w:t>
-        </w:r>
-      </w:hyperlink>
+      <w:r>
+        <w:rPr>
+          <w:lang w:val="es_ES" w:bidi="es_ES"/>
+        </w:rPr>
+        <w:t>Juan 11.49–53</w:t>
+      </w:r>
       <w:r>
         <w:rPr>
           <w:lang w:val="es_ES" w:bidi="es_ES"/>
         </w:rPr>
         <w:t xml:space="preserve">; </w:t>
       </w:r>
-      <w:hyperlink r:id="rId267">
-        <w:r>
-          <w:rPr>
-            <w:lang w:val="es_ES" w:bidi="es_ES"/>
-          </w:rPr>
-          <w:rPr>
-            <w:color w:val="0000EE"/>
-            <w:u w:val="single"/>
-          </w:rPr>
-          <w:t>Juan 18.13–28</w:t>
-        </w:r>
-      </w:hyperlink>
+      <w:r>
+        <w:rPr>
+          <w:lang w:val="es_ES" w:bidi="es_ES"/>
+        </w:rPr>
+        <w:t>Juan 18.13–28</w:t>
+      </w:r>
       <w:r>
         <w:rPr>
           <w:lang w:val="es_ES" w:bidi="es_ES"/>
         </w:rPr>
         <w:t xml:space="preserve">; </w:t>
       </w:r>
-      <w:hyperlink r:id="rId262">
-        <w:r>
-          <w:rPr>
-            <w:lang w:val="es_ES" w:bidi="es_ES"/>
-          </w:rPr>
-          <w:rPr>
-            <w:color w:val="0000EE"/>
-            <w:u w:val="single"/>
-          </w:rPr>
-          <w:t>Hechos 4.5–7</w:t>
-        </w:r>
-      </w:hyperlink>
+      <w:r>
+        <w:rPr>
+          <w:lang w:val="es_ES" w:bidi="es_ES"/>
+        </w:rPr>
+        <w:t>Hechos 4.5–7</w:t>
+      </w:r>
       <w:r>
         <w:rPr>
           <w:lang w:val="es_ES" w:bidi="es_ES"/>
@@ -7014,18 +5346,12 @@
           <w:lang w:val="es_ES" w:bidi="es_ES"/>
         </w:rPr>
       </w:r>
-      <w:hyperlink r:id="rId268">
-        <w:r>
-          <w:rPr>
-            <w:lang w:val="es_ES" w:bidi="es_ES"/>
-          </w:rPr>
-          <w:rPr>
-            <w:color w:val="0000EE"/>
-            <w:u w:val="single"/>
-          </w:rPr>
-          <w:t>Daniel 11.21–35</w:t>
-        </w:r>
-      </w:hyperlink>
+      <w:r>
+        <w:rPr>
+          <w:lang w:val="es_ES" w:bidi="es_ES"/>
+        </w:rPr>
+        <w:t>Daniel 11.21–35</w:t>
+      </w:r>
       <w:r>
         <w:rPr>
           <w:lang w:val="es_ES" w:bidi="es_ES"/>
@@ -7088,18 +5414,12 @@
         </w:rPr>
         <w:t>Cuando Priscila y Aquila escucharon a Apolos predicar en Efeso, lo invitaron a su hogar y le explicaron el camino de Cristo con mayor profundidad. Los creyentes en Efeso lo animaron al ver que Dios lo había dotado para el ministerio. Luego, Apolos viajó a la ciudad de Corinto en Acaya, donde ayudó enormemente a los creyentes. Fue un defensor eficaz de las buenas nuevas sobre Jesús en debates públicos con los judíos, demostrando valientemente que Jesús es el Mesías (el elegido de Dios) como se predijo en las Escrituras (</w:t>
       </w:r>
-      <w:hyperlink r:id="rId269">
-        <w:r>
-          <w:rPr>
-            <w:lang w:val="es_ES" w:bidi="es_ES"/>
-          </w:rPr>
-          <w:rPr>
-            <w:color w:val="0000EE"/>
-            <w:u w:val="single"/>
-          </w:rPr>
-          <w:t>Hechos 18.24–28</w:t>
-        </w:r>
-      </w:hyperlink>
+      <w:r>
+        <w:rPr>
+          <w:lang w:val="es_ES" w:bidi="es_ES"/>
+        </w:rPr>
+        <w:t>Hechos 18.24–28</w:t>
+      </w:r>
       <w:r>
         <w:rPr>
           <w:lang w:val="es_ES" w:bidi="es_ES"/>
@@ -7120,18 +5440,12 @@
         </w:rPr>
         <w:t>Apolos era un orador talentoso. Era popular entre algunos cristianos en Corinto debido a su estilo intelectual. Su poderoso ministerio atraía a más personas que el de Pablo (</w:t>
       </w:r>
-      <w:hyperlink r:id="rId270">
-        <w:r>
-          <w:rPr>
-            <w:lang w:val="es_ES" w:bidi="es_ES"/>
-          </w:rPr>
-          <w:rPr>
-            <w:color w:val="0000EE"/>
-            <w:u w:val="single"/>
-          </w:rPr>
-          <w:t>1 Corintios 1.11–12</w:t>
-        </w:r>
-      </w:hyperlink>
+      <w:r>
+        <w:rPr>
+          <w:lang w:val="es_ES" w:bidi="es_ES"/>
+        </w:rPr>
+        <w:t>1 Corintios 1.11–12</w:t>
+      </w:r>
       <w:r>
         <w:rPr>
           <w:lang w:val="es_ES" w:bidi="es_ES"/>
@@ -7152,90 +5466,60 @@
         </w:rPr>
         <w:t xml:space="preserve">Es importante destacar que Pablo nunca criticó a Apolos. Se refirió a Apolos como un compañero siervo y valoró el trabajo que él realizó. Apolos continuó la labor que Pablo había iniciado, y Dios bendijo los esfuerzos de ambos ("Yo planté la semilla y Apolos la regó", </w:t>
       </w:r>
-      <w:hyperlink r:id="rId271">
-        <w:r>
-          <w:rPr>
-            <w:lang w:val="es_ES" w:bidi="es_ES"/>
-          </w:rPr>
-          <w:rPr>
-            <w:color w:val="0000EE"/>
-            <w:u w:val="single"/>
-          </w:rPr>
-          <w:t>1 Corintios 3.5–9</w:t>
-        </w:r>
-      </w:hyperlink>
+      <w:r>
+        <w:rPr>
+          <w:lang w:val="es_ES" w:bidi="es_ES"/>
+        </w:rPr>
+        <w:t>1 Corintios 3.5–9</w:t>
+      </w:r>
       <w:r>
         <w:rPr>
           <w:lang w:val="es_ES" w:bidi="es_ES"/>
         </w:rPr>
         <w:t xml:space="preserve">; </w:t>
       </w:r>
-      <w:hyperlink r:id="rId272">
-        <w:r>
-          <w:rPr>
-            <w:lang w:val="es_ES" w:bidi="es_ES"/>
-          </w:rPr>
-          <w:rPr>
-            <w:color w:val="0000EE"/>
-            <w:u w:val="single"/>
-          </w:rPr>
-          <w:t>4.1</w:t>
-        </w:r>
-      </w:hyperlink>
+      <w:r>
+        <w:rPr>
+          <w:lang w:val="es_ES" w:bidi="es_ES"/>
+        </w:rPr>
+        <w:t>4.1</w:t>
+      </w:r>
       <w:r>
         <w:rPr>
           <w:lang w:val="es_ES" w:bidi="es_ES"/>
         </w:rPr>
         <w:t xml:space="preserve">). En cambio, Pablo criticó las opiniones superficiales y las divisiones entre aquellos que seguían a Apolos por motivos superficiales (ver </w:t>
       </w:r>
-      <w:hyperlink r:id="rId273">
-        <w:r>
-          <w:rPr>
-            <w:lang w:val="es_ES" w:bidi="es_ES"/>
-          </w:rPr>
-          <w:rPr>
-            <w:color w:val="0000EE"/>
-            <w:u w:val="single"/>
-          </w:rPr>
-          <w:t>1 Corintios 1.10–12</w:t>
-        </w:r>
-      </w:hyperlink>
+      <w:r>
+        <w:rPr>
+          <w:lang w:val="es_ES" w:bidi="es_ES"/>
+        </w:rPr>
+        <w:t>1 Corintios 1.10–12</w:t>
+      </w:r>
       <w:r>
         <w:rPr>
           <w:lang w:val="es_ES" w:bidi="es_ES"/>
         </w:rPr>
         <w:t xml:space="preserve">; </w:t>
       </w:r>
-      <w:hyperlink r:id="rId274">
-        <w:r>
-          <w:rPr>
-            <w:lang w:val="es_ES" w:bidi="es_ES"/>
-          </w:rPr>
-          <w:rPr>
-            <w:color w:val="0000EE"/>
-            <w:u w:val="single"/>
-          </w:rPr>
-          <w:t>3.3–4</w:t>
-        </w:r>
-      </w:hyperlink>
+      <w:r>
+        <w:rPr>
+          <w:lang w:val="es_ES" w:bidi="es_ES"/>
+        </w:rPr>
+        <w:t>3.3–4</w:t>
+      </w:r>
       <w:r>
         <w:rPr>
           <w:lang w:val="es_ES" w:bidi="es_ES"/>
         </w:rPr>
         <w:t xml:space="preserve">; </w:t>
       </w:r>
-      <w:hyperlink r:id="rId275">
-        <w:r>
-          <w:rPr>
-            <w:lang w:val="es_ES" w:bidi="es_ES"/>
-          </w:rPr>
-          <w:rPr>
-            <w:color w:val="0000EE"/>
-            <w:u w:val="single"/>
-          </w:rPr>
-          <w:t>4.6–7</w:t>
-        </w:r>
-      </w:hyperlink>
+      <w:r>
+        <w:rPr>
+          <w:lang w:val="es_ES" w:bidi="es_ES"/>
+        </w:rPr>
+        <w:t>4.6–7</w:t>
+      </w:r>
       <w:r>
         <w:rPr>
           <w:lang w:val="es_ES" w:bidi="es_ES"/>
@@ -7256,36 +5540,24 @@
         </w:rPr>
         <w:t>Apolos pudo haber dudado en regresar a Corinto desde Efeso debido a las divisiones que su ministerio causó (</w:t>
       </w:r>
-      <w:hyperlink r:id="rId276">
-        <w:r>
-          <w:rPr>
-            <w:lang w:val="es_ES" w:bidi="es_ES"/>
-          </w:rPr>
-          <w:rPr>
-            <w:color w:val="0000EE"/>
-            <w:u w:val="single"/>
-          </w:rPr>
-          <w:t>1 Corintios 16.12</w:t>
-        </w:r>
-      </w:hyperlink>
+      <w:r>
+        <w:rPr>
+          <w:lang w:val="es_ES" w:bidi="es_ES"/>
+        </w:rPr>
+        <w:t>1 Corintios 16.12</w:t>
+      </w:r>
       <w:r>
         <w:rPr>
           <w:lang w:val="es_ES" w:bidi="es_ES"/>
         </w:rPr>
         <w:t>). Sin embargo, Pablo lo animó a regresar eventualmente. Varios años después, mientras Apolos trabajaba en la isla de Creta, Pablo instó a Tito a asegurarse de que las necesidades de Apolos fueran atendidas mientras partía hacia un destino desconocido para más trabajo misionero (</w:t>
       </w:r>
-      <w:hyperlink r:id="rId277">
-        <w:r>
-          <w:rPr>
-            <w:lang w:val="es_ES" w:bidi="es_ES"/>
-          </w:rPr>
-          <w:rPr>
-            <w:color w:val="0000EE"/>
-            <w:u w:val="single"/>
-          </w:rPr>
-          <w:t>Tito 3.13</w:t>
-        </w:r>
-      </w:hyperlink>
+      <w:r>
+        <w:rPr>
+          <w:lang w:val="es_ES" w:bidi="es_ES"/>
+        </w:rPr>
+        <w:t>Tito 3.13</w:t>
+      </w:r>
       <w:r>
         <w:rPr>
           <w:lang w:val="es_ES" w:bidi="es_ES"/>
@@ -7315,144 +5587,96 @@
           <w:lang w:val="es_ES" w:bidi="es_ES"/>
         </w:rPr>
       </w:r>
-      <w:hyperlink r:id="rId278">
-        <w:r>
-          <w:rPr>
-            <w:lang w:val="es_ES" w:bidi="es_ES"/>
-          </w:rPr>
-          <w:rPr>
-            <w:color w:val="0000EE"/>
-            <w:u w:val="single"/>
-          </w:rPr>
-          <w:t>Hechos 18.24–19.1</w:t>
-        </w:r>
-      </w:hyperlink>
+      <w:r>
+        <w:rPr>
+          <w:lang w:val="es_ES" w:bidi="es_ES"/>
+        </w:rPr>
+        <w:t>Hechos 18.24–19.1</w:t>
+      </w:r>
       <w:r>
         <w:rPr>
           <w:lang w:val="es_ES" w:bidi="es_ES"/>
         </w:rPr>
         <w:t xml:space="preserve">; </w:t>
       </w:r>
-      <w:hyperlink r:id="rId273">
-        <w:r>
-          <w:rPr>
-            <w:lang w:val="es_ES" w:bidi="es_ES"/>
-          </w:rPr>
-          <w:rPr>
-            <w:color w:val="0000EE"/>
-            <w:u w:val="single"/>
-          </w:rPr>
-          <w:t>1 Corintios 1.10–12</w:t>
-        </w:r>
-      </w:hyperlink>
+      <w:r>
+        <w:rPr>
+          <w:lang w:val="es_ES" w:bidi="es_ES"/>
+        </w:rPr>
+        <w:t>1 Corintios 1.10–12</w:t>
+      </w:r>
       <w:r>
         <w:rPr>
           <w:lang w:val="es_ES" w:bidi="es_ES"/>
         </w:rPr>
         <w:t xml:space="preserve">; </w:t>
       </w:r>
-      <w:hyperlink r:id="rId279">
-        <w:r>
-          <w:rPr>
-            <w:lang w:val="es_ES" w:bidi="es_ES"/>
-          </w:rPr>
-          <w:rPr>
-            <w:color w:val="0000EE"/>
-            <w:u w:val="single"/>
-          </w:rPr>
-          <w:t>3.3–9</w:t>
-        </w:r>
-      </w:hyperlink>
+      <w:r>
+        <w:rPr>
+          <w:lang w:val="es_ES" w:bidi="es_ES"/>
+        </w:rPr>
+        <w:t>3.3–9</w:t>
+      </w:r>
       <w:r>
         <w:rPr>
           <w:lang w:val="es_ES" w:bidi="es_ES"/>
         </w:rPr>
         <w:t xml:space="preserve">; </w:t>
       </w:r>
-      <w:hyperlink r:id="rId272">
-        <w:r>
-          <w:rPr>
-            <w:lang w:val="es_ES" w:bidi="es_ES"/>
-          </w:rPr>
-          <w:rPr>
-            <w:color w:val="0000EE"/>
-            <w:u w:val="single"/>
-          </w:rPr>
-          <w:t>4.1</w:t>
-        </w:r>
-      </w:hyperlink>
+      <w:r>
+        <w:rPr>
+          <w:lang w:val="es_ES" w:bidi="es_ES"/>
+        </w:rPr>
+        <w:t>4.1</w:t>
+      </w:r>
       <w:r>
         <w:rPr>
           <w:lang w:val="es_ES" w:bidi="es_ES"/>
         </w:rPr>
         <w:t xml:space="preserve">, </w:t>
       </w:r>
-      <w:hyperlink r:id="rId275">
-        <w:r>
-          <w:rPr>
-            <w:lang w:val="es_ES" w:bidi="es_ES"/>
-          </w:rPr>
-          <w:rPr>
-            <w:color w:val="0000EE"/>
-            <w:u w:val="single"/>
-          </w:rPr>
-          <w:t>6–7</w:t>
-        </w:r>
-      </w:hyperlink>
+      <w:r>
+        <w:rPr>
+          <w:lang w:val="es_ES" w:bidi="es_ES"/>
+        </w:rPr>
+        <w:t>6–7</w:t>
+      </w:r>
       <w:r>
         <w:rPr>
           <w:lang w:val="es_ES" w:bidi="es_ES"/>
         </w:rPr>
         <w:t xml:space="preserve">; </w:t>
       </w:r>
-      <w:hyperlink r:id="rId276">
-        <w:r>
-          <w:rPr>
-            <w:lang w:val="es_ES" w:bidi="es_ES"/>
-          </w:rPr>
-          <w:rPr>
-            <w:color w:val="0000EE"/>
-            <w:u w:val="single"/>
-          </w:rPr>
-          <w:t>16.12</w:t>
-        </w:r>
-      </w:hyperlink>
+      <w:r>
+        <w:rPr>
+          <w:lang w:val="es_ES" w:bidi="es_ES"/>
+        </w:rPr>
+        <w:t>16.12</w:t>
+      </w:r>
       <w:r>
         <w:rPr>
           <w:lang w:val="es_ES" w:bidi="es_ES"/>
         </w:rPr>
         <w:t xml:space="preserve">; </w:t>
       </w:r>
-      <w:hyperlink r:id="rId280">
-        <w:r>
-          <w:rPr>
-            <w:lang w:val="es_ES" w:bidi="es_ES"/>
-          </w:rPr>
-          <w:rPr>
-            <w:color w:val="0000EE"/>
-            <w:u w:val="single"/>
-          </w:rPr>
-          <w:t>2 Corintios 10.10</w:t>
-        </w:r>
-      </w:hyperlink>
+      <w:r>
+        <w:rPr>
+          <w:lang w:val="es_ES" w:bidi="es_ES"/>
+        </w:rPr>
+        <w:t>2 Corintios 10.10</w:t>
+      </w:r>
       <w:r>
         <w:rPr>
           <w:lang w:val="es_ES" w:bidi="es_ES"/>
         </w:rPr>
         <w:t xml:space="preserve">; </w:t>
       </w:r>
-      <w:hyperlink r:id="rId277">
-        <w:r>
-          <w:rPr>
-            <w:lang w:val="es_ES" w:bidi="es_ES"/>
-          </w:rPr>
-          <w:rPr>
-            <w:color w:val="0000EE"/>
-            <w:u w:val="single"/>
-          </w:rPr>
-          <w:t>Tito 3.13</w:t>
-        </w:r>
-      </w:hyperlink>
+      <w:r>
+        <w:rPr>
+          <w:lang w:val="es_ES" w:bidi="es_ES"/>
+        </w:rPr>
+        <w:t>Tito 3.13</w:t>
+      </w:r>
       <w:r>
         <w:rPr>
           <w:lang w:val="es_ES" w:bidi="es_ES"/>
@@ -7501,126 +5725,84 @@
         </w:rPr>
         <w:t>Los Arameos pertenecían a una familia de pueblos descendientes de Sem, hijo de Noé (</w:t>
       </w:r>
-      <w:hyperlink r:id="rId281">
-        <w:r>
-          <w:rPr>
-            <w:lang w:val="es_ES" w:bidi="es_ES"/>
-          </w:rPr>
-          <w:rPr>
-            <w:color w:val="0000EE"/>
-            <w:u w:val="single"/>
-          </w:rPr>
-          <w:t>Génesis 10.22–23</w:t>
-        </w:r>
-      </w:hyperlink>
+      <w:r>
+        <w:rPr>
+          <w:lang w:val="es_ES" w:bidi="es_ES"/>
+        </w:rPr>
+        <w:t>Génesis 10.22–23</w:t>
+      </w:r>
       <w:r>
         <w:rPr>
           <w:lang w:val="es_ES" w:bidi="es_ES"/>
         </w:rPr>
         <w:t xml:space="preserve">; comparar </w:t>
       </w:r>
-      <w:hyperlink r:id="rId282">
-        <w:r>
-          <w:rPr>
-            <w:lang w:val="es_ES" w:bidi="es_ES"/>
-          </w:rPr>
-          <w:rPr>
-            <w:color w:val="0000EE"/>
-            <w:u w:val="single"/>
-          </w:rPr>
-          <w:t>Génesis 22.20–21</w:t>
-        </w:r>
-      </w:hyperlink>
+      <w:r>
+        <w:rPr>
+          <w:lang w:val="es_ES" w:bidi="es_ES"/>
+        </w:rPr>
+        <w:t>Génesis 22.20–21</w:t>
+      </w:r>
       <w:r>
         <w:rPr>
           <w:lang w:val="es_ES" w:bidi="es_ES"/>
         </w:rPr>
         <w:t>). Bethuel y Labán eran conocidos como Arameos (</w:t>
       </w:r>
-      <w:hyperlink r:id="rId283">
-        <w:r>
-          <w:rPr>
-            <w:lang w:val="es_ES" w:bidi="es_ES"/>
-          </w:rPr>
-          <w:rPr>
-            <w:color w:val="0000EE"/>
-            <w:u w:val="single"/>
-          </w:rPr>
-          <w:t>Génesis 25.20</w:t>
-        </w:r>
-      </w:hyperlink>
+      <w:r>
+        <w:rPr>
+          <w:lang w:val="es_ES" w:bidi="es_ES"/>
+        </w:rPr>
+        <w:t>Génesis 25.20</w:t>
+      </w:r>
       <w:r>
         <w:rPr>
           <w:lang w:val="es_ES" w:bidi="es_ES"/>
         </w:rPr>
         <w:t xml:space="preserve">; </w:t>
       </w:r>
-      <w:hyperlink r:id="rId284">
-        <w:r>
-          <w:rPr>
-            <w:lang w:val="es_ES" w:bidi="es_ES"/>
-          </w:rPr>
-          <w:rPr>
-            <w:color w:val="0000EE"/>
-            <w:u w:val="single"/>
-          </w:rPr>
-          <w:t>28.1–7</w:t>
-        </w:r>
-      </w:hyperlink>
+      <w:r>
+        <w:rPr>
+          <w:lang w:val="es_ES" w:bidi="es_ES"/>
+        </w:rPr>
+        <w:t>28.1–7</w:t>
+      </w:r>
       <w:r>
         <w:rPr>
           <w:lang w:val="es_ES" w:bidi="es_ES"/>
         </w:rPr>
         <w:t>). Jacob vivió con ellos en territorio Arameo durante aproximadamente veinte años (</w:t>
       </w:r>
-      <w:hyperlink r:id="rId285">
-        <w:r>
-          <w:rPr>
-            <w:lang w:val="es_ES" w:bidi="es_ES"/>
-          </w:rPr>
-          <w:rPr>
-            <w:color w:val="0000EE"/>
-            <w:u w:val="single"/>
-          </w:rPr>
-          <w:t>Génesis 28–31</w:t>
-        </w:r>
-      </w:hyperlink>
+      <w:r>
+        <w:rPr>
+          <w:lang w:val="es_ES" w:bidi="es_ES"/>
+        </w:rPr>
+        <w:t>Génesis 28–31</w:t>
+      </w:r>
       <w:r>
         <w:rPr>
           <w:lang w:val="es_ES" w:bidi="es_ES"/>
         </w:rPr>
         <w:t xml:space="preserve">; </w:t>
       </w:r>
-      <w:hyperlink r:id="rId286">
-        <w:r>
-          <w:rPr>
-            <w:lang w:val="es_ES" w:bidi="es_ES"/>
-          </w:rPr>
-          <w:rPr>
-            <w:color w:val="0000EE"/>
-            <w:u w:val="single"/>
-          </w:rPr>
-          <w:t>Oseas 12.12</w:t>
-        </w:r>
-      </w:hyperlink>
+      <w:r>
+        <w:rPr>
+          <w:lang w:val="es_ES" w:bidi="es_ES"/>
+        </w:rPr>
+        <w:t>Oseas 12.12</w:t>
+      </w:r>
       <w:r>
         <w:rPr>
           <w:lang w:val="es_ES" w:bidi="es_ES"/>
         </w:rPr>
         <w:t>), y el pueblo de Israel recordaba que sus antepasados eran culturalmente Arameos (</w:t>
       </w:r>
-      <w:hyperlink r:id="rId287">
-        <w:r>
-          <w:rPr>
-            <w:lang w:val="es_ES" w:bidi="es_ES"/>
-          </w:rPr>
-          <w:rPr>
-            <w:color w:val="0000EE"/>
-            <w:u w:val="single"/>
-          </w:rPr>
-          <w:t>Deuteronomio 26.5</w:t>
-        </w:r>
-      </w:hyperlink>
+      <w:r>
+        <w:rPr>
+          <w:lang w:val="es_ES" w:bidi="es_ES"/>
+        </w:rPr>
+        <w:t>Deuteronomio 26.5</w:t>
+      </w:r>
       <w:r>
         <w:rPr>
           <w:lang w:val="es_ES" w:bidi="es_ES"/>
@@ -7641,36 +5823,24 @@
         </w:rPr>
         <w:t xml:space="preserve">Los Arameos surgieron en la historia alrededor de la época de Abraham. Vivían cerca del Eufrates central y se expandieron hacia el este, oeste y norte. Hacia el año 1100 a.C., las tribus Arameas se encontraban por toda Siria y el norte de Transjordania (la región al este del río Jordán). Establecieron poderosas ciudades-estado como Soba y Damasco, que entraron en conflicto con los israelitas a partir de la época de David (ver </w:t>
       </w:r>
-      <w:hyperlink r:id="rId288">
-        <w:r>
-          <w:rPr>
-            <w:lang w:val="es_ES" w:bidi="es_ES"/>
-          </w:rPr>
-          <w:rPr>
-            <w:color w:val="0000EE"/>
-            <w:u w:val="single"/>
-          </w:rPr>
-          <w:t>2 Samuel 8.3–8</w:t>
-        </w:r>
-      </w:hyperlink>
+      <w:r>
+        <w:rPr>
+          <w:lang w:val="es_ES" w:bidi="es_ES"/>
+        </w:rPr>
+        <w:t>2 Samuel 8.3–8</w:t>
+      </w:r>
       <w:r>
         <w:rPr>
           <w:lang w:val="es_ES" w:bidi="es_ES"/>
         </w:rPr>
         <w:t xml:space="preserve">; </w:t>
       </w:r>
-      <w:hyperlink r:id="rId289">
-        <w:r>
-          <w:rPr>
-            <w:lang w:val="es_ES" w:bidi="es_ES"/>
-          </w:rPr>
-          <w:rPr>
-            <w:color w:val="0000EE"/>
-            <w:u w:val="single"/>
-          </w:rPr>
-          <w:t>10.6–19</w:t>
-        </w:r>
-      </w:hyperlink>
+      <w:r>
+        <w:rPr>
+          <w:lang w:val="es_ES" w:bidi="es_ES"/>
+        </w:rPr>
+        <w:t>10.6–19</w:t>
+      </w:r>
       <w:r>
         <w:rPr>
           <w:lang w:val="es_ES" w:bidi="es_ES"/>
@@ -7691,18 +5861,12 @@
         </w:rPr>
         <w:t>Tras la muerte de Salomón, Israel se dividió en los reinos del norte y del sur. Durante este período, la ciudad Aramea de Damasco se volvió muy poderosa. Los gobernantes de Damasco a menudo se aprovechaban de los conflictos entre los dos reinos de Israel. Durante la guerra entre Israel y Judá, que tuvo lugar entre 890 y 880 a.C., el rey Asa de Israel solicitó ayuda a Ben-adad I de Damasco (</w:t>
       </w:r>
-      <w:hyperlink r:id="rId290">
-        <w:r>
-          <w:rPr>
-            <w:lang w:val="es_ES" w:bidi="es_ES"/>
-          </w:rPr>
-          <w:rPr>
-            <w:color w:val="0000EE"/>
-            <w:u w:val="single"/>
-          </w:rPr>
-          <w:t>1 Reyes 15.18–19</w:t>
-        </w:r>
-      </w:hyperlink>
+      <w:r>
+        <w:rPr>
+          <w:lang w:val="es_ES" w:bidi="es_ES"/>
+        </w:rPr>
+        <w:t>1 Reyes 15.18–19</w:t>
+      </w:r>
       <w:r>
         <w:rPr>
           <w:lang w:val="es_ES" w:bidi="es_ES"/>
@@ -7735,18 +5899,12 @@
         </w:rPr>
         <w:t xml:space="preserve"> lo derrotó en Samaria (</w:t>
       </w:r>
-      <w:hyperlink r:id="rId291">
-        <w:r>
-          <w:rPr>
-            <w:lang w:val="es_ES" w:bidi="es_ES"/>
-          </w:rPr>
-          <w:rPr>
-            <w:color w:val="0000EE"/>
-            <w:u w:val="single"/>
-          </w:rPr>
-          <w:t>1 Reyes 20.1–21</w:t>
-        </w:r>
-      </w:hyperlink>
+      <w:r>
+        <w:rPr>
+          <w:lang w:val="es_ES" w:bidi="es_ES"/>
+        </w:rPr>
+        <w:t>1 Reyes 20.1–21</w:t>
+      </w:r>
       <w:r>
         <w:rPr>
           <w:lang w:val="es_ES" w:bidi="es_ES"/>
@@ -7765,18 +5923,12 @@
         </w:rPr>
         <w:t xml:space="preserve"> al año siguiente (</w:t>
       </w:r>
-      <w:hyperlink r:id="rId292">
-        <w:r>
-          <w:rPr>
-            <w:lang w:val="es_ES" w:bidi="es_ES"/>
-          </w:rPr>
-          <w:rPr>
-            <w:color w:val="0000EE"/>
-            <w:u w:val="single"/>
-          </w:rPr>
-          <w:t>20.22–34</w:t>
-        </w:r>
-      </w:hyperlink>
+      <w:r>
+        <w:rPr>
+          <w:lang w:val="es_ES" w:bidi="es_ES"/>
+        </w:rPr>
+        <w:t>20.22–34</w:t>
+      </w:r>
       <w:r>
         <w:rPr>
           <w:lang w:val="es_ES" w:bidi="es_ES"/>
@@ -7795,72 +5947,48 @@
         </w:rPr>
         <w:t xml:space="preserve"> fue asesinado en batalla (</w:t>
       </w:r>
-      <w:hyperlink r:id="rId293">
-        <w:r>
-          <w:rPr>
-            <w:lang w:val="es_ES" w:bidi="es_ES"/>
-          </w:rPr>
-          <w:rPr>
-            <w:color w:val="0000EE"/>
-            <w:u w:val="single"/>
-          </w:rPr>
-          <w:t>1 Reyes 22.29–37</w:t>
-        </w:r>
-      </w:hyperlink>
+      <w:r>
+        <w:rPr>
+          <w:lang w:val="es_ES" w:bidi="es_ES"/>
+        </w:rPr>
+        <w:t>1 Reyes 22.29–37</w:t>
+      </w:r>
       <w:r>
         <w:rPr>
           <w:lang w:val="es_ES" w:bidi="es_ES"/>
         </w:rPr>
         <w:t xml:space="preserve">). El Damasco Arameo continuó infligiendo pérdidas a Israel durante las siguientes décadas (ver </w:t>
       </w:r>
-      <w:hyperlink r:id="rId294">
-        <w:r>
-          <w:rPr>
-            <w:lang w:val="es_ES" w:bidi="es_ES"/>
-          </w:rPr>
-          <w:rPr>
-            <w:color w:val="0000EE"/>
-            <w:u w:val="single"/>
-          </w:rPr>
-          <w:t>2 Reyes 8.28–29</w:t>
-        </w:r>
-      </w:hyperlink>
+      <w:r>
+        <w:rPr>
+          <w:lang w:val="es_ES" w:bidi="es_ES"/>
+        </w:rPr>
+        <w:t>2 Reyes 8.28–29</w:t>
+      </w:r>
       <w:r>
         <w:rPr>
           <w:lang w:val="es_ES" w:bidi="es_ES"/>
         </w:rPr>
         <w:t xml:space="preserve">; </w:t>
       </w:r>
-      <w:hyperlink r:id="rId295">
-        <w:r>
-          <w:rPr>
-            <w:lang w:val="es_ES" w:bidi="es_ES"/>
-          </w:rPr>
-          <w:rPr>
-            <w:color w:val="0000EE"/>
-            <w:u w:val="single"/>
-          </w:rPr>
-          <w:t>12.17–18</w:t>
-        </w:r>
-      </w:hyperlink>
+      <w:r>
+        <w:rPr>
+          <w:lang w:val="es_ES" w:bidi="es_ES"/>
+        </w:rPr>
+        <w:t>12.17–18</w:t>
+      </w:r>
       <w:r>
         <w:rPr>
           <w:lang w:val="es_ES" w:bidi="es_ES"/>
         </w:rPr>
         <w:t xml:space="preserve">; </w:t>
       </w:r>
-      <w:hyperlink r:id="rId296">
-        <w:r>
-          <w:rPr>
-            <w:lang w:val="es_ES" w:bidi="es_ES"/>
-          </w:rPr>
-          <w:rPr>
-            <w:color w:val="0000EE"/>
-            <w:u w:val="single"/>
-          </w:rPr>
-          <w:t>13.1–7</w:t>
-        </w:r>
-      </w:hyperlink>
+      <w:r>
+        <w:rPr>
+          <w:lang w:val="es_ES" w:bidi="es_ES"/>
+        </w:rPr>
+        <w:t>13.1–7</w:t>
+      </w:r>
       <w:r>
         <w:rPr>
           <w:lang w:val="es_ES" w:bidi="es_ES"/>
@@ -7881,36 +6009,24 @@
         </w:rPr>
         <w:t>Durante este periodo, las ciudades-estado Arameas empezaron a sentir la presión de Asiria. Asiria primero derrotó a Damasco alrededor del 838 a.C. y lo obligó a pagar tributo en el 803 a.C. Esto debilitó a Damasco, permitiendo que Joas, el rey de Israel desde 798 hasta 782 a.C., derrotara a los Arameos y los expulsara del territorio de Israel alrededor del 795 a.C. (</w:t>
       </w:r>
-      <w:hyperlink r:id="rId297">
-        <w:r>
-          <w:rPr>
-            <w:lang w:val="es_ES" w:bidi="es_ES"/>
-          </w:rPr>
-          <w:rPr>
-            <w:color w:val="0000EE"/>
-            <w:u w:val="single"/>
-          </w:rPr>
-          <w:t>2 Reyes 13.14–25</w:t>
-        </w:r>
-      </w:hyperlink>
+      <w:r>
+        <w:rPr>
+          <w:lang w:val="es_ES" w:bidi="es_ES"/>
+        </w:rPr>
+        <w:t>2 Reyes 13.14–25</w:t>
+      </w:r>
       <w:r>
         <w:rPr>
           <w:lang w:val="es_ES" w:bidi="es_ES"/>
         </w:rPr>
         <w:t xml:space="preserve">). Más tarde, Jeroboam II, quien gobernó desde 793 hasta 753 a.C., hizo que Damasco le pagara tributo (ver </w:t>
       </w:r>
-      <w:hyperlink r:id="rId298">
-        <w:r>
-          <w:rPr>
-            <w:lang w:val="es_ES" w:bidi="es_ES"/>
-          </w:rPr>
-          <w:rPr>
-            <w:color w:val="0000EE"/>
-            <w:u w:val="single"/>
-          </w:rPr>
-          <w:t>2 Reyes 14.28</w:t>
-        </w:r>
-      </w:hyperlink>
+      <w:r>
+        <w:rPr>
+          <w:lang w:val="es_ES" w:bidi="es_ES"/>
+        </w:rPr>
+        <w:t>2 Reyes 14.28</w:t>
+      </w:r>
       <w:r>
         <w:rPr>
           <w:lang w:val="es_ES" w:bidi="es_ES"/>
@@ -7931,90 +6047,60 @@
         </w:rPr>
         <w:t>Alrededor del 738 a.C., los Arameos de Damasco se aliaron con Israel para conquistar Judá. Capturaron mucha tierra, pero su asedio a Jerusalem fracasó (</w:t>
       </w:r>
-      <w:hyperlink r:id="rId299">
-        <w:r>
-          <w:rPr>
-            <w:lang w:val="es_ES" w:bidi="es_ES"/>
-          </w:rPr>
-          <w:rPr>
-            <w:color w:val="0000EE"/>
-            <w:u w:val="single"/>
-          </w:rPr>
-          <w:t>2 Reyes 16.5</w:t>
-        </w:r>
-      </w:hyperlink>
+      <w:r>
+        <w:rPr>
+          <w:lang w:val="es_ES" w:bidi="es_ES"/>
+        </w:rPr>
+        <w:t>2 Reyes 16.5</w:t>
+      </w:r>
       <w:r>
         <w:rPr>
           <w:lang w:val="es_ES" w:bidi="es_ES"/>
         </w:rPr>
         <w:t xml:space="preserve">; ver también </w:t>
       </w:r>
-      <w:hyperlink r:id="rId300">
-        <w:r>
-          <w:rPr>
-            <w:lang w:val="es_ES" w:bidi="es_ES"/>
-          </w:rPr>
-          <w:rPr>
-            <w:color w:val="0000EE"/>
-            <w:u w:val="single"/>
-          </w:rPr>
-          <w:t>2 Crónicas 28.5</w:t>
-        </w:r>
-      </w:hyperlink>
+      <w:r>
+        <w:rPr>
+          <w:lang w:val="es_ES" w:bidi="es_ES"/>
+        </w:rPr>
+        <w:t>2 Crónicas 28.5</w:t>
+      </w:r>
       <w:r>
         <w:rPr>
           <w:lang w:val="es_ES" w:bidi="es_ES"/>
         </w:rPr>
         <w:t>). Durante este aparente éxito para Damasco, los profetas Isaías y Amós predijeron la destrucción de la ciudad (</w:t>
       </w:r>
-      <w:hyperlink r:id="rId301">
-        <w:r>
-          <w:rPr>
-            <w:lang w:val="es_ES" w:bidi="es_ES"/>
-          </w:rPr>
-          <w:rPr>
-            <w:color w:val="0000EE"/>
-            <w:u w:val="single"/>
-          </w:rPr>
-          <w:t>Isaías 8.4</w:t>
-        </w:r>
-      </w:hyperlink>
+      <w:r>
+        <w:rPr>
+          <w:lang w:val="es_ES" w:bidi="es_ES"/>
+        </w:rPr>
+        <w:t>Isaías 8.4</w:t>
+      </w:r>
       <w:r>
         <w:rPr>
           <w:lang w:val="es_ES" w:bidi="es_ES"/>
         </w:rPr>
         <w:t xml:space="preserve">; </w:t>
       </w:r>
-      <w:hyperlink r:id="rId302">
-        <w:r>
-          <w:rPr>
-            <w:lang w:val="es_ES" w:bidi="es_ES"/>
-          </w:rPr>
-          <w:rPr>
-            <w:color w:val="0000EE"/>
-            <w:u w:val="single"/>
-          </w:rPr>
-          <w:t>17.1</w:t>
-        </w:r>
-      </w:hyperlink>
+      <w:r>
+        <w:rPr>
+          <w:lang w:val="es_ES" w:bidi="es_ES"/>
+        </w:rPr>
+        <w:t>17.1</w:t>
+      </w:r>
       <w:r>
         <w:rPr>
           <w:lang w:val="es_ES" w:bidi="es_ES"/>
         </w:rPr>
         <w:t xml:space="preserve">; </w:t>
       </w:r>
-      <w:hyperlink r:id="rId303">
-        <w:r>
-          <w:rPr>
-            <w:lang w:val="es_ES" w:bidi="es_ES"/>
-          </w:rPr>
-          <w:rPr>
-            <w:color w:val="0000EE"/>
-            <w:u w:val="single"/>
-          </w:rPr>
-          <w:t>Amós 1.3–5</w:t>
-        </w:r>
-      </w:hyperlink>
+      <w:r>
+        <w:rPr>
+          <w:lang w:val="es_ES" w:bidi="es_ES"/>
+        </w:rPr>
+        <w:t>Amós 1.3–5</w:t>
+      </w:r>
       <w:r>
         <w:rPr>
           <w:lang w:val="es_ES" w:bidi="es_ES"/>
@@ -8033,18 +6119,12 @@
         </w:rPr>
         <w:t xml:space="preserve"> de Judá buscó protección en los asirios. Los Asirios respondieron a sus regalos atacando Damasco y exiliando a su gente en 733 y 732 a.C. (</w:t>
       </w:r>
-      <w:hyperlink r:id="rId304">
-        <w:r>
-          <w:rPr>
-            <w:lang w:val="es_ES" w:bidi="es_ES"/>
-          </w:rPr>
-          <w:rPr>
-            <w:color w:val="0000EE"/>
-            <w:u w:val="single"/>
-          </w:rPr>
-          <w:t>2 Reyes 16.7–11</w:t>
-        </w:r>
-      </w:hyperlink>
+      <w:r>
+        <w:rPr>
+          <w:lang w:val="es_ES" w:bidi="es_ES"/>
+        </w:rPr>
+        <w:t>2 Reyes 16.7–11</w:t>
+      </w:r>
       <w:r>
         <w:rPr>
           <w:lang w:val="es_ES" w:bidi="es_ES"/>
@@ -8065,54 +6145,36 @@
         </w:rPr>
         <w:t xml:space="preserve">El idioma de los Arameos, el Arameo, se convirtió en la lengua principal para la diplomacia y la administración en todo el Cercano Oriente (ver, por ejemplo, </w:t>
       </w:r>
-      <w:hyperlink r:id="rId305">
-        <w:r>
-          <w:rPr>
-            <w:lang w:val="es_ES" w:bidi="es_ES"/>
-          </w:rPr>
-          <w:rPr>
-            <w:color w:val="0000EE"/>
-            <w:u w:val="single"/>
-          </w:rPr>
-          <w:t>2 Reyes 18.26</w:t>
-        </w:r>
-      </w:hyperlink>
+      <w:r>
+        <w:rPr>
+          <w:lang w:val="es_ES" w:bidi="es_ES"/>
+        </w:rPr>
+        <w:t>2 Reyes 18.26</w:t>
+      </w:r>
       <w:r>
         <w:rPr>
           <w:lang w:val="es_ES" w:bidi="es_ES"/>
         </w:rPr>
         <w:t xml:space="preserve">). Durante el exilio en Babilonia, los judíos comenzaron a usar el Arameo; partes de Esdras y Daniel están escritas en este idioma. El Arameo fue la lengua común desde Egipto hasta la India durante el período Persa y se hablaba ampliamente en Palestina durante la época de Jesús (ver </w:t>
       </w:r>
-      <w:hyperlink r:id="rId306">
-        <w:r>
-          <w:rPr>
-            <w:lang w:val="es_ES" w:bidi="es_ES"/>
-          </w:rPr>
-          <w:rPr>
-            <w:color w:val="0000EE"/>
-            <w:u w:val="single"/>
-          </w:rPr>
-          <w:t>Marcos 5.41</w:t>
-        </w:r>
-      </w:hyperlink>
+      <w:r>
+        <w:rPr>
+          <w:lang w:val="es_ES" w:bidi="es_ES"/>
+        </w:rPr>
+        <w:t>Marcos 5.41</w:t>
+      </w:r>
       <w:r>
         <w:rPr>
           <w:lang w:val="es_ES" w:bidi="es_ES"/>
         </w:rPr>
         <w:t xml:space="preserve">; </w:t>
       </w:r>
-      <w:hyperlink r:id="rId307">
-        <w:r>
-          <w:rPr>
-            <w:lang w:val="es_ES" w:bidi="es_ES"/>
-          </w:rPr>
-          <w:rPr>
-            <w:color w:val="0000EE"/>
-            <w:u w:val="single"/>
-          </w:rPr>
-          <w:t>1 Corintios 16.22</w:t>
-        </w:r>
-      </w:hyperlink>
+      <w:r>
+        <w:rPr>
+          <w:lang w:val="es_ES" w:bidi="es_ES"/>
+        </w:rPr>
+        <w:t>1 Corintios 16.22</w:t>
+      </w:r>
       <w:r>
         <w:rPr>
           <w:lang w:val="es_ES" w:bidi="es_ES"/>
@@ -8142,270 +6204,180 @@
           <w:lang w:val="es_ES" w:bidi="es_ES"/>
         </w:rPr>
       </w:r>
-      <w:hyperlink r:id="rId281">
-        <w:r>
-          <w:rPr>
-            <w:lang w:val="es_ES" w:bidi="es_ES"/>
-          </w:rPr>
-          <w:rPr>
-            <w:color w:val="0000EE"/>
-            <w:u w:val="single"/>
-          </w:rPr>
-          <w:t>Génesis 10.22–23</w:t>
-        </w:r>
-      </w:hyperlink>
+      <w:r>
+        <w:rPr>
+          <w:lang w:val="es_ES" w:bidi="es_ES"/>
+        </w:rPr>
+        <w:t>Génesis 10.22–23</w:t>
+      </w:r>
       <w:r>
         <w:rPr>
           <w:lang w:val="es_ES" w:bidi="es_ES"/>
         </w:rPr>
         <w:t xml:space="preserve">; </w:t>
       </w:r>
-      <w:hyperlink r:id="rId282">
-        <w:r>
-          <w:rPr>
-            <w:lang w:val="es_ES" w:bidi="es_ES"/>
-          </w:rPr>
-          <w:rPr>
-            <w:color w:val="0000EE"/>
-            <w:u w:val="single"/>
-          </w:rPr>
-          <w:t>22.20–21</w:t>
-        </w:r>
-      </w:hyperlink>
+      <w:r>
+        <w:rPr>
+          <w:lang w:val="es_ES" w:bidi="es_ES"/>
+        </w:rPr>
+        <w:t>22.20–21</w:t>
+      </w:r>
       <w:r>
         <w:rPr>
           <w:lang w:val="es_ES" w:bidi="es_ES"/>
         </w:rPr>
         <w:t xml:space="preserve">; </w:t>
       </w:r>
-      <w:hyperlink r:id="rId283">
-        <w:r>
-          <w:rPr>
-            <w:lang w:val="es_ES" w:bidi="es_ES"/>
-          </w:rPr>
-          <w:rPr>
-            <w:color w:val="0000EE"/>
-            <w:u w:val="single"/>
-          </w:rPr>
-          <w:t>25.20</w:t>
-        </w:r>
-      </w:hyperlink>
+      <w:r>
+        <w:rPr>
+          <w:lang w:val="es_ES" w:bidi="es_ES"/>
+        </w:rPr>
+        <w:t>25.20</w:t>
+      </w:r>
       <w:r>
         <w:rPr>
           <w:lang w:val="es_ES" w:bidi="es_ES"/>
         </w:rPr>
         <w:t xml:space="preserve">; </w:t>
       </w:r>
-      <w:hyperlink r:id="rId284">
-        <w:r>
-          <w:rPr>
-            <w:lang w:val="es_ES" w:bidi="es_ES"/>
-          </w:rPr>
-          <w:rPr>
-            <w:color w:val="0000EE"/>
-            <w:u w:val="single"/>
-          </w:rPr>
-          <w:t>28.1–7</w:t>
-        </w:r>
-      </w:hyperlink>
+      <w:r>
+        <w:rPr>
+          <w:lang w:val="es_ES" w:bidi="es_ES"/>
+        </w:rPr>
+        <w:t>28.1–7</w:t>
+      </w:r>
       <w:r>
         <w:rPr>
           <w:lang w:val="es_ES" w:bidi="es_ES"/>
         </w:rPr>
         <w:t xml:space="preserve">; </w:t>
       </w:r>
-      <w:hyperlink r:id="rId287">
-        <w:r>
-          <w:rPr>
-            <w:lang w:val="es_ES" w:bidi="es_ES"/>
-          </w:rPr>
-          <w:rPr>
-            <w:color w:val="0000EE"/>
-            <w:u w:val="single"/>
-          </w:rPr>
-          <w:t>Deuteronomio 26.5</w:t>
-        </w:r>
-      </w:hyperlink>
+      <w:r>
+        <w:rPr>
+          <w:lang w:val="es_ES" w:bidi="es_ES"/>
+        </w:rPr>
+        <w:t>Deuteronomio 26.5</w:t>
+      </w:r>
       <w:r>
         <w:rPr>
           <w:lang w:val="es_ES" w:bidi="es_ES"/>
         </w:rPr>
         <w:t xml:space="preserve">; </w:t>
       </w:r>
-      <w:hyperlink r:id="rId308">
-        <w:r>
-          <w:rPr>
-            <w:lang w:val="es_ES" w:bidi="es_ES"/>
-          </w:rPr>
-          <w:rPr>
-            <w:color w:val="0000EE"/>
-            <w:u w:val="single"/>
-          </w:rPr>
-          <w:t>2 Samuel 8.3–4</w:t>
-        </w:r>
-      </w:hyperlink>
+      <w:r>
+        <w:rPr>
+          <w:lang w:val="es_ES" w:bidi="es_ES"/>
+        </w:rPr>
+        <w:t>2 Samuel 8.3–4</w:t>
+      </w:r>
       <w:r>
         <w:rPr>
           <w:lang w:val="es_ES" w:bidi="es_ES"/>
         </w:rPr>
         <w:t xml:space="preserve">; </w:t>
       </w:r>
-      <w:hyperlink r:id="rId309">
-        <w:r>
-          <w:rPr>
-            <w:lang w:val="es_ES" w:bidi="es_ES"/>
-          </w:rPr>
-          <w:rPr>
-            <w:color w:val="0000EE"/>
-            <w:u w:val="single"/>
-          </w:rPr>
-          <w:t>10.17–19</w:t>
-        </w:r>
-      </w:hyperlink>
+      <w:r>
+        <w:rPr>
+          <w:lang w:val="es_ES" w:bidi="es_ES"/>
+        </w:rPr>
+        <w:t>10.17–19</w:t>
+      </w:r>
       <w:r>
         <w:rPr>
           <w:lang w:val="es_ES" w:bidi="es_ES"/>
         </w:rPr>
         <w:t xml:space="preserve">; </w:t>
       </w:r>
-      <w:hyperlink r:id="rId310">
-        <w:r>
-          <w:rPr>
-            <w:lang w:val="es_ES" w:bidi="es_ES"/>
-          </w:rPr>
-          <w:rPr>
-            <w:color w:val="0000EE"/>
-            <w:u w:val="single"/>
-          </w:rPr>
-          <w:t>1 Reyes 15.18</w:t>
-        </w:r>
-      </w:hyperlink>
+      <w:r>
+        <w:rPr>
+          <w:lang w:val="es_ES" w:bidi="es_ES"/>
+        </w:rPr>
+        <w:t>1 Reyes 15.18</w:t>
+      </w:r>
       <w:r>
         <w:rPr>
           <w:lang w:val="es_ES" w:bidi="es_ES"/>
         </w:rPr>
         <w:t xml:space="preserve">; </w:t>
       </w:r>
-      <w:hyperlink r:id="rId175">
-        <w:r>
-          <w:rPr>
-            <w:lang w:val="es_ES" w:bidi="es_ES"/>
-          </w:rPr>
-          <w:rPr>
-            <w:color w:val="0000EE"/>
-            <w:u w:val="single"/>
-          </w:rPr>
-          <w:t>1 Reyes 20.1–34</w:t>
-        </w:r>
-      </w:hyperlink>
+      <w:r>
+        <w:rPr>
+          <w:lang w:val="es_ES" w:bidi="es_ES"/>
+        </w:rPr>
+        <w:t>1 Reyes 20.1–34</w:t>
+      </w:r>
       <w:r>
         <w:rPr>
           <w:lang w:val="es_ES" w:bidi="es_ES"/>
         </w:rPr>
         <w:t xml:space="preserve">; </w:t>
       </w:r>
-      <w:hyperlink r:id="rId293">
-        <w:r>
-          <w:rPr>
-            <w:lang w:val="es_ES" w:bidi="es_ES"/>
-          </w:rPr>
-          <w:rPr>
-            <w:color w:val="0000EE"/>
-            <w:u w:val="single"/>
-          </w:rPr>
-          <w:t>22.29–37</w:t>
-        </w:r>
-      </w:hyperlink>
+      <w:r>
+        <w:rPr>
+          <w:lang w:val="es_ES" w:bidi="es_ES"/>
+        </w:rPr>
+        <w:t>22.29–37</w:t>
+      </w:r>
       <w:r>
         <w:rPr>
           <w:lang w:val="es_ES" w:bidi="es_ES"/>
         </w:rPr>
         <w:t xml:space="preserve">; </w:t>
       </w:r>
-      <w:hyperlink r:id="rId311">
-        <w:r>
-          <w:rPr>
-            <w:lang w:val="es_ES" w:bidi="es_ES"/>
-          </w:rPr>
-          <w:rPr>
-            <w:color w:val="0000EE"/>
-            <w:u w:val="single"/>
-          </w:rPr>
-          <w:t>2 Reyes 13.25</w:t>
-        </w:r>
-      </w:hyperlink>
+      <w:r>
+        <w:rPr>
+          <w:lang w:val="es_ES" w:bidi="es_ES"/>
+        </w:rPr>
+        <w:t>2 Reyes 13.25</w:t>
+      </w:r>
       <w:r>
         <w:rPr>
           <w:lang w:val="es_ES" w:bidi="es_ES"/>
         </w:rPr>
         <w:t xml:space="preserve">; </w:t>
       </w:r>
-      <w:hyperlink r:id="rId312">
-        <w:r>
-          <w:rPr>
-            <w:lang w:val="es_ES" w:bidi="es_ES"/>
-          </w:rPr>
-          <w:rPr>
-            <w:color w:val="0000EE"/>
-            <w:u w:val="single"/>
-          </w:rPr>
-          <w:t>16.9–13</w:t>
-        </w:r>
-      </w:hyperlink>
+      <w:r>
+        <w:rPr>
+          <w:lang w:val="es_ES" w:bidi="es_ES"/>
+        </w:rPr>
+        <w:t>16.9–13</w:t>
+      </w:r>
       <w:r>
         <w:rPr>
           <w:lang w:val="es_ES" w:bidi="es_ES"/>
         </w:rPr>
         <w:t xml:space="preserve">; </w:t>
       </w:r>
-      <w:hyperlink r:id="rId313">
-        <w:r>
-          <w:rPr>
-            <w:lang w:val="es_ES" w:bidi="es_ES"/>
-          </w:rPr>
-          <w:rPr>
-            <w:color w:val="0000EE"/>
-            <w:u w:val="single"/>
-          </w:rPr>
-          <w:t>17.24–34</w:t>
-        </w:r>
-      </w:hyperlink>
+      <w:r>
+        <w:rPr>
+          <w:lang w:val="es_ES" w:bidi="es_ES"/>
+        </w:rPr>
+        <w:t>17.24–34</w:t>
+      </w:r>
       <w:r>
         <w:rPr>
           <w:lang w:val="es_ES" w:bidi="es_ES"/>
         </w:rPr>
         <w:t xml:space="preserve">; </w:t>
       </w:r>
-      <w:hyperlink r:id="rId286">
-        <w:r>
-          <w:rPr>
-            <w:lang w:val="es_ES" w:bidi="es_ES"/>
-          </w:rPr>
-          <w:rPr>
-            <w:color w:val="0000EE"/>
-            <w:u w:val="single"/>
-          </w:rPr>
-          <w:t>Oseas 12.12</w:t>
-        </w:r>
-      </w:hyperlink>
+      <w:r>
+        <w:rPr>
+          <w:lang w:val="es_ES" w:bidi="es_ES"/>
+        </w:rPr>
+        <w:t>Oseas 12.12</w:t>
+      </w:r>
       <w:r>
         <w:rPr>
           <w:lang w:val="es_ES" w:bidi="es_ES"/>
         </w:rPr>
         <w:t xml:space="preserve">; </w:t>
       </w:r>
-      <w:hyperlink r:id="rId314">
-        <w:r>
-          <w:rPr>
-            <w:lang w:val="es_ES" w:bidi="es_ES"/>
-          </w:rPr>
-          <w:rPr>
-            <w:color w:val="0000EE"/>
-            <w:u w:val="single"/>
-          </w:rPr>
-          <w:t>Amós 1.5</w:t>
-        </w:r>
-      </w:hyperlink>
+      <w:r>
+        <w:rPr>
+          <w:lang w:val="es_ES" w:bidi="es_ES"/>
+        </w:rPr>
+        <w:t>Amós 1.5</w:t>
+      </w:r>
       <w:r>
         <w:rPr>
           <w:lang w:val="es_ES" w:bidi="es_ES"/>
@@ -8480,36 +6452,24 @@
         </w:rPr>
         <w:t xml:space="preserve"> había erigido y eliminó su influencia política (</w:t>
       </w:r>
-      <w:hyperlink r:id="rId315">
-        <w:r>
-          <w:rPr>
-            <w:lang w:val="es_ES" w:bidi="es_ES"/>
-          </w:rPr>
-          <w:rPr>
-            <w:color w:val="0000EE"/>
-            <w:u w:val="single"/>
-          </w:rPr>
-          <w:t>1 Reyes 15.13</w:t>
-        </w:r>
-      </w:hyperlink>
+      <w:r>
+        <w:rPr>
+          <w:lang w:val="es_ES" w:bidi="es_ES"/>
+        </w:rPr>
+        <w:t>1 Reyes 15.13</w:t>
+      </w:r>
       <w:r>
         <w:rPr>
           <w:lang w:val="es_ES" w:bidi="es_ES"/>
         </w:rPr>
         <w:t xml:space="preserve">; </w:t>
       </w:r>
-      <w:hyperlink r:id="rId316">
-        <w:r>
-          <w:rPr>
-            <w:lang w:val="es_ES" w:bidi="es_ES"/>
-          </w:rPr>
-          <w:rPr>
-            <w:color w:val="0000EE"/>
-            <w:u w:val="single"/>
-          </w:rPr>
-          <w:t>2 Crónicas 15.16</w:t>
-        </w:r>
-      </w:hyperlink>
+      <w:r>
+        <w:rPr>
+          <w:lang w:val="es_ES" w:bidi="es_ES"/>
+        </w:rPr>
+        <w:t>2 Crónicas 15.16</w:t>
+      </w:r>
       <w:r>
         <w:rPr>
           <w:lang w:val="es_ES" w:bidi="es_ES"/>
@@ -8530,36 +6490,24 @@
         </w:rPr>
         <w:t>En los primeros días del reinado de Asa, Dios le otorgó victorias militares y paz. Asa expulsó o derrotó a cualquiera que intentara conquistar, dividir o destruir Judá (</w:t>
       </w:r>
-      <w:hyperlink r:id="rId317">
-        <w:r>
-          <w:rPr>
-            <w:lang w:val="es_ES" w:bidi="es_ES"/>
-          </w:rPr>
-          <w:rPr>
-            <w:color w:val="0000EE"/>
-            <w:u w:val="single"/>
-          </w:rPr>
-          <w:t>2 Crónicas 14.1–8</w:t>
-        </w:r>
-      </w:hyperlink>
+      <w:r>
+        <w:rPr>
+          <w:lang w:val="es_ES" w:bidi="es_ES"/>
+        </w:rPr>
+        <w:t>2 Crónicas 14.1–8</w:t>
+      </w:r>
       <w:r>
         <w:rPr>
           <w:lang w:val="es_ES" w:bidi="es_ES"/>
         </w:rPr>
         <w:t>). La victoria más notable de Asa fue sobre un líder etíope llamado Zera, quien atacó Judá con más de un millón de tropas. Debido a la obediencia y fidelidad de Asa, Dios le concedió una gran victoria (</w:t>
       </w:r>
-      <w:hyperlink r:id="rId318">
-        <w:r>
-          <w:rPr>
-            <w:lang w:val="es_ES" w:bidi="es_ES"/>
-          </w:rPr>
-          <w:rPr>
-            <w:color w:val="0000EE"/>
-            <w:u w:val="single"/>
-          </w:rPr>
-          <w:t>2 Crónicas 14.9–15</w:t>
-        </w:r>
-      </w:hyperlink>
+      <w:r>
+        <w:rPr>
+          <w:lang w:val="es_ES" w:bidi="es_ES"/>
+        </w:rPr>
+        <w:t>2 Crónicas 14.9–15</w:t>
+      </w:r>
       <w:r>
         <w:rPr>
           <w:lang w:val="es_ES" w:bidi="es_ES"/>
@@ -8580,18 +6528,12 @@
         </w:rPr>
         <w:t>Lamentablemente, la actitud de Asa cambió hacia el final de su vida. Dejó de confiar en Dios. Baasa, el rey del reino del norte, atacó Judá con la ayuda de Ben-adad, rey de Aram, y fortaleció la ciudad de Rama. Asa pagó al rey de Aram para que cambiara de bando y lo apoyara en lugar de Baasa. Esto demostró que Asa confiaba más en un rey extranjero que en el Señor. Peor aún, Asa pagó a Ben-adad con el oro y la plata que anteriormente había donado al templo. La estrategia de Asa funcionó, y el reino del norte de Israel tuvo que abandonar Judá para enfrentar la amenaza de Ben-adad desde el norte. Sin embargo, el profeta Hanani criticó a Asa por su falta de fe en Dios. Enojado, Asa encarceló a Hanani (</w:t>
       </w:r>
-      <w:hyperlink r:id="rId319">
-        <w:r>
-          <w:rPr>
-            <w:lang w:val="es_ES" w:bidi="es_ES"/>
-          </w:rPr>
-          <w:rPr>
-            <w:color w:val="0000EE"/>
-            <w:u w:val="single"/>
-          </w:rPr>
-          <w:t>2 Crónicas 16.7–10</w:t>
-        </w:r>
-      </w:hyperlink>
+      <w:r>
+        <w:rPr>
+          <w:lang w:val="es_ES" w:bidi="es_ES"/>
+        </w:rPr>
+        <w:t>2 Crónicas 16.7–10</w:t>
+      </w:r>
       <w:r>
         <w:rPr>
           <w:lang w:val="es_ES" w:bidi="es_ES"/>
@@ -8612,36 +6554,24 @@
         </w:rPr>
         <w:t>En los últimos años de su reinado, Asa sufrió una grave enfermedad en los pies. A pesar de la seriedad de su condición, no buscó la ayuda del Señor. En su lugar, confió únicamente en sus médicos (</w:t>
       </w:r>
-      <w:hyperlink r:id="rId320">
-        <w:r>
-          <w:rPr>
-            <w:lang w:val="es_ES" w:bidi="es_ES"/>
-          </w:rPr>
-          <w:rPr>
-            <w:color w:val="0000EE"/>
-            <w:u w:val="single"/>
-          </w:rPr>
-          <w:t>2 Crónicas 16.12</w:t>
-        </w:r>
-      </w:hyperlink>
+      <w:r>
+        <w:rPr>
+          <w:lang w:val="es_ES" w:bidi="es_ES"/>
+        </w:rPr>
+        <w:t>2 Crónicas 16.12</w:t>
+      </w:r>
       <w:r>
         <w:rPr>
           <w:lang w:val="es_ES" w:bidi="es_ES"/>
         </w:rPr>
         <w:t>). Sin embargo, cuando Asa falleció, lo enterraron con honor en las tumbas reales (</w:t>
       </w:r>
-      <w:hyperlink r:id="rId321">
-        <w:r>
-          <w:rPr>
-            <w:lang w:val="es_ES" w:bidi="es_ES"/>
-          </w:rPr>
-          <w:rPr>
-            <w:color w:val="0000EE"/>
-            <w:u w:val="single"/>
-          </w:rPr>
-          <w:t>2 Crónicas 16.14</w:t>
-        </w:r>
-      </w:hyperlink>
+      <w:r>
+        <w:rPr>
+          <w:lang w:val="es_ES" w:bidi="es_ES"/>
+        </w:rPr>
+        <w:t>2 Crónicas 16.14</w:t>
+      </w:r>
       <w:r>
         <w:rPr>
           <w:lang w:val="es_ES" w:bidi="es_ES"/>
@@ -8671,36 +6601,24 @@
           <w:lang w:val="es_ES" w:bidi="es_ES"/>
         </w:rPr>
       </w:r>
-      <w:hyperlink r:id="rId322">
-        <w:r>
-          <w:rPr>
-            <w:lang w:val="es_ES" w:bidi="es_ES"/>
-          </w:rPr>
-          <w:rPr>
-            <w:color w:val="0000EE"/>
-            <w:u w:val="single"/>
-          </w:rPr>
-          <w:t>1 Reyes 15.8–24</w:t>
-        </w:r>
-      </w:hyperlink>
+      <w:r>
+        <w:rPr>
+          <w:lang w:val="es_ES" w:bidi="es_ES"/>
+        </w:rPr>
+        <w:t>1 Reyes 15.8–24</w:t>
+      </w:r>
       <w:r>
         <w:rPr>
           <w:lang w:val="es_ES" w:bidi="es_ES"/>
         </w:rPr>
         <w:t xml:space="preserve">; </w:t>
       </w:r>
-      <w:hyperlink r:id="rId323">
-        <w:r>
-          <w:rPr>
-            <w:lang w:val="es_ES" w:bidi="es_ES"/>
-          </w:rPr>
-          <w:rPr>
-            <w:color w:val="0000EE"/>
-            <w:u w:val="single"/>
-          </w:rPr>
-          <w:t>2 Crónicas 14.1–16.14</w:t>
-        </w:r>
-      </w:hyperlink>
+      <w:r>
+        <w:rPr>
+          <w:lang w:val="es_ES" w:bidi="es_ES"/>
+        </w:rPr>
+        <w:t>2 Crónicas 14.1–16.14</w:t>
+      </w:r>
       <w:r>
         <w:rPr>
           <w:lang w:val="es_ES" w:bidi="es_ES"/>
@@ -8836,18 +6754,12 @@
         </w:rPr>
         <w:t>Durante el reinado del rey Jeroboam II en Israel, desde 793 hasta 753 a.C., el profeta Jonás viajó de mala gana a Nínive para anunciar el juicio (</w:t>
       </w:r>
-      <w:hyperlink r:id="rId324">
-        <w:r>
-          <w:rPr>
-            <w:lang w:val="es_ES" w:bidi="es_ES"/>
-          </w:rPr>
-          <w:rPr>
-            <w:color w:val="0000EE"/>
-            <w:u w:val="single"/>
-          </w:rPr>
-          <w:t>Jonás 3–4</w:t>
-        </w:r>
-      </w:hyperlink>
+      <w:r>
+        <w:rPr>
+          <w:lang w:val="es_ES" w:bidi="es_ES"/>
+        </w:rPr>
+        <w:t>Jonás 3–4</w:t>
+      </w:r>
       <w:r>
         <w:rPr>
           <w:lang w:val="es_ES" w:bidi="es_ES"/>
@@ -8892,18 +6804,12 @@
         </w:rPr>
         <w:t>Tiglath-pileser III asumió el trono Asirio y se dedicó a recuperar y fortalecer el control sobre todos los territorios Asirios. También se convirtió en el rey de Babilonia, consolidando a Asiria como la principal potencia militar y económica del Cercano Oriente. Demostró una sabiduría política poco común entre los típicamente despiadados reyes Asirios. El rey Manahem de Israel, quien gobernó del 752 al 742 a.C., le pagó tributo (</w:t>
       </w:r>
-      <w:hyperlink r:id="rId325">
-        <w:r>
-          <w:rPr>
-            <w:lang w:val="es_ES" w:bidi="es_ES"/>
-          </w:rPr>
-          <w:rPr>
-            <w:color w:val="0000EE"/>
-            <w:u w:val="single"/>
-          </w:rPr>
-          <w:t>2 Reyes 15.19–20</w:t>
-        </w:r>
-      </w:hyperlink>
+      <w:r>
+        <w:rPr>
+          <w:lang w:val="es_ES" w:bidi="es_ES"/>
+        </w:rPr>
+        <w:t>2 Reyes 15.19–20</w:t>
+      </w:r>
       <w:r>
         <w:rPr>
           <w:lang w:val="es_ES" w:bidi="es_ES"/>
@@ -8922,18 +6828,12 @@
         </w:rPr>
         <w:t xml:space="preserve"> de Judá, quien gobernó del 735 al 715 a.C., solicitó ayuda contra Siria e Israel (</w:t>
       </w:r>
-      <w:hyperlink r:id="rId326">
-        <w:r>
-          <w:rPr>
-            <w:lang w:val="es_ES" w:bidi="es_ES"/>
-          </w:rPr>
-          <w:rPr>
-            <w:color w:val="0000EE"/>
-            <w:u w:val="single"/>
-          </w:rPr>
-          <w:t>2 Reyes 16.5–20</w:t>
-        </w:r>
-      </w:hyperlink>
+      <w:r>
+        <w:rPr>
+          <w:lang w:val="es_ES" w:bidi="es_ES"/>
+        </w:rPr>
+        <w:t>2 Reyes 16.5–20</w:t>
+      </w:r>
       <w:r>
         <w:rPr>
           <w:lang w:val="es_ES" w:bidi="es_ES"/>
@@ -8989,36 +6889,24 @@
         </w:rPr>
         <w:t xml:space="preserve"> y en la época del profeta Isaías (</w:t>
       </w:r>
-      <w:hyperlink r:id="rId327">
-        <w:r>
-          <w:rPr>
-            <w:lang w:val="es_ES" w:bidi="es_ES"/>
-          </w:rPr>
-          <w:rPr>
-            <w:color w:val="0000EE"/>
-            <w:u w:val="single"/>
-          </w:rPr>
-          <w:t>2 Reyes 18.13–19.37</w:t>
-        </w:r>
-      </w:hyperlink>
+      <w:r>
+        <w:rPr>
+          <w:lang w:val="es_ES" w:bidi="es_ES"/>
+        </w:rPr>
+        <w:t>2 Reyes 18.13–19.37</w:t>
+      </w:r>
       <w:r>
         <w:rPr>
           <w:lang w:val="es_ES" w:bidi="es_ES"/>
         </w:rPr>
         <w:t xml:space="preserve">; </w:t>
       </w:r>
-      <w:hyperlink r:id="rId328">
-        <w:r>
-          <w:rPr>
-            <w:lang w:val="es_ES" w:bidi="es_ES"/>
-          </w:rPr>
-          <w:rPr>
-            <w:color w:val="0000EE"/>
-            <w:u w:val="single"/>
-          </w:rPr>
-          <w:t>Isaías 36–37</w:t>
-        </w:r>
-      </w:hyperlink>
+      <w:r>
+        <w:rPr>
+          <w:lang w:val="es_ES" w:bidi="es_ES"/>
+        </w:rPr>
+        <w:t>Isaías 36–37</w:t>
+      </w:r>
       <w:r>
         <w:rPr>
           <w:lang w:val="es_ES" w:bidi="es_ES"/>
@@ -9050,18 +6938,12 @@
         </w:rPr>
         <w:t xml:space="preserve">Asurbanipal capturó No-amón (Tebas) en Egipto, logrando la mayor victoria en la historia Asiria (ver </w:t>
       </w:r>
-      <w:hyperlink r:id="rId329">
-        <w:r>
-          <w:rPr>
-            <w:lang w:val="es_ES" w:bidi="es_ES"/>
-          </w:rPr>
-          <w:rPr>
-            <w:color w:val="0000EE"/>
-            <w:u w:val="single"/>
-          </w:rPr>
-          <w:t>Nahúm 3.3–10</w:t>
-        </w:r>
-      </w:hyperlink>
+      <w:r>
+        <w:rPr>
+          <w:lang w:val="es_ES" w:bidi="es_ES"/>
+        </w:rPr>
+        <w:t>Nahúm 3.3–10</w:t>
+      </w:r>
       <w:r>
         <w:rPr>
           <w:lang w:val="es_ES" w:bidi="es_ES"/>
@@ -9093,18 +6975,12 @@
         </w:rPr>
         <w:t xml:space="preserve">En 626 a.C., Nabopolasar se convirtió en rey de Babilonia y gobernó hasta 605 a.C., aliándose con los medos. Esta alianza hizo que el éxito de Babilonia contra Asiria fuera casi seguro. En 612 a.C., sus fuerzas combinadas lanzaron un ataque final sobre Nínive. Después de un asedio de tres meses, la poderosa ciudad cayó (ver </w:t>
       </w:r>
-      <w:hyperlink r:id="rId330">
-        <w:r>
-          <w:rPr>
-            <w:lang w:val="es_ES" w:bidi="es_ES"/>
-          </w:rPr>
-          <w:rPr>
-            <w:color w:val="0000EE"/>
-            <w:u w:val="single"/>
-          </w:rPr>
-          <w:t>Nahúm 1.8</w:t>
-        </w:r>
-      </w:hyperlink>
+      <w:r>
+        <w:rPr>
+          <w:lang w:val="es_ES" w:bidi="es_ES"/>
+        </w:rPr>
+        <w:t>Nahúm 1.8</w:t>
+      </w:r>
       <w:r>
         <w:rPr>
           <w:lang w:val="es_ES" w:bidi="es_ES"/>
@@ -9134,18 +7010,12 @@
           <w:lang w:val="es_ES" w:bidi="es_ES"/>
         </w:rPr>
       </w:r>
-      <w:hyperlink r:id="rId331">
-        <w:r>
-          <w:rPr>
-            <w:lang w:val="es_ES" w:bidi="es_ES"/>
-          </w:rPr>
-          <w:rPr>
-            <w:color w:val="0000EE"/>
-            <w:u w:val="single"/>
-          </w:rPr>
-          <w:t>2 Reyes 15.19–19.37</w:t>
-        </w:r>
-      </w:hyperlink>
+      <w:r>
+        <w:rPr>
+          <w:lang w:val="es_ES" w:bidi="es_ES"/>
+        </w:rPr>
+        <w:t>2 Reyes 15.19–19.37</w:t>
+      </w:r>
       <w:r>
         <w:rPr>
           <w:lang w:val="es_ES" w:bidi="es_ES"/>
